--- a/C_C++/C++基础.docx
+++ b/C_C++/C++基础.docx
@@ -140,7 +140,7 @@
     </w:p>
     <w:tbl>
       <w:tblPr>
-        <w:tblStyle w:val="32"/>
+        <w:tblStyle w:val="5-3"/>
         <w:tblW w:w="0" w:type="auto"/>
         <w:tblLook w:val="04A0" w:firstRow="1" w:lastRow="0" w:firstColumn="1" w:lastColumn="0" w:noHBand="0" w:noVBand="1"/>
       </w:tblPr>
@@ -157,13 +157,14 @@
         </w:trPr>
         <w:tc>
           <w:tcPr>
-            <w:cnfStyle w:val="001000000100" w:firstRow="0" w:lastRow="0" w:firstColumn="1" w:lastColumn="0" w:oddVBand="0" w:evenVBand="0" w:oddHBand="0" w:evenHBand="0" w:firstRowFirstColumn="1" w:firstRowLastColumn="0" w:lastRowFirstColumn="0" w:lastRowLastColumn="0"/>
-            <w:tcW w:w="0" w:type="auto"/>
-            <w:vAlign w:val="center"/>
-            <w:hideMark/>
-          </w:tcPr>
-          <w:p>
-            <w:pPr>
+            <w:cnfStyle w:val="001000000000" w:firstRow="0" w:lastRow="0" w:firstColumn="1" w:lastColumn="0" w:oddVBand="0" w:evenVBand="0" w:oddHBand="0" w:evenHBand="0" w:firstRowFirstColumn="0" w:firstRowLastColumn="0" w:lastRowFirstColumn="0" w:lastRowLastColumn="0"/>
+            <w:tcW w:w="0" w:type="auto"/>
+            <w:hideMark/>
+          </w:tcPr>
+          <w:p>
+            <w:pPr>
+              <w:snapToGrid w:val="0"/>
+              <w:spacing w:beforeLines="50" w:before="156" w:line="360" w:lineRule="auto"/>
               <w:jc w:val="center"/>
               <w:rPr>
                 <w:rFonts w:eastAsiaTheme="minorHAnsi" w:hint="eastAsia"/>
@@ -184,11 +185,12 @@
         <w:tc>
           <w:tcPr>
             <w:tcW w:w="0" w:type="auto"/>
-            <w:vAlign w:val="center"/>
-            <w:hideMark/>
-          </w:tcPr>
-          <w:p>
-            <w:pPr>
+            <w:hideMark/>
+          </w:tcPr>
+          <w:p>
+            <w:pPr>
+              <w:snapToGrid w:val="0"/>
+              <w:spacing w:beforeLines="50" w:before="156" w:line="360" w:lineRule="auto"/>
               <w:jc w:val="center"/>
               <w:cnfStyle w:val="100000000000" w:firstRow="1" w:lastRow="0" w:firstColumn="0" w:lastColumn="0" w:oddVBand="0" w:evenVBand="0" w:oddHBand="0" w:evenHBand="0" w:firstRowFirstColumn="0" w:firstRowLastColumn="0" w:lastRowFirstColumn="0" w:lastRowLastColumn="0"/>
               <w:rPr>
@@ -210,11 +212,12 @@
         <w:tc>
           <w:tcPr>
             <w:tcW w:w="0" w:type="auto"/>
-            <w:vAlign w:val="center"/>
-            <w:hideMark/>
-          </w:tcPr>
-          <w:p>
-            <w:pPr>
+            <w:hideMark/>
+          </w:tcPr>
+          <w:p>
+            <w:pPr>
+              <w:snapToGrid w:val="0"/>
+              <w:spacing w:beforeLines="50" w:before="156" w:line="360" w:lineRule="auto"/>
               <w:jc w:val="center"/>
               <w:cnfStyle w:val="100000000000" w:firstRow="1" w:lastRow="0" w:firstColumn="0" w:lastColumn="0" w:oddVBand="0" w:evenVBand="0" w:oddHBand="0" w:evenHBand="0" w:firstRowFirstColumn="0" w:firstRowLastColumn="0" w:lastRowFirstColumn="0" w:lastRowLastColumn="0"/>
               <w:rPr>
@@ -236,11 +239,12 @@
         <w:tc>
           <w:tcPr>
             <w:tcW w:w="0" w:type="auto"/>
-            <w:vAlign w:val="center"/>
-            <w:hideMark/>
-          </w:tcPr>
-          <w:p>
-            <w:pPr>
+            <w:hideMark/>
+          </w:tcPr>
+          <w:p>
+            <w:pPr>
+              <w:snapToGrid w:val="0"/>
+              <w:spacing w:beforeLines="50" w:before="156" w:line="360" w:lineRule="auto"/>
               <w:jc w:val="center"/>
               <w:cnfStyle w:val="100000000000" w:firstRow="1" w:lastRow="0" w:firstColumn="0" w:lastColumn="0" w:oddVBand="0" w:evenVBand="0" w:oddHBand="0" w:evenHBand="0" w:firstRowFirstColumn="0" w:firstRowLastColumn="0" w:lastRowFirstColumn="0" w:lastRowLastColumn="0"/>
               <w:rPr>
@@ -269,10 +273,11 @@
           <w:tcPr>
             <w:cnfStyle w:val="001000000000" w:firstRow="0" w:lastRow="0" w:firstColumn="1" w:lastColumn="0" w:oddVBand="0" w:evenVBand="0" w:oddHBand="0" w:evenHBand="0" w:firstRowFirstColumn="0" w:firstRowLastColumn="0" w:lastRowFirstColumn="0" w:lastRowLastColumn="0"/>
             <w:tcW w:w="0" w:type="auto"/>
-            <w:vAlign w:val="center"/>
-          </w:tcPr>
-          <w:p>
-            <w:pPr>
+          </w:tcPr>
+          <w:p>
+            <w:pPr>
+              <w:snapToGrid w:val="0"/>
+              <w:spacing w:beforeLines="50" w:before="156" w:line="360" w:lineRule="auto"/>
               <w:jc w:val="both"/>
               <w:rPr>
                 <w:rFonts w:eastAsiaTheme="minorHAnsi" w:hint="eastAsia"/>
@@ -293,10 +298,11 @@
         <w:tc>
           <w:tcPr>
             <w:tcW w:w="0" w:type="auto"/>
-            <w:vAlign w:val="center"/>
-          </w:tcPr>
-          <w:p>
-            <w:pPr>
+          </w:tcPr>
+          <w:p>
+            <w:pPr>
+              <w:snapToGrid w:val="0"/>
+              <w:spacing w:beforeLines="50" w:before="156" w:line="360" w:lineRule="auto"/>
               <w:jc w:val="both"/>
               <w:cnfStyle w:val="000000100000" w:firstRow="0" w:lastRow="0" w:firstColumn="0" w:lastColumn="0" w:oddVBand="0" w:evenVBand="0" w:oddHBand="1" w:evenHBand="0" w:firstRowFirstColumn="0" w:firstRowLastColumn="0" w:lastRowFirstColumn="0" w:lastRowLastColumn="0"/>
               <w:rPr>
@@ -318,10 +324,11 @@
         <w:tc>
           <w:tcPr>
             <w:tcW w:w="0" w:type="auto"/>
-            <w:vAlign w:val="center"/>
-          </w:tcPr>
-          <w:p>
-            <w:pPr>
+          </w:tcPr>
+          <w:p>
+            <w:pPr>
+              <w:snapToGrid w:val="0"/>
+              <w:spacing w:beforeLines="50" w:before="156" w:line="360" w:lineRule="auto"/>
               <w:jc w:val="both"/>
               <w:cnfStyle w:val="000000100000" w:firstRow="0" w:lastRow="0" w:firstColumn="0" w:lastColumn="0" w:oddVBand="0" w:evenVBand="0" w:oddHBand="1" w:evenHBand="0" w:firstRowFirstColumn="0" w:firstRowLastColumn="0" w:lastRowFirstColumn="0" w:lastRowLastColumn="0"/>
               <w:rPr>
@@ -353,10 +360,11 @@
         <w:tc>
           <w:tcPr>
             <w:tcW w:w="0" w:type="auto"/>
-            <w:vAlign w:val="center"/>
-          </w:tcPr>
-          <w:p>
-            <w:pPr>
+          </w:tcPr>
+          <w:p>
+            <w:pPr>
+              <w:snapToGrid w:val="0"/>
+              <w:spacing w:beforeLines="50" w:before="156" w:line="360" w:lineRule="auto"/>
               <w:jc w:val="both"/>
               <w:cnfStyle w:val="000000100000" w:firstRow="0" w:lastRow="0" w:firstColumn="0" w:lastColumn="0" w:oddVBand="0" w:evenVBand="0" w:oddHBand="1" w:evenHBand="0" w:firstRowFirstColumn="0" w:firstRowLastColumn="0" w:lastRowFirstColumn="0" w:lastRowLastColumn="0"/>
               <w:rPr>
@@ -384,11 +392,12 @@
           <w:tcPr>
             <w:cnfStyle w:val="001000000000" w:firstRow="0" w:lastRow="0" w:firstColumn="1" w:lastColumn="0" w:oddVBand="0" w:evenVBand="0" w:oddHBand="0" w:evenHBand="0" w:firstRowFirstColumn="0" w:firstRowLastColumn="0" w:lastRowFirstColumn="0" w:lastRowLastColumn="0"/>
             <w:tcW w:w="0" w:type="auto"/>
-            <w:vAlign w:val="center"/>
-            <w:hideMark/>
-          </w:tcPr>
-          <w:p>
-            <w:pPr>
+            <w:hideMark/>
+          </w:tcPr>
+          <w:p>
+            <w:pPr>
+              <w:snapToGrid w:val="0"/>
+              <w:spacing w:beforeLines="50" w:before="156" w:line="360" w:lineRule="auto"/>
               <w:jc w:val="both"/>
               <w:rPr>
                 <w:rFonts w:eastAsiaTheme="minorHAnsi" w:hint="eastAsia"/>
@@ -409,11 +418,12 @@
         <w:tc>
           <w:tcPr>
             <w:tcW w:w="0" w:type="auto"/>
-            <w:vAlign w:val="center"/>
-            <w:hideMark/>
-          </w:tcPr>
-          <w:p>
-            <w:pPr>
+            <w:hideMark/>
+          </w:tcPr>
+          <w:p>
+            <w:pPr>
+              <w:snapToGrid w:val="0"/>
+              <w:spacing w:beforeLines="50" w:before="156" w:line="360" w:lineRule="auto"/>
               <w:jc w:val="both"/>
               <w:cnfStyle w:val="000000000000" w:firstRow="0" w:lastRow="0" w:firstColumn="0" w:lastColumn="0" w:oddVBand="0" w:evenVBand="0" w:oddHBand="0" w:evenHBand="0" w:firstRowFirstColumn="0" w:firstRowLastColumn="0" w:lastRowFirstColumn="0" w:lastRowLastColumn="0"/>
               <w:rPr>
@@ -435,11 +445,12 @@
         <w:tc>
           <w:tcPr>
             <w:tcW w:w="0" w:type="auto"/>
-            <w:vAlign w:val="center"/>
-            <w:hideMark/>
-          </w:tcPr>
-          <w:p>
-            <w:pPr>
+            <w:hideMark/>
+          </w:tcPr>
+          <w:p>
+            <w:pPr>
+              <w:snapToGrid w:val="0"/>
+              <w:spacing w:beforeLines="50" w:before="156" w:line="360" w:lineRule="auto"/>
               <w:jc w:val="both"/>
               <w:cnfStyle w:val="000000000000" w:firstRow="0" w:lastRow="0" w:firstColumn="0" w:lastColumn="0" w:oddVBand="0" w:evenVBand="0" w:oddHBand="0" w:evenHBand="0" w:firstRowFirstColumn="0" w:firstRowLastColumn="0" w:lastRowFirstColumn="0" w:lastRowLastColumn="0"/>
               <w:rPr>
@@ -461,11 +472,12 @@
         <w:tc>
           <w:tcPr>
             <w:tcW w:w="0" w:type="auto"/>
-            <w:vAlign w:val="center"/>
-            <w:hideMark/>
-          </w:tcPr>
-          <w:p>
-            <w:pPr>
+            <w:hideMark/>
+          </w:tcPr>
+          <w:p>
+            <w:pPr>
+              <w:snapToGrid w:val="0"/>
+              <w:spacing w:beforeLines="50" w:before="156" w:line="360" w:lineRule="auto"/>
               <w:jc w:val="both"/>
               <w:cnfStyle w:val="000000000000" w:firstRow="0" w:lastRow="0" w:firstColumn="0" w:lastColumn="0" w:oddVBand="0" w:evenVBand="0" w:oddHBand="0" w:evenHBand="0" w:firstRowFirstColumn="0" w:firstRowLastColumn="0" w:lastRowFirstColumn="0" w:lastRowLastColumn="0"/>
               <w:rPr>
@@ -494,11 +506,12 @@
           <w:tcPr>
             <w:cnfStyle w:val="001000000000" w:firstRow="0" w:lastRow="0" w:firstColumn="1" w:lastColumn="0" w:oddVBand="0" w:evenVBand="0" w:oddHBand="0" w:evenHBand="0" w:firstRowFirstColumn="0" w:firstRowLastColumn="0" w:lastRowFirstColumn="0" w:lastRowLastColumn="0"/>
             <w:tcW w:w="0" w:type="auto"/>
-            <w:vAlign w:val="center"/>
-            <w:hideMark/>
-          </w:tcPr>
-          <w:p>
-            <w:pPr>
+            <w:hideMark/>
+          </w:tcPr>
+          <w:p>
+            <w:pPr>
+              <w:snapToGrid w:val="0"/>
+              <w:spacing w:beforeLines="50" w:before="156" w:line="360" w:lineRule="auto"/>
               <w:jc w:val="both"/>
               <w:rPr>
                 <w:rFonts w:eastAsiaTheme="minorHAnsi" w:hint="eastAsia"/>
@@ -519,11 +532,12 @@
         <w:tc>
           <w:tcPr>
             <w:tcW w:w="0" w:type="auto"/>
-            <w:vAlign w:val="center"/>
-            <w:hideMark/>
-          </w:tcPr>
-          <w:p>
-            <w:pPr>
+            <w:hideMark/>
+          </w:tcPr>
+          <w:p>
+            <w:pPr>
+              <w:snapToGrid w:val="0"/>
+              <w:spacing w:beforeLines="50" w:before="156" w:line="360" w:lineRule="auto"/>
               <w:jc w:val="both"/>
               <w:cnfStyle w:val="000000100000" w:firstRow="0" w:lastRow="0" w:firstColumn="0" w:lastColumn="0" w:oddVBand="0" w:evenVBand="0" w:oddHBand="1" w:evenHBand="0" w:firstRowFirstColumn="0" w:firstRowLastColumn="0" w:lastRowFirstColumn="0" w:lastRowLastColumn="0"/>
               <w:rPr>
@@ -545,11 +559,12 @@
         <w:tc>
           <w:tcPr>
             <w:tcW w:w="0" w:type="auto"/>
-            <w:vAlign w:val="center"/>
-            <w:hideMark/>
-          </w:tcPr>
-          <w:p>
-            <w:pPr>
+            <w:hideMark/>
+          </w:tcPr>
+          <w:p>
+            <w:pPr>
+              <w:snapToGrid w:val="0"/>
+              <w:spacing w:beforeLines="50" w:before="156" w:line="360" w:lineRule="auto"/>
               <w:jc w:val="both"/>
               <w:cnfStyle w:val="000000100000" w:firstRow="0" w:lastRow="0" w:firstColumn="0" w:lastColumn="0" w:oddVBand="0" w:evenVBand="0" w:oddHBand="1" w:evenHBand="0" w:firstRowFirstColumn="0" w:firstRowLastColumn="0" w:lastRowFirstColumn="0" w:lastRowLastColumn="0"/>
               <w:rPr>
@@ -571,11 +586,12 @@
         <w:tc>
           <w:tcPr>
             <w:tcW w:w="0" w:type="auto"/>
-            <w:vAlign w:val="center"/>
-            <w:hideMark/>
-          </w:tcPr>
-          <w:p>
-            <w:pPr>
+            <w:hideMark/>
+          </w:tcPr>
+          <w:p>
+            <w:pPr>
+              <w:snapToGrid w:val="0"/>
+              <w:spacing w:beforeLines="50" w:before="156" w:line="360" w:lineRule="auto"/>
               <w:jc w:val="both"/>
               <w:cnfStyle w:val="000000100000" w:firstRow="0" w:lastRow="0" w:firstColumn="0" w:lastColumn="0" w:oddVBand="0" w:evenVBand="0" w:oddHBand="1" w:evenHBand="0" w:firstRowFirstColumn="0" w:firstRowLastColumn="0" w:lastRowFirstColumn="0" w:lastRowLastColumn="0"/>
               <w:rPr>
@@ -613,11 +629,12 @@
           <w:tcPr>
             <w:cnfStyle w:val="001000000000" w:firstRow="0" w:lastRow="0" w:firstColumn="1" w:lastColumn="0" w:oddVBand="0" w:evenVBand="0" w:oddHBand="0" w:evenHBand="0" w:firstRowFirstColumn="0" w:firstRowLastColumn="0" w:lastRowFirstColumn="0" w:lastRowLastColumn="0"/>
             <w:tcW w:w="0" w:type="auto"/>
-            <w:vAlign w:val="center"/>
-            <w:hideMark/>
-          </w:tcPr>
-          <w:p>
-            <w:pPr>
+            <w:hideMark/>
+          </w:tcPr>
+          <w:p>
+            <w:pPr>
+              <w:snapToGrid w:val="0"/>
+              <w:spacing w:beforeLines="50" w:before="156" w:line="360" w:lineRule="auto"/>
               <w:jc w:val="both"/>
               <w:rPr>
                 <w:rFonts w:eastAsiaTheme="minorHAnsi" w:hint="eastAsia"/>
@@ -638,11 +655,12 @@
         <w:tc>
           <w:tcPr>
             <w:tcW w:w="0" w:type="auto"/>
-            <w:vAlign w:val="center"/>
-            <w:hideMark/>
-          </w:tcPr>
-          <w:p>
-            <w:pPr>
+            <w:hideMark/>
+          </w:tcPr>
+          <w:p>
+            <w:pPr>
+              <w:snapToGrid w:val="0"/>
+              <w:spacing w:beforeLines="50" w:before="156" w:line="360" w:lineRule="auto"/>
               <w:jc w:val="both"/>
               <w:cnfStyle w:val="000000000000" w:firstRow="0" w:lastRow="0" w:firstColumn="0" w:lastColumn="0" w:oddVBand="0" w:evenVBand="0" w:oddHBand="0" w:evenHBand="0" w:firstRowFirstColumn="0" w:firstRowLastColumn="0" w:lastRowFirstColumn="0" w:lastRowLastColumn="0"/>
               <w:rPr>
@@ -664,11 +682,12 @@
         <w:tc>
           <w:tcPr>
             <w:tcW w:w="0" w:type="auto"/>
-            <w:vAlign w:val="center"/>
-            <w:hideMark/>
-          </w:tcPr>
-          <w:p>
-            <w:pPr>
+            <w:hideMark/>
+          </w:tcPr>
+          <w:p>
+            <w:pPr>
+              <w:snapToGrid w:val="0"/>
+              <w:spacing w:beforeLines="50" w:before="156" w:line="360" w:lineRule="auto"/>
               <w:jc w:val="both"/>
               <w:cnfStyle w:val="000000000000" w:firstRow="0" w:lastRow="0" w:firstColumn="0" w:lastColumn="0" w:oddVBand="0" w:evenVBand="0" w:oddHBand="0" w:evenHBand="0" w:firstRowFirstColumn="0" w:firstRowLastColumn="0" w:lastRowFirstColumn="0" w:lastRowLastColumn="0"/>
               <w:rPr>
@@ -690,11 +709,12 @@
         <w:tc>
           <w:tcPr>
             <w:tcW w:w="0" w:type="auto"/>
-            <w:vAlign w:val="center"/>
-            <w:hideMark/>
-          </w:tcPr>
-          <w:p>
-            <w:pPr>
+            <w:hideMark/>
+          </w:tcPr>
+          <w:p>
+            <w:pPr>
+              <w:snapToGrid w:val="0"/>
+              <w:spacing w:beforeLines="50" w:before="156" w:line="360" w:lineRule="auto"/>
               <w:jc w:val="both"/>
               <w:cnfStyle w:val="000000000000" w:firstRow="0" w:lastRow="0" w:firstColumn="0" w:lastColumn="0" w:oddVBand="0" w:evenVBand="0" w:oddHBand="0" w:evenHBand="0" w:firstRowFirstColumn="0" w:firstRowLastColumn="0" w:lastRowFirstColumn="0" w:lastRowLastColumn="0"/>
               <w:rPr>
@@ -723,11 +743,12 @@
           <w:tcPr>
             <w:cnfStyle w:val="001000000000" w:firstRow="0" w:lastRow="0" w:firstColumn="1" w:lastColumn="0" w:oddVBand="0" w:evenVBand="0" w:oddHBand="0" w:evenHBand="0" w:firstRowFirstColumn="0" w:firstRowLastColumn="0" w:lastRowFirstColumn="0" w:lastRowLastColumn="0"/>
             <w:tcW w:w="0" w:type="auto"/>
-            <w:vAlign w:val="center"/>
-            <w:hideMark/>
-          </w:tcPr>
-          <w:p>
-            <w:pPr>
+            <w:hideMark/>
+          </w:tcPr>
+          <w:p>
+            <w:pPr>
+              <w:snapToGrid w:val="0"/>
+              <w:spacing w:beforeLines="50" w:before="156" w:line="360" w:lineRule="auto"/>
               <w:jc w:val="both"/>
               <w:rPr>
                 <w:rFonts w:eastAsiaTheme="minorHAnsi" w:hint="eastAsia"/>
@@ -748,11 +769,12 @@
         <w:tc>
           <w:tcPr>
             <w:tcW w:w="0" w:type="auto"/>
-            <w:vAlign w:val="center"/>
-            <w:hideMark/>
-          </w:tcPr>
-          <w:p>
-            <w:pPr>
+            <w:hideMark/>
+          </w:tcPr>
+          <w:p>
+            <w:pPr>
+              <w:snapToGrid w:val="0"/>
+              <w:spacing w:beforeLines="50" w:before="156" w:line="360" w:lineRule="auto"/>
               <w:jc w:val="both"/>
               <w:cnfStyle w:val="000000100000" w:firstRow="0" w:lastRow="0" w:firstColumn="0" w:lastColumn="0" w:oddVBand="0" w:evenVBand="0" w:oddHBand="1" w:evenHBand="0" w:firstRowFirstColumn="0" w:firstRowLastColumn="0" w:lastRowFirstColumn="0" w:lastRowLastColumn="0"/>
               <w:rPr>
@@ -774,11 +796,12 @@
         <w:tc>
           <w:tcPr>
             <w:tcW w:w="0" w:type="auto"/>
-            <w:vAlign w:val="center"/>
-            <w:hideMark/>
-          </w:tcPr>
-          <w:p>
-            <w:pPr>
+            <w:hideMark/>
+          </w:tcPr>
+          <w:p>
+            <w:pPr>
+              <w:snapToGrid w:val="0"/>
+              <w:spacing w:beforeLines="50" w:before="156" w:line="360" w:lineRule="auto"/>
               <w:jc w:val="both"/>
               <w:cnfStyle w:val="000000100000" w:firstRow="0" w:lastRow="0" w:firstColumn="0" w:lastColumn="0" w:oddVBand="0" w:evenVBand="0" w:oddHBand="1" w:evenHBand="0" w:firstRowFirstColumn="0" w:firstRowLastColumn="0" w:lastRowFirstColumn="0" w:lastRowLastColumn="0"/>
               <w:rPr>
@@ -818,11 +841,12 @@
         <w:tc>
           <w:tcPr>
             <w:tcW w:w="0" w:type="auto"/>
-            <w:vAlign w:val="center"/>
-            <w:hideMark/>
-          </w:tcPr>
-          <w:p>
-            <w:pPr>
+            <w:hideMark/>
+          </w:tcPr>
+          <w:p>
+            <w:pPr>
+              <w:snapToGrid w:val="0"/>
+              <w:spacing w:beforeLines="50" w:before="156" w:line="360" w:lineRule="auto"/>
               <w:jc w:val="both"/>
               <w:cnfStyle w:val="000000100000" w:firstRow="0" w:lastRow="0" w:firstColumn="0" w:lastColumn="0" w:oddVBand="0" w:evenVBand="0" w:oddHBand="1" w:evenHBand="0" w:firstRowFirstColumn="0" w:firstRowLastColumn="0" w:lastRowFirstColumn="0" w:lastRowLastColumn="0"/>
               <w:rPr>
@@ -850,11 +874,12 @@
           <w:tcPr>
             <w:cnfStyle w:val="001000000000" w:firstRow="0" w:lastRow="0" w:firstColumn="1" w:lastColumn="0" w:oddVBand="0" w:evenVBand="0" w:oddHBand="0" w:evenHBand="0" w:firstRowFirstColumn="0" w:firstRowLastColumn="0" w:lastRowFirstColumn="0" w:lastRowLastColumn="0"/>
             <w:tcW w:w="0" w:type="auto"/>
-            <w:vAlign w:val="center"/>
-            <w:hideMark/>
-          </w:tcPr>
-          <w:p>
-            <w:pPr>
+            <w:hideMark/>
+          </w:tcPr>
+          <w:p>
+            <w:pPr>
+              <w:snapToGrid w:val="0"/>
+              <w:spacing w:beforeLines="50" w:before="156" w:line="360" w:lineRule="auto"/>
               <w:jc w:val="both"/>
               <w:rPr>
                 <w:rFonts w:eastAsiaTheme="minorHAnsi" w:hint="eastAsia"/>
@@ -875,11 +900,12 @@
         <w:tc>
           <w:tcPr>
             <w:tcW w:w="0" w:type="auto"/>
-            <w:vAlign w:val="center"/>
-            <w:hideMark/>
-          </w:tcPr>
-          <w:p>
-            <w:pPr>
+            <w:hideMark/>
+          </w:tcPr>
+          <w:p>
+            <w:pPr>
+              <w:snapToGrid w:val="0"/>
+              <w:spacing w:beforeLines="50" w:before="156" w:line="360" w:lineRule="auto"/>
               <w:jc w:val="both"/>
               <w:cnfStyle w:val="000000000000" w:firstRow="0" w:lastRow="0" w:firstColumn="0" w:lastColumn="0" w:oddVBand="0" w:evenVBand="0" w:oddHBand="0" w:evenHBand="0" w:firstRowFirstColumn="0" w:firstRowLastColumn="0" w:lastRowFirstColumn="0" w:lastRowLastColumn="0"/>
               <w:rPr>
@@ -901,11 +927,12 @@
         <w:tc>
           <w:tcPr>
             <w:tcW w:w="0" w:type="auto"/>
-            <w:vAlign w:val="center"/>
-            <w:hideMark/>
-          </w:tcPr>
-          <w:p>
-            <w:pPr>
+            <w:hideMark/>
+          </w:tcPr>
+          <w:p>
+            <w:pPr>
+              <w:snapToGrid w:val="0"/>
+              <w:spacing w:beforeLines="50" w:before="156" w:line="360" w:lineRule="auto"/>
               <w:jc w:val="both"/>
               <w:cnfStyle w:val="000000000000" w:firstRow="0" w:lastRow="0" w:firstColumn="0" w:lastColumn="0" w:oddVBand="0" w:evenVBand="0" w:oddHBand="0" w:evenHBand="0" w:firstRowFirstColumn="0" w:firstRowLastColumn="0" w:lastRowFirstColumn="0" w:lastRowLastColumn="0"/>
               <w:rPr>
@@ -937,11 +964,12 @@
         <w:tc>
           <w:tcPr>
             <w:tcW w:w="0" w:type="auto"/>
-            <w:vAlign w:val="center"/>
-            <w:hideMark/>
-          </w:tcPr>
-          <w:p>
-            <w:pPr>
+            <w:hideMark/>
+          </w:tcPr>
+          <w:p>
+            <w:pPr>
+              <w:snapToGrid w:val="0"/>
+              <w:spacing w:beforeLines="50" w:before="156" w:line="360" w:lineRule="auto"/>
               <w:jc w:val="both"/>
               <w:cnfStyle w:val="000000000000" w:firstRow="0" w:lastRow="0" w:firstColumn="0" w:lastColumn="0" w:oddVBand="0" w:evenVBand="0" w:oddHBand="0" w:evenHBand="0" w:firstRowFirstColumn="0" w:firstRowLastColumn="0" w:lastRowFirstColumn="0" w:lastRowLastColumn="0"/>
               <w:rPr>
@@ -970,11 +998,12 @@
           <w:tcPr>
             <w:cnfStyle w:val="001000000000" w:firstRow="0" w:lastRow="0" w:firstColumn="1" w:lastColumn="0" w:oddVBand="0" w:evenVBand="0" w:oddHBand="0" w:evenHBand="0" w:firstRowFirstColumn="0" w:firstRowLastColumn="0" w:lastRowFirstColumn="0" w:lastRowLastColumn="0"/>
             <w:tcW w:w="0" w:type="auto"/>
-            <w:vAlign w:val="center"/>
-            <w:hideMark/>
-          </w:tcPr>
-          <w:p>
-            <w:pPr>
+            <w:hideMark/>
+          </w:tcPr>
+          <w:p>
+            <w:pPr>
+              <w:snapToGrid w:val="0"/>
+              <w:spacing w:beforeLines="50" w:before="156" w:line="360" w:lineRule="auto"/>
               <w:jc w:val="both"/>
               <w:rPr>
                 <w:rFonts w:eastAsiaTheme="minorHAnsi" w:hint="eastAsia"/>
@@ -995,11 +1024,12 @@
         <w:tc>
           <w:tcPr>
             <w:tcW w:w="0" w:type="auto"/>
-            <w:vAlign w:val="center"/>
-            <w:hideMark/>
-          </w:tcPr>
-          <w:p>
-            <w:pPr>
+            <w:hideMark/>
+          </w:tcPr>
+          <w:p>
+            <w:pPr>
+              <w:snapToGrid w:val="0"/>
+              <w:spacing w:beforeLines="50" w:before="156" w:line="360" w:lineRule="auto"/>
               <w:jc w:val="both"/>
               <w:cnfStyle w:val="000000100000" w:firstRow="0" w:lastRow="0" w:firstColumn="0" w:lastColumn="0" w:oddVBand="0" w:evenVBand="0" w:oddHBand="1" w:evenHBand="0" w:firstRowFirstColumn="0" w:firstRowLastColumn="0" w:lastRowFirstColumn="0" w:lastRowLastColumn="0"/>
               <w:rPr>
@@ -1021,11 +1051,12 @@
         <w:tc>
           <w:tcPr>
             <w:tcW w:w="0" w:type="auto"/>
-            <w:vAlign w:val="center"/>
-            <w:hideMark/>
-          </w:tcPr>
-          <w:p>
-            <w:pPr>
+            <w:hideMark/>
+          </w:tcPr>
+          <w:p>
+            <w:pPr>
+              <w:snapToGrid w:val="0"/>
+              <w:spacing w:beforeLines="50" w:before="156" w:line="360" w:lineRule="auto"/>
               <w:jc w:val="both"/>
               <w:cnfStyle w:val="000000100000" w:firstRow="0" w:lastRow="0" w:firstColumn="0" w:lastColumn="0" w:oddVBand="0" w:evenVBand="0" w:oddHBand="1" w:evenHBand="0" w:firstRowFirstColumn="0" w:firstRowLastColumn="0" w:lastRowFirstColumn="0" w:lastRowLastColumn="0"/>
               <w:rPr>
@@ -1047,11 +1078,12 @@
         <w:tc>
           <w:tcPr>
             <w:tcW w:w="0" w:type="auto"/>
-            <w:vAlign w:val="center"/>
-            <w:hideMark/>
-          </w:tcPr>
-          <w:p>
-            <w:pPr>
+            <w:hideMark/>
+          </w:tcPr>
+          <w:p>
+            <w:pPr>
+              <w:snapToGrid w:val="0"/>
+              <w:spacing w:beforeLines="50" w:before="156" w:line="360" w:lineRule="auto"/>
               <w:jc w:val="both"/>
               <w:cnfStyle w:val="000000100000" w:firstRow="0" w:lastRow="0" w:firstColumn="0" w:lastColumn="0" w:oddVBand="0" w:evenVBand="0" w:oddHBand="1" w:evenHBand="0" w:firstRowFirstColumn="0" w:firstRowLastColumn="0" w:lastRowFirstColumn="0" w:lastRowLastColumn="0"/>
               <w:rPr>
@@ -1304,6 +1336,7 @@
         <w:rPr>
           <w:rFonts w:eastAsiaTheme="minorHAnsi"/>
         </w:rPr>
+        <w:lastRenderedPageBreak/>
         <w:t>std::</w:t>
       </w:r>
       <w:proofErr w:type="spellStart"/>
@@ -1470,7 +1503,6 @@
         <w:rPr>
           <w:rFonts w:eastAsiaTheme="minorHAnsi" w:cs="宋体"/>
         </w:rPr>
-        <w:lastRenderedPageBreak/>
         <w:t>std::</w:t>
       </w:r>
       <w:proofErr w:type="spellStart"/>
@@ -1592,7 +1624,7 @@
     </w:p>
     <w:tbl>
       <w:tblPr>
-        <w:tblStyle w:val="61"/>
+        <w:tblStyle w:val="4-3"/>
         <w:tblW w:w="0" w:type="auto"/>
         <w:tblLook w:val="04A0" w:firstRow="1" w:lastRow="0" w:firstColumn="1" w:lastColumn="0" w:noHBand="0" w:noVBand="1"/>
       </w:tblPr>
@@ -2414,6 +2446,7 @@
         <w:rPr>
           <w:rFonts w:eastAsiaTheme="minorHAnsi" w:cs="宋体"/>
         </w:rPr>
+        <w:lastRenderedPageBreak/>
         <w:t>std::</w:t>
       </w:r>
       <w:proofErr w:type="gramEnd"/>
@@ -2637,7 +2670,6 @@
         <w:rPr>
           <w:rFonts w:eastAsiaTheme="minorHAnsi" w:cs="宋体"/>
         </w:rPr>
-        <w:lastRenderedPageBreak/>
         <w:t>s.replace</w:t>
       </w:r>
       <w:proofErr w:type="spellEnd"/>
@@ -3402,6 +3434,7 @@
           <w:b/>
           <w:bCs/>
         </w:rPr>
+        <w:lastRenderedPageBreak/>
         <w:t>字符串与数字的转换</w:t>
       </w:r>
       <w:bookmarkEnd w:id="12"/>
@@ -3566,7 +3599,6 @@
         <w:rPr>
           <w:rFonts w:eastAsiaTheme="minorHAnsi"/>
         </w:rPr>
-        <w:lastRenderedPageBreak/>
         <w:t>std::</w:t>
       </w:r>
       <w:proofErr w:type="spellStart"/>
@@ -3771,7 +3803,7 @@
     </w:p>
     <w:tbl>
       <w:tblPr>
-        <w:tblStyle w:val="61"/>
+        <w:tblStyle w:val="4-3"/>
         <w:tblW w:w="0" w:type="auto"/>
         <w:tblLook w:val="04A0" w:firstRow="1" w:lastRow="0" w:firstColumn="1" w:lastColumn="0" w:noHBand="0" w:noVBand="1"/>
       </w:tblPr>
@@ -4112,7 +4144,7 @@
     </w:p>
     <w:tbl>
       <w:tblPr>
-        <w:tblStyle w:val="61"/>
+        <w:tblStyle w:val="5-3"/>
         <w:tblW w:w="0" w:type="auto"/>
         <w:tblLook w:val="04A0" w:firstRow="1" w:lastRow="0" w:firstColumn="1" w:lastColumn="0" w:noHBand="0" w:noVBand="1"/>
       </w:tblPr>
@@ -4822,6 +4854,7 @@
               <w:rPr>
                 <w:rFonts w:eastAsiaTheme="minorHAnsi" w:cs="宋体"/>
               </w:rPr>
+              <w:lastRenderedPageBreak/>
               <w:t>文件读写字符串</w:t>
             </w:r>
           </w:p>
@@ -4923,7 +4956,7 @@
     </w:p>
     <w:tbl>
       <w:tblPr>
-        <w:tblStyle w:val="61"/>
+        <w:tblStyle w:val="4-3"/>
         <w:tblW w:w="0" w:type="auto"/>
         <w:tblLook w:val="04A0" w:firstRow="1" w:lastRow="0" w:firstColumn="1" w:lastColumn="0" w:noHBand="0" w:noVBand="1"/>
       </w:tblPr>
@@ -5048,7 +5081,6 @@
               <w:rPr>
                 <w:rFonts w:eastAsiaTheme="minorHAnsi" w:cs="宋体"/>
               </w:rPr>
-              <w:lastRenderedPageBreak/>
               <w:t>控制台读入整行</w:t>
             </w:r>
           </w:p>
@@ -5458,7 +5490,7 @@
     </w:p>
     <w:tbl>
       <w:tblPr>
-        <w:tblStyle w:val="61"/>
+        <w:tblStyle w:val="5-3"/>
         <w:tblW w:w="0" w:type="auto"/>
         <w:tblLook w:val="04A0" w:firstRow="1" w:lastRow="0" w:firstColumn="1" w:lastColumn="0" w:noHBand="0" w:noVBand="1"/>
       </w:tblPr>
@@ -6009,7 +6041,6 @@
         <w:rPr>
           <w:rFonts w:eastAsiaTheme="minorHAnsi" w:cs="宋体"/>
         </w:rPr>
-        <w:lastRenderedPageBreak/>
         <w:t>ifstream</w:t>
       </w:r>
       <w:proofErr w:type="spellEnd"/>
@@ -6464,7 +6495,7 @@
     </w:p>
     <w:tbl>
       <w:tblPr>
-        <w:tblStyle w:val="61"/>
+        <w:tblStyle w:val="4-3"/>
         <w:tblW w:w="0" w:type="auto"/>
         <w:tblLook w:val="04A0" w:firstRow="1" w:lastRow="0" w:firstColumn="1" w:lastColumn="0" w:noHBand="0" w:noVBand="1"/>
       </w:tblPr>
@@ -6899,6 +6930,7 @@
         <w:rPr>
           <w:rFonts w:eastAsiaTheme="minorHAnsi"/>
         </w:rPr>
+        <w:lastRenderedPageBreak/>
         <w:t>示例：组合模式</w:t>
       </w:r>
       <w:bookmarkEnd w:id="22"/>
@@ -7066,14 +7098,13 @@
           <w:b/>
           <w:bCs/>
         </w:rPr>
-        <w:lastRenderedPageBreak/>
         <w:t>四、常用操作函数</w:t>
       </w:r>
       <w:bookmarkEnd w:id="23"/>
     </w:p>
     <w:tbl>
       <w:tblPr>
-        <w:tblStyle w:val="61"/>
+        <w:tblStyle w:val="4-3"/>
         <w:tblW w:w="0" w:type="auto"/>
         <w:tblLook w:val="04A0" w:firstRow="1" w:lastRow="0" w:firstColumn="1" w:lastColumn="0" w:noHBand="0" w:noVBand="1"/>
       </w:tblPr>
@@ -7932,6 +7963,7 @@
         <w:rPr>
           <w:rFonts w:eastAsiaTheme="minorHAnsi" w:cs="宋体"/>
         </w:rPr>
+        <w:lastRenderedPageBreak/>
         <w:t>string line;</w:t>
       </w:r>
     </w:p>
@@ -8050,7 +8082,6 @@
         <w:rPr>
           <w:rFonts w:eastAsiaTheme="minorHAnsi" w:cs="宋体"/>
         </w:rPr>
-        <w:lastRenderedPageBreak/>
         <w:t xml:space="preserve">    </w:t>
       </w:r>
       <w:proofErr w:type="spellStart"/>
@@ -8787,6 +8818,7 @@
         <w:rPr>
           <w:rFonts w:eastAsiaTheme="minorHAnsi" w:cs="宋体"/>
         </w:rPr>
+        <w:lastRenderedPageBreak/>
         <w:t>};</w:t>
       </w:r>
     </w:p>
@@ -8891,7 +8923,6 @@
         <w:rPr>
           <w:rFonts w:eastAsiaTheme="minorHAnsi" w:cs="宋体"/>
         </w:rPr>
-        <w:lastRenderedPageBreak/>
         <w:t>{</w:t>
       </w:r>
     </w:p>
@@ -9493,7 +9524,7 @@
     </w:p>
     <w:tbl>
       <w:tblPr>
-        <w:tblStyle w:val="61"/>
+        <w:tblStyle w:val="4-3"/>
         <w:tblW w:w="0" w:type="auto"/>
         <w:tblLook w:val="04A0" w:firstRow="1" w:lastRow="0" w:firstColumn="1" w:lastColumn="0" w:noHBand="0" w:noVBand="1"/>
       </w:tblPr>
@@ -9887,6 +9918,7 @@
         <w:rPr>
           <w:rFonts w:eastAsiaTheme="minorHAnsi" w:cs="宋体"/>
         </w:rPr>
+        <w:lastRenderedPageBreak/>
         <w:t>file.seekg</w:t>
       </w:r>
       <w:proofErr w:type="spellEnd"/>
@@ -10042,62 +10074,207 @@
         <w:pStyle w:val="1"/>
         <w:spacing w:before="0" w:after="0" w:line="240" w:lineRule="auto"/>
         <w:rPr>
+          <w:rFonts w:asciiTheme="minorHAnsi" w:eastAsiaTheme="minorHAnsi" w:hAnsiTheme="minorHAnsi" w:hint="eastAsia"/>
+          <w:b/>
+          <w:bCs/>
+        </w:rPr>
+      </w:pPr>
+      <w:r>
+        <w:rPr>
           <w:rFonts w:asciiTheme="minorHAnsi" w:eastAsiaTheme="minorHAnsi" w:hAnsiTheme="minorHAnsi"/>
           <w:b/>
           <w:bCs/>
         </w:rPr>
-      </w:pPr>
+        <w:t>C++</w:t>
+      </w:r>
+      <w:r>
+        <w:rPr>
+          <w:rFonts w:asciiTheme="minorHAnsi" w:eastAsiaTheme="minorHAnsi" w:hAnsiTheme="minorHAnsi" w:hint="eastAsia"/>
+          <w:b/>
+          <w:bCs/>
+        </w:rPr>
+        <w:t>类</w:t>
+      </w:r>
+    </w:p>
+    <w:p>
+      <w:pPr>
+        <w:pStyle w:val="2"/>
+        <w:spacing w:before="0" w:after="0" w:line="240" w:lineRule="auto"/>
+        <w:rPr>
+          <w:rFonts w:asciiTheme="minorHAnsi" w:eastAsiaTheme="minorHAnsi" w:hAnsiTheme="minorHAnsi" w:hint="eastAsia"/>
+          <w:b/>
+          <w:bCs/>
+        </w:rPr>
+      </w:pPr>
+      <w:r>
+        <w:rPr>
+          <w:rFonts w:asciiTheme="minorHAnsi" w:eastAsiaTheme="minorHAnsi" w:hAnsiTheme="minorHAnsi" w:hint="eastAsia"/>
+          <w:b/>
+          <w:bCs/>
+        </w:rPr>
+        <w:t>默认构造函数</w:t>
+      </w:r>
       <w:r>
         <w:rPr>
           <w:rFonts w:asciiTheme="minorHAnsi" w:eastAsiaTheme="minorHAnsi" w:hAnsiTheme="minorHAnsi"/>
           <w:b/>
           <w:bCs/>
         </w:rPr>
-        <w:t>C++</w:t>
-      </w:r>
+        <w:t xml:space="preserve"> </w:t>
+      </w:r>
+      <w:proofErr w:type="gramStart"/>
       <w:r>
         <w:rPr>
           <w:rFonts w:asciiTheme="minorHAnsi" w:eastAsiaTheme="minorHAnsi" w:hAnsiTheme="minorHAnsi" w:hint="eastAsia"/>
           <w:b/>
           <w:bCs/>
         </w:rPr>
-        <w:t>类</w:t>
-      </w:r>
-    </w:p>
-    <w:p>
-      <w:pPr>
-        <w:pStyle w:val="2"/>
-        <w:spacing w:before="0" w:after="0" w:line="240" w:lineRule="auto"/>
+        <w:t>默认</w:t>
+      </w:r>
+      <w:r>
         <w:rPr>
           <w:rFonts w:asciiTheme="minorHAnsi" w:eastAsiaTheme="minorHAnsi" w:hAnsiTheme="minorHAnsi" w:hint="eastAsia"/>
           <w:b/>
           <w:bCs/>
         </w:rPr>
-      </w:pPr>
-      <w:r>
+        <w:t>析构函数</w:t>
+      </w:r>
+      <w:proofErr w:type="gramEnd"/>
+    </w:p>
+    <w:p>
+      <w:pPr>
+        <w:spacing w:after="0"/>
+        <w:rPr>
+          <w:rFonts w:hint="eastAsia"/>
+        </w:rPr>
+      </w:pPr>
+      <w:r>
+        <w:rPr>
+          <w:rFonts w:hint="eastAsia"/>
+        </w:rPr>
+        <w:t>创建Class时，编译器默认提供三个函数：</w:t>
+      </w:r>
+    </w:p>
+    <w:p>
+      <w:pPr>
+        <w:spacing w:after="0"/>
+        <w:rPr>
+          <w:rFonts w:hint="eastAsia"/>
+        </w:rPr>
+      </w:pPr>
+      <w:r>
+        <w:rPr>
+          <w:rFonts w:hint="eastAsia"/>
+        </w:rPr>
+        <w:tab/>
+        <w:t>1.构造函数</w:t>
+      </w:r>
+      <w:r>
+        <w:rPr>
+          <w:rFonts w:hint="eastAsia"/>
+        </w:rPr>
+        <w:t>（无参）</w:t>
+      </w:r>
+    </w:p>
+    <w:p>
+      <w:pPr>
+        <w:spacing w:after="0"/>
+        <w:rPr>
+          <w:rFonts w:hint="eastAsia"/>
+        </w:rPr>
+      </w:pPr>
+      <w:r>
+        <w:rPr>
+          <w:rFonts w:hint="eastAsia"/>
+        </w:rPr>
+        <w:tab/>
+        <w:t>2.</w:t>
+      </w:r>
+      <w:r>
+        <w:rPr>
+          <w:rFonts w:hint="eastAsia"/>
+        </w:rPr>
+        <w:t>拷贝</w:t>
+      </w:r>
+      <w:r>
+        <w:rPr>
+          <w:rFonts w:hint="eastAsia"/>
+        </w:rPr>
+        <w:t>构造函数</w:t>
+      </w:r>
+      <w:r>
+        <w:rPr>
+          <w:rFonts w:hint="eastAsia"/>
+        </w:rPr>
+        <w:t>（浅拷贝）</w:t>
+      </w:r>
+    </w:p>
+    <w:p>
+      <w:pPr>
+        <w:spacing w:after="0"/>
+        <w:rPr>
+          <w:rFonts w:hint="eastAsia"/>
+        </w:rPr>
+      </w:pPr>
+      <w:r>
+        <w:rPr>
+          <w:rFonts w:hint="eastAsia"/>
+        </w:rPr>
+        <w:tab/>
+        <w:t>3.</w:t>
+      </w:r>
+      <w:proofErr w:type="gramStart"/>
+      <w:r>
+        <w:rPr>
+          <w:rFonts w:hint="eastAsia"/>
+        </w:rPr>
+        <w:t>析构函数</w:t>
+      </w:r>
+      <w:proofErr w:type="gramEnd"/>
+    </w:p>
+    <w:p>
+      <w:pPr>
+        <w:spacing w:after="0"/>
+        <w:rPr>
+          <w:rFonts w:hint="eastAsia"/>
+        </w:rPr>
+      </w:pPr>
+      <w:r>
+        <w:rPr>
+          <w:rFonts w:hint="eastAsia"/>
+        </w:rPr>
+        <w:t>如果自定义构造函数或</w:t>
+      </w:r>
+      <w:r>
+        <w:rPr>
+          <w:rFonts w:hint="eastAsia"/>
+        </w:rPr>
+        <w:t>拷贝</w:t>
+      </w:r>
+      <w:r>
+        <w:rPr>
+          <w:rFonts w:hint="eastAsia"/>
+        </w:rPr>
+        <w:t>构造函数，那么编译器不再提供默认构造函数</w:t>
+      </w:r>
+    </w:p>
+    <w:p>
+      <w:pPr>
+        <w:pStyle w:val="2"/>
+        <w:spacing w:before="0" w:after="0" w:line="240" w:lineRule="auto"/>
         <w:rPr>
           <w:rFonts w:asciiTheme="minorHAnsi" w:eastAsiaTheme="minorHAnsi" w:hAnsiTheme="minorHAnsi" w:hint="eastAsia"/>
           <w:b/>
           <w:bCs/>
         </w:rPr>
-        <w:t>默认构造函数</w:t>
-      </w:r>
-      <w:r>
-        <w:rPr>
-          <w:rFonts w:asciiTheme="minorHAnsi" w:eastAsiaTheme="minorHAnsi" w:hAnsiTheme="minorHAnsi"/>
-          <w:b/>
-          <w:bCs/>
-        </w:rPr>
-        <w:t xml:space="preserve"> </w:t>
-      </w:r>
-      <w:proofErr w:type="gramStart"/>
+      </w:pPr>
       <w:r>
         <w:rPr>
           <w:rFonts w:asciiTheme="minorHAnsi" w:eastAsiaTheme="minorHAnsi" w:hAnsiTheme="minorHAnsi" w:hint="eastAsia"/>
           <w:b/>
           <w:bCs/>
         </w:rPr>
-        <w:t>默认</w:t>
+        <w:t>继承、包含情况下构造函数</w:t>
       </w:r>
       <w:r>
         <w:rPr>
@@ -10105,386 +10282,258 @@
           <w:b/>
           <w:bCs/>
         </w:rPr>
-        <w:t>析构函数</w:t>
-      </w:r>
-      <w:proofErr w:type="gramEnd"/>
-    </w:p>
-    <w:p>
-      <w:pPr>
-        <w:spacing w:after="0"/>
-        <w:rPr>
-          <w:rFonts w:hint="eastAsia"/>
-        </w:rPr>
-      </w:pPr>
-      <w:r>
-        <w:rPr>
-          <w:rFonts w:hint="eastAsia"/>
-        </w:rPr>
-        <w:t>创建Class时，编译器默认提供三个函数：</w:t>
-      </w:r>
-    </w:p>
-    <w:p>
-      <w:pPr>
-        <w:spacing w:after="0"/>
-        <w:rPr>
-          <w:rFonts w:hint="eastAsia"/>
-        </w:rPr>
-      </w:pPr>
-      <w:r>
-        <w:rPr>
-          <w:rFonts w:hint="eastAsia"/>
-        </w:rPr>
-        <w:tab/>
-        <w:t>1.构造函数</w:t>
-      </w:r>
-      <w:r>
-        <w:rPr>
-          <w:rFonts w:hint="eastAsia"/>
-        </w:rPr>
-        <w:t>（无参）</w:t>
-      </w:r>
-    </w:p>
-    <w:p>
-      <w:pPr>
-        <w:spacing w:after="0"/>
-        <w:rPr>
-          <w:rFonts w:hint="eastAsia"/>
-        </w:rPr>
-      </w:pPr>
-      <w:r>
-        <w:rPr>
-          <w:rFonts w:hint="eastAsia"/>
-        </w:rPr>
-        <w:tab/>
-        <w:t>2.</w:t>
-      </w:r>
-      <w:r>
-        <w:rPr>
-          <w:rFonts w:hint="eastAsia"/>
-        </w:rPr>
-        <w:t>拷贝</w:t>
-      </w:r>
-      <w:r>
-        <w:rPr>
-          <w:rFonts w:hint="eastAsia"/>
-        </w:rPr>
-        <w:t>构造函数</w:t>
-      </w:r>
-      <w:r>
-        <w:rPr>
-          <w:rFonts w:hint="eastAsia"/>
-        </w:rPr>
-        <w:t>（浅拷贝）</w:t>
-      </w:r>
-    </w:p>
-    <w:p>
-      <w:pPr>
-        <w:spacing w:after="0"/>
-        <w:rPr>
-          <w:rFonts w:hint="eastAsia"/>
-        </w:rPr>
-      </w:pPr>
-      <w:r>
-        <w:rPr>
-          <w:rFonts w:hint="eastAsia"/>
-        </w:rPr>
-        <w:tab/>
-        <w:t>3.</w:t>
+        <w:t>和</w:t>
       </w:r>
       <w:proofErr w:type="gramStart"/>
-      <w:r>
-        <w:rPr>
-          <w:rFonts w:hint="eastAsia"/>
-        </w:rPr>
-        <w:t>析构函数</w:t>
-      </w:r>
-      <w:proofErr w:type="gramEnd"/>
-    </w:p>
-    <w:p>
-      <w:pPr>
-        <w:spacing w:after="0"/>
-      </w:pPr>
-      <w:r>
-        <w:rPr>
-          <w:rFonts w:hint="eastAsia"/>
-        </w:rPr>
-        <w:t>如果自定义构造函数或</w:t>
-      </w:r>
-      <w:r>
-        <w:rPr>
-          <w:rFonts w:hint="eastAsia"/>
-        </w:rPr>
-        <w:t>拷贝</w:t>
-      </w:r>
-      <w:r>
-        <w:rPr>
-          <w:rFonts w:hint="eastAsia"/>
-        </w:rPr>
-        <w:t>构造函数，那么编译器不再提供默认构造函数</w:t>
-      </w:r>
-    </w:p>
-    <w:p>
-      <w:pPr>
-        <w:pStyle w:val="2"/>
-        <w:spacing w:before="0" w:after="0" w:line="240" w:lineRule="auto"/>
-        <w:rPr>
-          <w:rFonts w:asciiTheme="minorHAnsi" w:eastAsiaTheme="minorHAnsi" w:hAnsiTheme="minorHAnsi"/>
-          <w:b/>
-          <w:bCs/>
-        </w:rPr>
-      </w:pPr>
       <w:r>
         <w:rPr>
           <w:rFonts w:asciiTheme="minorHAnsi" w:eastAsiaTheme="minorHAnsi" w:hAnsiTheme="minorHAnsi" w:hint="eastAsia"/>
           <w:b/>
           <w:bCs/>
         </w:rPr>
-        <w:t>继承、包含情况下构造函数</w:t>
-      </w:r>
+        <w:t>析构</w:t>
+      </w:r>
+      <w:proofErr w:type="gramEnd"/>
       <w:r>
         <w:rPr>
           <w:rFonts w:asciiTheme="minorHAnsi" w:eastAsiaTheme="minorHAnsi" w:hAnsiTheme="minorHAnsi" w:hint="eastAsia"/>
           <w:b/>
           <w:bCs/>
         </w:rPr>
-        <w:t>和</w:t>
+        <w:t>函数执行顺序</w:t>
+      </w:r>
+    </w:p>
+    <w:p>
+      <w:pPr>
+        <w:rPr>
+          <w:rFonts w:hint="eastAsia"/>
+        </w:rPr>
+      </w:pPr>
+      <w:r>
+        <w:rPr>
+          <w:rFonts w:hint="eastAsia"/>
+        </w:rPr>
+        <w:t>假设</w:t>
+      </w:r>
+      <w:r>
+        <w:t>B</w:t>
+      </w:r>
+      <w:r>
+        <w:rPr>
+          <w:rFonts w:hint="eastAsia"/>
+        </w:rPr>
+        <w:t>包含或继承了</w:t>
+      </w:r>
+      <w:r>
+        <w:t>A</w:t>
+      </w:r>
+      <w:r>
+        <w:rPr>
+          <w:rFonts w:hint="eastAsia"/>
+        </w:rPr>
+        <w:t>，那么：</w:t>
+      </w:r>
+    </w:p>
+    <w:p>
+      <w:pPr>
+        <w:spacing w:after="0"/>
+        <w:ind w:leftChars="200" w:left="480"/>
+        <w:rPr>
+          <w:rFonts w:hint="eastAsia"/>
+        </w:rPr>
+      </w:pPr>
+      <w:r>
+        <w:rPr>
+          <w:rFonts w:hint="eastAsia"/>
+        </w:rPr>
+        <w:t>当创建</w:t>
+      </w:r>
+      <w:r>
+        <w:t>B</w:t>
+      </w:r>
+      <w:r>
+        <w:rPr>
+          <w:rFonts w:hint="eastAsia"/>
+        </w:rPr>
+        <w:t>的实例时，先执行</w:t>
+      </w:r>
+      <w:r>
+        <w:t>A</w:t>
+      </w:r>
+      <w:r>
+        <w:rPr>
+          <w:rFonts w:hint="eastAsia"/>
+        </w:rPr>
+        <w:t>的构造函数，再执行</w:t>
+      </w:r>
+      <w:r>
+        <w:t>B</w:t>
+      </w:r>
+      <w:r>
+        <w:rPr>
+          <w:rFonts w:hint="eastAsia"/>
+        </w:rPr>
+        <w:t>的构造函数</w:t>
+      </w:r>
+    </w:p>
+    <w:p>
+      <w:pPr>
+        <w:spacing w:after="0"/>
+        <w:ind w:leftChars="200" w:left="480"/>
+        <w:rPr>
+          <w:rFonts w:hint="eastAsia"/>
+        </w:rPr>
+      </w:pPr>
+      <w:r>
+        <w:rPr>
+          <w:rFonts w:hint="eastAsia"/>
+        </w:rPr>
+        <w:t>当销毁</w:t>
+      </w:r>
+      <w:r>
+        <w:t>B</w:t>
+      </w:r>
+      <w:r>
+        <w:rPr>
+          <w:rFonts w:hint="eastAsia"/>
+        </w:rPr>
+        <w:t>的实例时，先执行</w:t>
+      </w:r>
+      <w:r>
+        <w:t>B</w:t>
       </w:r>
       <w:proofErr w:type="gramStart"/>
       <w:r>
+        <w:rPr>
+          <w:rFonts w:hint="eastAsia"/>
+        </w:rPr>
+        <w:t>的析构函数</w:t>
+      </w:r>
+      <w:proofErr w:type="gramEnd"/>
+      <w:r>
+        <w:rPr>
+          <w:rFonts w:hint="eastAsia"/>
+        </w:rPr>
+        <w:t>，再执行</w:t>
+      </w:r>
+      <w:r>
+        <w:t>A</w:t>
+      </w:r>
+      <w:proofErr w:type="gramStart"/>
+      <w:r>
+        <w:rPr>
+          <w:rFonts w:hint="eastAsia"/>
+        </w:rPr>
+        <w:t>的析构函数</w:t>
+      </w:r>
+      <w:proofErr w:type="gramEnd"/>
+    </w:p>
+    <w:p>
+      <w:pPr>
+        <w:spacing w:after="0"/>
+        <w:rPr>
+          <w:rFonts w:hint="eastAsia"/>
+        </w:rPr>
+      </w:pPr>
+      <w:r>
+        <w:rPr>
+          <w:rFonts w:hint="eastAsia"/>
+        </w:rPr>
+        <w:t>顺序：</w:t>
+      </w:r>
+    </w:p>
+    <w:p>
+      <w:pPr>
+        <w:spacing w:after="0"/>
+        <w:ind w:leftChars="200" w:left="480"/>
+        <w:rPr>
+          <w:rFonts w:hint="eastAsia"/>
+        </w:rPr>
+      </w:pPr>
+      <w:r>
+        <w:rPr>
+          <w:rFonts w:hint="eastAsia"/>
+        </w:rPr>
+        <w:t>A的构造函数</w:t>
+      </w:r>
+    </w:p>
+    <w:p>
+      <w:pPr>
+        <w:spacing w:after="0"/>
+        <w:ind w:leftChars="200" w:left="480"/>
+        <w:rPr>
+          <w:rFonts w:hint="eastAsia"/>
+        </w:rPr>
+      </w:pPr>
+      <w:r>
+        <w:rPr>
+          <w:rFonts w:hint="eastAsia"/>
+        </w:rPr>
+        <w:t>B的构造函数</w:t>
+      </w:r>
+    </w:p>
+    <w:p>
+      <w:pPr>
+        <w:spacing w:after="0"/>
+        <w:ind w:leftChars="200" w:left="480"/>
+        <w:rPr>
+          <w:rFonts w:hint="eastAsia"/>
+        </w:rPr>
+      </w:pPr>
+      <w:r>
+        <w:rPr>
+          <w:rFonts w:hint="eastAsia"/>
+        </w:rPr>
+        <w:t>B</w:t>
+      </w:r>
+      <w:proofErr w:type="gramStart"/>
+      <w:r>
+        <w:rPr>
+          <w:rFonts w:hint="eastAsia"/>
+        </w:rPr>
+        <w:t>的析构函数</w:t>
+      </w:r>
+      <w:proofErr w:type="gramEnd"/>
+    </w:p>
+    <w:p>
+      <w:pPr>
+        <w:spacing w:after="0"/>
+        <w:ind w:leftChars="200" w:left="480"/>
+        <w:rPr>
+          <w:rFonts w:hint="eastAsia"/>
+        </w:rPr>
+      </w:pPr>
+      <w:r>
+        <w:rPr>
+          <w:rFonts w:hint="eastAsia"/>
+        </w:rPr>
+        <w:t>A</w:t>
+      </w:r>
+      <w:proofErr w:type="gramStart"/>
+      <w:r>
+        <w:rPr>
+          <w:rFonts w:hint="eastAsia"/>
+        </w:rPr>
+        <w:t>的析构函数</w:t>
+      </w:r>
+      <w:proofErr w:type="gramEnd"/>
+    </w:p>
+    <w:p>
+      <w:pPr>
+        <w:pStyle w:val="2"/>
+        <w:spacing w:before="0" w:after="0" w:line="240" w:lineRule="auto"/>
         <w:rPr>
           <w:rFonts w:asciiTheme="minorHAnsi" w:eastAsiaTheme="minorHAnsi" w:hAnsiTheme="minorHAnsi" w:hint="eastAsia"/>
           <w:b/>
           <w:bCs/>
         </w:rPr>
-        <w:t>析构</w:t>
-      </w:r>
-      <w:proofErr w:type="gramEnd"/>
+      </w:pPr>
       <w:r>
         <w:rPr>
           <w:rFonts w:asciiTheme="minorHAnsi" w:eastAsiaTheme="minorHAnsi" w:hAnsiTheme="minorHAnsi" w:hint="eastAsia"/>
           <w:b/>
           <w:bCs/>
         </w:rPr>
-        <w:t>函数执行顺序</w:t>
-      </w:r>
-    </w:p>
-    <w:p>
-      <w:r>
-        <w:rPr>
-          <w:rFonts w:hint="eastAsia"/>
-        </w:rPr>
-        <w:t>假设</w:t>
-      </w:r>
-      <w:r>
-        <w:t>B</w:t>
-      </w:r>
-      <w:r>
-        <w:rPr>
-          <w:rFonts w:hint="eastAsia"/>
-        </w:rPr>
-        <w:t>包含或继承了</w:t>
-      </w:r>
-      <w:r>
-        <w:t>A</w:t>
-      </w:r>
-      <w:r>
-        <w:rPr>
-          <w:rFonts w:hint="eastAsia"/>
-        </w:rPr>
-        <w:t>，那么：</w:t>
-      </w:r>
-    </w:p>
-    <w:p>
-      <w:pPr>
-        <w:spacing w:after="0"/>
-        <w:ind w:leftChars="200" w:left="480"/>
-        <w:rPr>
-          <w:rFonts w:hint="eastAsia"/>
-        </w:rPr>
-      </w:pPr>
-      <w:r>
-        <w:rPr>
-          <w:rFonts w:hint="eastAsia"/>
-        </w:rPr>
-        <w:t>当创建</w:t>
-      </w:r>
-      <w:r>
-        <w:t>B</w:t>
-      </w:r>
-      <w:r>
-        <w:rPr>
-          <w:rFonts w:hint="eastAsia"/>
-        </w:rPr>
-        <w:t>的实例时，先执行</w:t>
-      </w:r>
-      <w:r>
-        <w:t>A</w:t>
-      </w:r>
-      <w:r>
-        <w:rPr>
-          <w:rFonts w:hint="eastAsia"/>
-        </w:rPr>
-        <w:t>的构造函数，再执行</w:t>
-      </w:r>
-      <w:r>
-        <w:t>B</w:t>
-      </w:r>
-      <w:r>
-        <w:rPr>
-          <w:rFonts w:hint="eastAsia"/>
-        </w:rPr>
-        <w:t>的构造函数</w:t>
-      </w:r>
-    </w:p>
-    <w:p>
-      <w:pPr>
-        <w:spacing w:after="0"/>
-        <w:ind w:leftChars="200" w:left="480"/>
-      </w:pPr>
-      <w:r>
-        <w:rPr>
-          <w:rFonts w:hint="eastAsia"/>
-        </w:rPr>
-        <w:t>当销毁</w:t>
-      </w:r>
-      <w:r>
-        <w:t>B</w:t>
-      </w:r>
-      <w:r>
-        <w:rPr>
-          <w:rFonts w:hint="eastAsia"/>
-        </w:rPr>
-        <w:t>的实例时，先执行</w:t>
-      </w:r>
-      <w:r>
-        <w:t>B</w:t>
-      </w:r>
-      <w:proofErr w:type="gramStart"/>
-      <w:r>
-        <w:rPr>
-          <w:rFonts w:hint="eastAsia"/>
-        </w:rPr>
-        <w:t>的析构函数</w:t>
-      </w:r>
-      <w:proofErr w:type="gramEnd"/>
-      <w:r>
-        <w:rPr>
-          <w:rFonts w:hint="eastAsia"/>
-        </w:rPr>
-        <w:t>，再执行</w:t>
-      </w:r>
-      <w:r>
-        <w:t>A</w:t>
-      </w:r>
-      <w:proofErr w:type="gramStart"/>
-      <w:r>
-        <w:rPr>
-          <w:rFonts w:hint="eastAsia"/>
-        </w:rPr>
-        <w:t>的析构函数</w:t>
-      </w:r>
-      <w:proofErr w:type="gramEnd"/>
-    </w:p>
-    <w:p>
-      <w:pPr>
-        <w:spacing w:after="0"/>
-      </w:pPr>
-      <w:r>
-        <w:rPr>
-          <w:rFonts w:hint="eastAsia"/>
-        </w:rPr>
-        <w:t>顺序：</w:t>
-      </w:r>
-    </w:p>
-    <w:p>
-      <w:pPr>
-        <w:spacing w:after="0"/>
-        <w:ind w:leftChars="200" w:left="480"/>
-        <w:rPr>
-          <w:rFonts w:hint="eastAsia"/>
-        </w:rPr>
-      </w:pPr>
-      <w:r>
-        <w:rPr>
-          <w:rFonts w:hint="eastAsia"/>
-        </w:rPr>
-        <w:t>A的构造函数</w:t>
-      </w:r>
-    </w:p>
-    <w:p>
-      <w:pPr>
-        <w:spacing w:after="0"/>
-        <w:ind w:leftChars="200" w:left="480"/>
-        <w:rPr>
-          <w:rFonts w:hint="eastAsia"/>
-        </w:rPr>
-      </w:pPr>
-      <w:r>
-        <w:rPr>
-          <w:rFonts w:hint="eastAsia"/>
-        </w:rPr>
-        <w:t>B的构造函数</w:t>
-      </w:r>
-    </w:p>
-    <w:p>
-      <w:pPr>
-        <w:spacing w:after="0"/>
-        <w:ind w:leftChars="200" w:left="480"/>
-        <w:rPr>
-          <w:rFonts w:hint="eastAsia"/>
-        </w:rPr>
-      </w:pPr>
-      <w:r>
-        <w:rPr>
-          <w:rFonts w:hint="eastAsia"/>
-        </w:rPr>
-        <w:t>B</w:t>
-      </w:r>
-      <w:proofErr w:type="gramStart"/>
-      <w:r>
-        <w:rPr>
-          <w:rFonts w:hint="eastAsia"/>
-        </w:rPr>
-        <w:t>的析构函数</w:t>
-      </w:r>
-      <w:proofErr w:type="gramEnd"/>
-    </w:p>
-    <w:p>
-      <w:pPr>
-        <w:spacing w:after="0"/>
-        <w:ind w:leftChars="200" w:left="480"/>
-      </w:pPr>
-      <w:r>
-        <w:rPr>
-          <w:rFonts w:hint="eastAsia"/>
-        </w:rPr>
-        <w:t>A</w:t>
-      </w:r>
-      <w:proofErr w:type="gramStart"/>
-      <w:r>
-        <w:rPr>
-          <w:rFonts w:hint="eastAsia"/>
-        </w:rPr>
-        <w:t>的析构函数</w:t>
-      </w:r>
-      <w:proofErr w:type="gramEnd"/>
-    </w:p>
-    <w:p>
-      <w:pPr>
-        <w:pStyle w:val="2"/>
-        <w:spacing w:before="0" w:after="0" w:line="240" w:lineRule="auto"/>
-        <w:rPr>
-          <w:rFonts w:asciiTheme="minorHAnsi" w:eastAsiaTheme="minorHAnsi" w:hAnsiTheme="minorHAnsi" w:hint="eastAsia"/>
-          <w:b/>
-          <w:bCs/>
-        </w:rPr>
-      </w:pPr>
-      <w:r>
-        <w:rPr>
-          <w:rFonts w:asciiTheme="minorHAnsi" w:eastAsiaTheme="minorHAnsi" w:hAnsiTheme="minorHAnsi" w:hint="eastAsia"/>
-          <w:b/>
-          <w:bCs/>
-        </w:rPr>
         <w:t>拷贝构造函数</w:t>
       </w:r>
     </w:p>
@@ -10561,6 +10610,7 @@
         <w:rPr>
           <w:rFonts w:eastAsiaTheme="minorHAnsi" w:hint="eastAsia"/>
         </w:rPr>
+        <w:lastRenderedPageBreak/>
         <w:t>只要写了 delete或</w:t>
       </w:r>
       <w:r>
@@ -10642,7 +10692,6 @@
         <w:rPr>
           <w:rFonts w:eastAsiaTheme="minorHAnsi"/>
         </w:rPr>
-        <w:lastRenderedPageBreak/>
         <w:t>{</w:t>
       </w:r>
     </w:p>
@@ -10855,7 +10904,7 @@
     </w:p>
     <w:tbl>
       <w:tblPr>
-        <w:tblStyle w:val="32"/>
+        <w:tblStyle w:val="4-3"/>
         <w:tblW w:w="0" w:type="auto"/>
         <w:tblLook w:val="04A0" w:firstRow="1" w:lastRow="0" w:firstColumn="1" w:lastColumn="0" w:noHBand="0" w:noVBand="1"/>
       </w:tblPr>
@@ -10869,7 +10918,7 @@
         </w:trPr>
         <w:tc>
           <w:tcPr>
-            <w:cnfStyle w:val="001000000100" w:firstRow="0" w:lastRow="0" w:firstColumn="1" w:lastColumn="0" w:oddVBand="0" w:evenVBand="0" w:oddHBand="0" w:evenHBand="0" w:firstRowFirstColumn="1" w:firstRowLastColumn="0" w:lastRowFirstColumn="0" w:lastRowLastColumn="0"/>
+            <w:cnfStyle w:val="001000000000" w:firstRow="0" w:lastRow="0" w:firstColumn="1" w:lastColumn="0" w:oddVBand="0" w:evenVBand="0" w:oddHBand="0" w:evenHBand="0" w:firstRowFirstColumn="0" w:firstRowLastColumn="0" w:lastRowFirstColumn="0" w:lastRowLastColumn="0"/>
             <w:tcW w:w="0" w:type="auto"/>
             <w:hideMark/>
           </w:tcPr>
@@ -11336,6 +11385,7 @@
         <w:rPr>
           <w:rFonts w:eastAsiaTheme="minorHAnsi"/>
         </w:rPr>
+        <w:lastRenderedPageBreak/>
         <w:t>内存布局示意图</w:t>
       </w:r>
     </w:p>
@@ -11421,7 +11471,6 @@
         <w:rPr>
           <w:rFonts w:eastAsiaTheme="minorHAnsi" w:hint="eastAsia"/>
         </w:rPr>
-        <w:lastRenderedPageBreak/>
         <w:t>子类</w:t>
       </w:r>
       <w:r>
@@ -12037,6 +12086,7 @@
         <w:rPr>
           <w:rFonts w:eastAsiaTheme="minorHAnsi"/>
         </w:rPr>
+        <w:lastRenderedPageBreak/>
         <w:t>dynamic_cast</w:t>
       </w:r>
       <w:proofErr w:type="spellEnd"/>
@@ -12132,7 +12182,6 @@
           <w:b/>
           <w:bCs/>
         </w:rPr>
-        <w:lastRenderedPageBreak/>
         <w:t>静态联编</w:t>
       </w:r>
       <w:proofErr w:type="gramEnd"/>
@@ -12147,7 +12196,7 @@
     </w:p>
     <w:tbl>
       <w:tblPr>
-        <w:tblStyle w:val="11"/>
+        <w:tblStyle w:val="5-3"/>
         <w:tblW w:w="0" w:type="auto"/>
         <w:tblLook w:val="04A0" w:firstRow="1" w:lastRow="0" w:firstColumn="1" w:lastColumn="0" w:noHBand="0" w:noVBand="1"/>
       </w:tblPr>
@@ -12164,7 +12213,6 @@
           <w:tcPr>
             <w:cnfStyle w:val="001000000000" w:firstRow="0" w:lastRow="0" w:firstColumn="1" w:lastColumn="0" w:oddVBand="0" w:evenVBand="0" w:oddHBand="0" w:evenHBand="0" w:firstRowFirstColumn="0" w:firstRowLastColumn="0" w:lastRowFirstColumn="0" w:lastRowLastColumn="0"/>
             <w:tcW w:w="0" w:type="auto"/>
-            <w:vAlign w:val="center"/>
             <w:hideMark/>
           </w:tcPr>
           <w:p>
@@ -12185,7 +12233,6 @@
         <w:tc>
           <w:tcPr>
             <w:tcW w:w="0" w:type="auto"/>
-            <w:vAlign w:val="center"/>
             <w:hideMark/>
           </w:tcPr>
           <w:p>
@@ -12207,7 +12254,6 @@
         <w:tc>
           <w:tcPr>
             <w:tcW w:w="0" w:type="auto"/>
-            <w:vAlign w:val="center"/>
             <w:hideMark/>
           </w:tcPr>
           <w:p>
@@ -12228,11 +12274,13 @@
         </w:tc>
       </w:tr>
       <w:tr>
+        <w:trPr>
+          <w:cnfStyle w:val="000000100000" w:firstRow="0" w:lastRow="0" w:firstColumn="0" w:lastColumn="0" w:oddVBand="0" w:evenVBand="0" w:oddHBand="1" w:evenHBand="0" w:firstRowFirstColumn="0" w:firstRowLastColumn="0" w:lastRowFirstColumn="0" w:lastRowLastColumn="0"/>
+        </w:trPr>
         <w:tc>
           <w:tcPr>
             <w:cnfStyle w:val="001000000000" w:firstRow="0" w:lastRow="0" w:firstColumn="1" w:lastColumn="0" w:oddVBand="0" w:evenVBand="0" w:oddHBand="0" w:evenHBand="0" w:firstRowFirstColumn="0" w:firstRowLastColumn="0" w:lastRowFirstColumn="0" w:lastRowLastColumn="0"/>
             <w:tcW w:w="0" w:type="auto"/>
-            <w:vAlign w:val="center"/>
             <w:hideMark/>
           </w:tcPr>
           <w:p>
@@ -12255,13 +12303,12 @@
         <w:tc>
           <w:tcPr>
             <w:tcW w:w="0" w:type="auto"/>
-            <w:vAlign w:val="center"/>
             <w:hideMark/>
           </w:tcPr>
           <w:p>
             <w:pPr>
               <w:jc w:val="center"/>
-              <w:cnfStyle w:val="000000000000" w:firstRow="0" w:lastRow="0" w:firstColumn="0" w:lastColumn="0" w:oddVBand="0" w:evenVBand="0" w:oddHBand="0" w:evenHBand="0" w:firstRowFirstColumn="0" w:firstRowLastColumn="0" w:lastRowFirstColumn="0" w:lastRowLastColumn="0"/>
+              <w:cnfStyle w:val="000000100000" w:firstRow="0" w:lastRow="0" w:firstColumn="0" w:lastColumn="0" w:oddVBand="0" w:evenVBand="0" w:oddHBand="1" w:evenHBand="0" w:firstRowFirstColumn="0" w:firstRowLastColumn="0" w:lastRowFirstColumn="0" w:lastRowLastColumn="0"/>
               <w:rPr>
                 <w:rFonts w:eastAsiaTheme="minorHAnsi" w:hint="eastAsia"/>
               </w:rPr>
@@ -12279,13 +12326,12 @@
         <w:tc>
           <w:tcPr>
             <w:tcW w:w="0" w:type="auto"/>
-            <w:vAlign w:val="center"/>
             <w:hideMark/>
           </w:tcPr>
           <w:p>
             <w:pPr>
               <w:jc w:val="both"/>
-              <w:cnfStyle w:val="000000000000" w:firstRow="0" w:lastRow="0" w:firstColumn="0" w:lastColumn="0" w:oddVBand="0" w:evenVBand="0" w:oddHBand="0" w:evenHBand="0" w:firstRowFirstColumn="0" w:firstRowLastColumn="0" w:lastRowFirstColumn="0" w:lastRowLastColumn="0"/>
+              <w:cnfStyle w:val="000000100000" w:firstRow="0" w:lastRow="0" w:firstColumn="0" w:lastColumn="0" w:oddVBand="0" w:evenVBand="0" w:oddHBand="1" w:evenHBand="0" w:firstRowFirstColumn="0" w:firstRowLastColumn="0" w:lastRowFirstColumn="0" w:lastRowLastColumn="0"/>
               <w:rPr>
                 <w:rFonts w:eastAsiaTheme="minorHAnsi" w:hint="eastAsia"/>
               </w:rPr>
@@ -12312,7 +12358,6 @@
           <w:tcPr>
             <w:cnfStyle w:val="001000000000" w:firstRow="0" w:lastRow="0" w:firstColumn="1" w:lastColumn="0" w:oddVBand="0" w:evenVBand="0" w:oddHBand="0" w:evenHBand="0" w:firstRowFirstColumn="0" w:firstRowLastColumn="0" w:lastRowFirstColumn="0" w:lastRowLastColumn="0"/>
             <w:tcW w:w="0" w:type="auto"/>
-            <w:vAlign w:val="center"/>
             <w:hideMark/>
           </w:tcPr>
           <w:p>
@@ -12335,7 +12380,6 @@
         <w:tc>
           <w:tcPr>
             <w:tcW w:w="0" w:type="auto"/>
-            <w:vAlign w:val="center"/>
             <w:hideMark/>
           </w:tcPr>
           <w:p>
@@ -12359,7 +12403,6 @@
         <w:tc>
           <w:tcPr>
             <w:tcW w:w="0" w:type="auto"/>
-            <w:vAlign w:val="center"/>
             <w:hideMark/>
           </w:tcPr>
           <w:p>
@@ -12748,6 +12791,7 @@
         <w:rPr>
           <w:rFonts w:eastAsiaTheme="minorHAnsi"/>
         </w:rPr>
+        <w:lastRenderedPageBreak/>
         <w:t xml:space="preserve">    void </w:t>
       </w:r>
       <w:proofErr w:type="spellStart"/>
@@ -12886,7 +12930,6 @@
         <w:rPr>
           <w:rFonts w:eastAsiaTheme="minorHAnsi"/>
         </w:rPr>
-        <w:lastRenderedPageBreak/>
         <w:t>p-&gt;</w:t>
       </w:r>
       <w:proofErr w:type="spellStart"/>
@@ -13388,6 +13431,7 @@
         <w:rPr>
           <w:rFonts w:eastAsiaTheme="minorHAnsi"/>
         </w:rPr>
+        <w:lastRenderedPageBreak/>
         <w:t xml:space="preserve">    void </w:t>
       </w:r>
       <w:proofErr w:type="spellStart"/>
@@ -13526,7 +13570,6 @@
         <w:rPr>
           <w:rFonts w:eastAsiaTheme="minorHAnsi"/>
         </w:rPr>
-        <w:lastRenderedPageBreak/>
         <w:t>p-&gt;</w:t>
       </w:r>
       <w:proofErr w:type="spellStart"/>
@@ -13653,7 +13696,7 @@
     </w:p>
     <w:tbl>
       <w:tblPr>
-        <w:tblStyle w:val="32"/>
+        <w:tblStyle w:val="5-3"/>
         <w:tblW w:w="0" w:type="auto"/>
         <w:tblLook w:val="04A0" w:firstRow="1" w:lastRow="0" w:firstColumn="1" w:lastColumn="0" w:noHBand="0" w:noVBand="1"/>
       </w:tblPr>
@@ -13668,12 +13711,14 @@
         </w:trPr>
         <w:tc>
           <w:tcPr>
-            <w:cnfStyle w:val="001000000100" w:firstRow="0" w:lastRow="0" w:firstColumn="1" w:lastColumn="0" w:oddVBand="0" w:evenVBand="0" w:oddHBand="0" w:evenHBand="0" w:firstRowFirstColumn="1" w:firstRowLastColumn="0" w:lastRowFirstColumn="0" w:lastRowLastColumn="0"/>
-            <w:tcW w:w="0" w:type="auto"/>
-            <w:hideMark/>
-          </w:tcPr>
-          <w:p>
-            <w:pPr>
+            <w:cnfStyle w:val="001000000000" w:firstRow="0" w:lastRow="0" w:firstColumn="1" w:lastColumn="0" w:oddVBand="0" w:evenVBand="0" w:oddHBand="0" w:evenHBand="0" w:firstRowFirstColumn="0" w:firstRowLastColumn="0" w:lastRowFirstColumn="0" w:lastRowLastColumn="0"/>
+            <w:tcW w:w="0" w:type="auto"/>
+            <w:hideMark/>
+          </w:tcPr>
+          <w:p>
+            <w:pPr>
+              <w:snapToGrid w:val="0"/>
+              <w:spacing w:line="360" w:lineRule="auto"/>
               <w:rPr>
                 <w:rFonts w:eastAsiaTheme="minorHAnsi" w:hint="eastAsia"/>
               </w:rPr>
@@ -13693,6 +13738,8 @@
           </w:tcPr>
           <w:p>
             <w:pPr>
+              <w:snapToGrid w:val="0"/>
+              <w:spacing w:line="360" w:lineRule="auto"/>
               <w:cnfStyle w:val="100000000000" w:firstRow="1" w:lastRow="0" w:firstColumn="0" w:lastColumn="0" w:oddVBand="0" w:evenVBand="0" w:oddHBand="0" w:evenHBand="0" w:firstRowFirstColumn="0" w:firstRowLastColumn="0" w:lastRowFirstColumn="0" w:lastRowLastColumn="0"/>
               <w:rPr>
                 <w:rFonts w:eastAsiaTheme="minorHAnsi" w:hint="eastAsia"/>
@@ -13715,6 +13762,8 @@
           </w:tcPr>
           <w:p>
             <w:pPr>
+              <w:snapToGrid w:val="0"/>
+              <w:spacing w:line="360" w:lineRule="auto"/>
               <w:cnfStyle w:val="100000000000" w:firstRow="1" w:lastRow="0" w:firstColumn="0" w:lastColumn="0" w:oddVBand="0" w:evenVBand="0" w:oddHBand="0" w:evenHBand="0" w:firstRowFirstColumn="0" w:firstRowLastColumn="0" w:lastRowFirstColumn="0" w:lastRowLastColumn="0"/>
               <w:rPr>
                 <w:rFonts w:eastAsiaTheme="minorHAnsi" w:hint="eastAsia"/>
@@ -13743,6 +13792,8 @@
           </w:tcPr>
           <w:p>
             <w:pPr>
+              <w:snapToGrid w:val="0"/>
+              <w:spacing w:line="360" w:lineRule="auto"/>
               <w:rPr>
                 <w:rFonts w:eastAsiaTheme="minorHAnsi" w:hint="eastAsia"/>
               </w:rPr>
@@ -13762,6 +13813,9 @@
           </w:tcPr>
           <w:p>
             <w:pPr>
+              <w:snapToGrid w:val="0"/>
+              <w:spacing w:line="360" w:lineRule="auto"/>
+              <w:jc w:val="both"/>
               <w:cnfStyle w:val="000000100000" w:firstRow="0" w:lastRow="0" w:firstColumn="0" w:lastColumn="0" w:oddVBand="0" w:evenVBand="0" w:oddHBand="1" w:evenHBand="0" w:firstRowFirstColumn="0" w:firstRowLastColumn="0" w:lastRowFirstColumn="0" w:lastRowLastColumn="0"/>
               <w:rPr>
                 <w:rFonts w:eastAsiaTheme="minorHAnsi" w:hint="eastAsia"/>
@@ -13782,6 +13836,9 @@
           </w:tcPr>
           <w:p>
             <w:pPr>
+              <w:snapToGrid w:val="0"/>
+              <w:spacing w:line="360" w:lineRule="auto"/>
+              <w:jc w:val="both"/>
               <w:cnfStyle w:val="000000100000" w:firstRow="0" w:lastRow="0" w:firstColumn="0" w:lastColumn="0" w:oddVBand="0" w:evenVBand="0" w:oddHBand="1" w:evenHBand="0" w:firstRowFirstColumn="0" w:firstRowLastColumn="0" w:lastRowFirstColumn="0" w:lastRowLastColumn="0"/>
               <w:rPr>
                 <w:rFonts w:eastAsiaTheme="minorHAnsi" w:hint="eastAsia"/>
@@ -13805,6 +13862,8 @@
           </w:tcPr>
           <w:p>
             <w:pPr>
+              <w:snapToGrid w:val="0"/>
+              <w:spacing w:line="360" w:lineRule="auto"/>
               <w:rPr>
                 <w:rFonts w:eastAsiaTheme="minorHAnsi" w:hint="eastAsia"/>
               </w:rPr>
@@ -13824,6 +13883,9 @@
           </w:tcPr>
           <w:p>
             <w:pPr>
+              <w:snapToGrid w:val="0"/>
+              <w:spacing w:line="360" w:lineRule="auto"/>
+              <w:jc w:val="both"/>
               <w:cnfStyle w:val="000000000000" w:firstRow="0" w:lastRow="0" w:firstColumn="0" w:lastColumn="0" w:oddVBand="0" w:evenVBand="0" w:oddHBand="0" w:evenHBand="0" w:firstRowFirstColumn="0" w:firstRowLastColumn="0" w:lastRowFirstColumn="0" w:lastRowLastColumn="0"/>
               <w:rPr>
                 <w:rFonts w:eastAsiaTheme="minorHAnsi" w:hint="eastAsia"/>
@@ -13844,6 +13906,9 @@
           </w:tcPr>
           <w:p>
             <w:pPr>
+              <w:snapToGrid w:val="0"/>
+              <w:spacing w:line="360" w:lineRule="auto"/>
+              <w:jc w:val="both"/>
               <w:cnfStyle w:val="000000000000" w:firstRow="0" w:lastRow="0" w:firstColumn="0" w:lastColumn="0" w:oddVBand="0" w:evenVBand="0" w:oddHBand="0" w:evenHBand="0" w:firstRowFirstColumn="0" w:firstRowLastColumn="0" w:lastRowFirstColumn="0" w:lastRowLastColumn="0"/>
               <w:rPr>
                 <w:rFonts w:eastAsiaTheme="minorHAnsi" w:hint="eastAsia"/>
@@ -13870,6 +13935,8 @@
           </w:tcPr>
           <w:p>
             <w:pPr>
+              <w:snapToGrid w:val="0"/>
+              <w:spacing w:line="360" w:lineRule="auto"/>
               <w:rPr>
                 <w:rFonts w:eastAsiaTheme="minorHAnsi" w:hint="eastAsia"/>
               </w:rPr>
@@ -13889,6 +13956,9 @@
           </w:tcPr>
           <w:p>
             <w:pPr>
+              <w:snapToGrid w:val="0"/>
+              <w:spacing w:line="360" w:lineRule="auto"/>
+              <w:jc w:val="both"/>
               <w:cnfStyle w:val="000000100000" w:firstRow="0" w:lastRow="0" w:firstColumn="0" w:lastColumn="0" w:oddVBand="0" w:evenVBand="0" w:oddHBand="1" w:evenHBand="0" w:firstRowFirstColumn="0" w:firstRowLastColumn="0" w:lastRowFirstColumn="0" w:lastRowLastColumn="0"/>
               <w:rPr>
                 <w:rFonts w:eastAsiaTheme="minorHAnsi" w:hint="eastAsia"/>
@@ -13909,6 +13979,9 @@
           </w:tcPr>
           <w:p>
             <w:pPr>
+              <w:snapToGrid w:val="0"/>
+              <w:spacing w:line="360" w:lineRule="auto"/>
+              <w:jc w:val="both"/>
               <w:cnfStyle w:val="000000100000" w:firstRow="0" w:lastRow="0" w:firstColumn="0" w:lastColumn="0" w:oddVBand="0" w:evenVBand="0" w:oddHBand="1" w:evenHBand="0" w:firstRowFirstColumn="0" w:firstRowLastColumn="0" w:lastRowFirstColumn="0" w:lastRowLastColumn="0"/>
               <w:rPr>
                 <w:rFonts w:eastAsiaTheme="minorHAnsi" w:hint="eastAsia"/>
@@ -13960,6 +14033,8 @@
           </w:tcPr>
           <w:p>
             <w:pPr>
+              <w:snapToGrid w:val="0"/>
+              <w:spacing w:line="360" w:lineRule="auto"/>
               <w:rPr>
                 <w:rFonts w:eastAsiaTheme="minorHAnsi" w:hint="eastAsia"/>
               </w:rPr>
@@ -13979,6 +14054,9 @@
           </w:tcPr>
           <w:p>
             <w:pPr>
+              <w:snapToGrid w:val="0"/>
+              <w:spacing w:line="360" w:lineRule="auto"/>
+              <w:jc w:val="both"/>
               <w:cnfStyle w:val="000000000000" w:firstRow="0" w:lastRow="0" w:firstColumn="0" w:lastColumn="0" w:oddVBand="0" w:evenVBand="0" w:oddHBand="0" w:evenHBand="0" w:firstRowFirstColumn="0" w:firstRowLastColumn="0" w:lastRowFirstColumn="0" w:lastRowLastColumn="0"/>
               <w:rPr>
                 <w:rFonts w:eastAsiaTheme="minorHAnsi" w:hint="eastAsia"/>
@@ -13999,6 +14077,9 @@
           </w:tcPr>
           <w:p>
             <w:pPr>
+              <w:snapToGrid w:val="0"/>
+              <w:spacing w:line="360" w:lineRule="auto"/>
+              <w:jc w:val="both"/>
               <w:cnfStyle w:val="000000000000" w:firstRow="0" w:lastRow="0" w:firstColumn="0" w:lastColumn="0" w:oddVBand="0" w:evenVBand="0" w:oddHBand="0" w:evenHBand="0" w:firstRowFirstColumn="0" w:firstRowLastColumn="0" w:lastRowFirstColumn="0" w:lastRowLastColumn="0"/>
               <w:rPr>
                 <w:rFonts w:eastAsiaTheme="minorHAnsi" w:hint="eastAsia"/>
@@ -14025,6 +14106,8 @@
           </w:tcPr>
           <w:p>
             <w:pPr>
+              <w:snapToGrid w:val="0"/>
+              <w:spacing w:line="360" w:lineRule="auto"/>
               <w:rPr>
                 <w:rFonts w:eastAsiaTheme="minorHAnsi" w:hint="eastAsia"/>
               </w:rPr>
@@ -14044,6 +14127,9 @@
           </w:tcPr>
           <w:p>
             <w:pPr>
+              <w:snapToGrid w:val="0"/>
+              <w:spacing w:line="360" w:lineRule="auto"/>
+              <w:jc w:val="both"/>
               <w:cnfStyle w:val="000000100000" w:firstRow="0" w:lastRow="0" w:firstColumn="0" w:lastColumn="0" w:oddVBand="0" w:evenVBand="0" w:oddHBand="1" w:evenHBand="0" w:firstRowFirstColumn="0" w:firstRowLastColumn="0" w:lastRowFirstColumn="0" w:lastRowLastColumn="0"/>
               <w:rPr>
                 <w:rFonts w:eastAsiaTheme="minorHAnsi" w:hint="eastAsia"/>
@@ -14070,6 +14156,9 @@
           </w:tcPr>
           <w:p>
             <w:pPr>
+              <w:snapToGrid w:val="0"/>
+              <w:spacing w:line="360" w:lineRule="auto"/>
+              <w:jc w:val="both"/>
               <w:cnfStyle w:val="000000100000" w:firstRow="0" w:lastRow="0" w:firstColumn="0" w:lastColumn="0" w:oddVBand="0" w:evenVBand="0" w:oddHBand="1" w:evenHBand="0" w:firstRowFirstColumn="0" w:firstRowLastColumn="0" w:lastRowFirstColumn="0" w:lastRowLastColumn="0"/>
               <w:rPr>
                 <w:rFonts w:eastAsiaTheme="minorHAnsi" w:hint="eastAsia"/>
@@ -14099,6 +14188,8 @@
           </w:tcPr>
           <w:p>
             <w:pPr>
+              <w:snapToGrid w:val="0"/>
+              <w:spacing w:line="360" w:lineRule="auto"/>
               <w:rPr>
                 <w:rFonts w:eastAsiaTheme="minorHAnsi" w:hint="eastAsia"/>
               </w:rPr>
@@ -14118,6 +14209,9 @@
           </w:tcPr>
           <w:p>
             <w:pPr>
+              <w:snapToGrid w:val="0"/>
+              <w:spacing w:line="360" w:lineRule="auto"/>
+              <w:jc w:val="both"/>
               <w:cnfStyle w:val="000000000000" w:firstRow="0" w:lastRow="0" w:firstColumn="0" w:lastColumn="0" w:oddVBand="0" w:evenVBand="0" w:oddHBand="0" w:evenHBand="0" w:firstRowFirstColumn="0" w:firstRowLastColumn="0" w:lastRowFirstColumn="0" w:lastRowLastColumn="0"/>
               <w:rPr>
                 <w:rFonts w:eastAsiaTheme="minorHAnsi" w:hint="eastAsia"/>
@@ -14138,6 +14232,9 @@
           </w:tcPr>
           <w:p>
             <w:pPr>
+              <w:snapToGrid w:val="0"/>
+              <w:spacing w:line="360" w:lineRule="auto"/>
+              <w:jc w:val="both"/>
               <w:cnfStyle w:val="000000000000" w:firstRow="0" w:lastRow="0" w:firstColumn="0" w:lastColumn="0" w:oddVBand="0" w:evenVBand="0" w:oddHBand="0" w:evenHBand="0" w:firstRowFirstColumn="0" w:firstRowLastColumn="0" w:lastRowFirstColumn="0" w:lastRowLastColumn="0"/>
               <w:rPr>
                 <w:rFonts w:eastAsiaTheme="minorHAnsi" w:hint="eastAsia"/>
@@ -14443,7 +14540,6 @@
           <w:b/>
           <w:bCs/>
         </w:rPr>
-        <w:lastRenderedPageBreak/>
         <w:t>运算符重载</w:t>
       </w:r>
     </w:p>
@@ -16230,48 +16326,3763 @@
         <w:pStyle w:val="2"/>
         <w:spacing w:before="0" w:after="0"/>
         <w:rPr>
+          <w:rFonts w:asciiTheme="minorHAnsi" w:eastAsiaTheme="minorHAnsi" w:hAnsiTheme="minorHAnsi"/>
+          <w:b/>
+          <w:bCs/>
+        </w:rPr>
+      </w:pPr>
+      <w:bookmarkStart w:id="34" w:name="_Toc201234977"/>
+      <w:r>
+        <w:rPr>
           <w:rFonts w:asciiTheme="minorHAnsi" w:eastAsiaTheme="minorHAnsi" w:hAnsiTheme="minorHAnsi" w:hint="eastAsia"/>
           <w:b/>
           <w:bCs/>
         </w:rPr>
-      </w:pPr>
-      <w:bookmarkStart w:id="34" w:name="_Toc201234977"/>
-      <w:r>
+        <w:t>容器</w:t>
+      </w:r>
+      <w:bookmarkEnd w:id="34"/>
+    </w:p>
+    <w:p>
+      <w:pPr>
+        <w:pStyle w:val="3"/>
+      </w:pPr>
+      <w:r>
+        <w:rPr>
+          <w:rFonts w:hint="eastAsia"/>
+        </w:rPr>
+        <w:t>顺序</w:t>
+      </w:r>
+      <w:r>
+        <w:t>容器（</w:t>
+      </w:r>
+      <w:r>
+        <w:t>Sequence Containers</w:t>
+      </w:r>
+      <w:r>
+        <w:t>）</w:t>
+      </w:r>
+    </w:p>
+    <w:p>
+      <w:r>
+        <w:t>元素按线性顺序排列，位置决定逻辑关系。</w:t>
+      </w:r>
+    </w:p>
+    <w:tbl>
+      <w:tblPr>
+        <w:tblStyle w:val="5-3"/>
+        <w:tblW w:w="0" w:type="auto"/>
+        <w:tblLook w:val="04A0" w:firstRow="1" w:lastRow="0" w:firstColumn="1" w:lastColumn="0" w:noHBand="0" w:noVBand="1"/>
+      </w:tblPr>
+      <w:tblGrid>
+        <w:gridCol w:w="1937"/>
+        <w:gridCol w:w="1176"/>
+        <w:gridCol w:w="5633"/>
+      </w:tblGrid>
+      <w:tr>
+        <w:trPr>
+          <w:cnfStyle w:val="100000000000" w:firstRow="1" w:lastRow="0" w:firstColumn="0" w:lastColumn="0" w:oddVBand="0" w:evenVBand="0" w:oddHBand="0" w:evenHBand="0" w:firstRowFirstColumn="0" w:firstRowLastColumn="0" w:lastRowFirstColumn="0" w:lastRowLastColumn="0"/>
+        </w:trPr>
+        <w:tc>
+          <w:tcPr>
+            <w:cnfStyle w:val="001000000000" w:firstRow="0" w:lastRow="0" w:firstColumn="1" w:lastColumn="0" w:oddVBand="0" w:evenVBand="0" w:oddHBand="0" w:evenHBand="0" w:firstRowFirstColumn="0" w:firstRowLastColumn="0" w:lastRowFirstColumn="0" w:lastRowLastColumn="0"/>
+            <w:tcW w:w="0" w:type="auto"/>
+            <w:hideMark/>
+          </w:tcPr>
+          <w:p>
+            <w:pPr>
+              <w:snapToGrid w:val="0"/>
+              <w:spacing w:line="276" w:lineRule="auto"/>
+              <w:jc w:val="both"/>
+            </w:pPr>
+            <w:r>
+              <w:t>容器</w:t>
+            </w:r>
+          </w:p>
+        </w:tc>
+        <w:tc>
+          <w:tcPr>
+            <w:tcW w:w="0" w:type="auto"/>
+            <w:hideMark/>
+          </w:tcPr>
+          <w:p>
+            <w:pPr>
+              <w:snapToGrid w:val="0"/>
+              <w:spacing w:line="276" w:lineRule="auto"/>
+              <w:jc w:val="center"/>
+              <w:cnfStyle w:val="100000000000" w:firstRow="1" w:lastRow="0" w:firstColumn="0" w:lastColumn="0" w:oddVBand="0" w:evenVBand="0" w:oddHBand="0" w:evenHBand="0" w:firstRowFirstColumn="0" w:firstRowLastColumn="0" w:lastRowFirstColumn="0" w:lastRowLastColumn="0"/>
+            </w:pPr>
+            <w:r>
+              <w:t>底层结构</w:t>
+            </w:r>
+          </w:p>
+        </w:tc>
+        <w:tc>
+          <w:tcPr>
+            <w:tcW w:w="0" w:type="auto"/>
+            <w:hideMark/>
+          </w:tcPr>
+          <w:p>
+            <w:pPr>
+              <w:snapToGrid w:val="0"/>
+              <w:spacing w:line="276" w:lineRule="auto"/>
+              <w:cnfStyle w:val="100000000000" w:firstRow="1" w:lastRow="0" w:firstColumn="0" w:lastColumn="0" w:oddVBand="0" w:evenVBand="0" w:oddHBand="0" w:evenHBand="0" w:firstRowFirstColumn="0" w:firstRowLastColumn="0" w:lastRowFirstColumn="0" w:lastRowLastColumn="0"/>
+            </w:pPr>
+            <w:r>
+              <w:t>特点</w:t>
+            </w:r>
+          </w:p>
+        </w:tc>
+      </w:tr>
+      <w:tr>
+        <w:trPr>
+          <w:cnfStyle w:val="000000100000" w:firstRow="0" w:lastRow="0" w:firstColumn="0" w:lastColumn="0" w:oddVBand="0" w:evenVBand="0" w:oddHBand="1" w:evenHBand="0" w:firstRowFirstColumn="0" w:firstRowLastColumn="0" w:lastRowFirstColumn="0" w:lastRowLastColumn="0"/>
+        </w:trPr>
+        <w:tc>
+          <w:tcPr>
+            <w:cnfStyle w:val="001000000000" w:firstRow="0" w:lastRow="0" w:firstColumn="1" w:lastColumn="0" w:oddVBand="0" w:evenVBand="0" w:oddHBand="0" w:evenHBand="0" w:firstRowFirstColumn="0" w:firstRowLastColumn="0" w:lastRowFirstColumn="0" w:lastRowLastColumn="0"/>
+            <w:tcW w:w="0" w:type="auto"/>
+            <w:vAlign w:val="center"/>
+            <w:hideMark/>
+          </w:tcPr>
+          <w:p>
+            <w:pPr>
+              <w:snapToGrid w:val="0"/>
+              <w:spacing w:line="276" w:lineRule="auto"/>
+              <w:jc w:val="both"/>
+            </w:pPr>
+            <w:proofErr w:type="gramStart"/>
+            <w:r>
+              <w:t>std::</w:t>
+            </w:r>
+            <w:proofErr w:type="gramEnd"/>
+            <w:r>
+              <w:t>vector</w:t>
+            </w:r>
+          </w:p>
+        </w:tc>
+        <w:tc>
+          <w:tcPr>
+            <w:tcW w:w="0" w:type="auto"/>
+            <w:vAlign w:val="center"/>
+            <w:hideMark/>
+          </w:tcPr>
+          <w:p>
+            <w:pPr>
+              <w:snapToGrid w:val="0"/>
+              <w:spacing w:line="276" w:lineRule="auto"/>
+              <w:jc w:val="both"/>
+              <w:cnfStyle w:val="000000100000" w:firstRow="0" w:lastRow="0" w:firstColumn="0" w:lastColumn="0" w:oddVBand="0" w:evenVBand="0" w:oddHBand="1" w:evenHBand="0" w:firstRowFirstColumn="0" w:firstRowLastColumn="0" w:lastRowFirstColumn="0" w:lastRowLastColumn="0"/>
+            </w:pPr>
+            <w:r>
+              <w:t>动态数组</w:t>
+            </w:r>
+          </w:p>
+        </w:tc>
+        <w:tc>
+          <w:tcPr>
+            <w:tcW w:w="0" w:type="auto"/>
+            <w:hideMark/>
+          </w:tcPr>
+          <w:p>
+            <w:pPr>
+              <w:snapToGrid w:val="0"/>
+              <w:spacing w:line="276" w:lineRule="auto"/>
+              <w:cnfStyle w:val="000000100000" w:firstRow="0" w:lastRow="0" w:firstColumn="0" w:lastColumn="0" w:oddVBand="0" w:evenVBand="0" w:oddHBand="1" w:evenHBand="0" w:firstRowFirstColumn="0" w:firstRowLastColumn="0" w:lastRowFirstColumn="0" w:lastRowLastColumn="0"/>
+            </w:pPr>
+            <w:r>
+              <w:rPr>
+                <w:rFonts w:ascii="Segoe UI Emoji" w:hAnsi="Segoe UI Emoji" w:cs="Segoe UI Emoji"/>
+              </w:rPr>
+              <w:t>✅</w:t>
+            </w:r>
+            <w:r>
+              <w:t xml:space="preserve"> 随机访问 O(1)</w:t>
+            </w:r>
+            <w:r>
+              <w:br/>
+            </w:r>
+            <w:r>
+              <w:rPr>
+                <w:rFonts w:ascii="Segoe UI Emoji" w:hAnsi="Segoe UI Emoji" w:cs="Segoe UI Emoji"/>
+              </w:rPr>
+              <w:t>✅</w:t>
+            </w:r>
+            <w:r>
+              <w:t xml:space="preserve"> 尾部插入/</w:t>
+            </w:r>
+            <w:proofErr w:type="gramStart"/>
+            <w:r>
+              <w:t>删除快</w:t>
+            </w:r>
+            <w:proofErr w:type="gramEnd"/>
+            <w:r>
+              <w:br/>
+            </w:r>
+            <w:r>
+              <w:rPr>
+                <w:rFonts w:ascii="Segoe UI Emoji" w:hAnsi="Segoe UI Emoji" w:cs="Segoe UI Emoji"/>
+              </w:rPr>
+              <w:t>❌</w:t>
+            </w:r>
+            <w:r>
+              <w:t xml:space="preserve"> 中间插入/删除慢（需移动）</w:t>
+            </w:r>
+          </w:p>
+        </w:tc>
+      </w:tr>
+      <w:tr>
+        <w:tc>
+          <w:tcPr>
+            <w:cnfStyle w:val="001000000000" w:firstRow="0" w:lastRow="0" w:firstColumn="1" w:lastColumn="0" w:oddVBand="0" w:evenVBand="0" w:oddHBand="0" w:evenHBand="0" w:firstRowFirstColumn="0" w:firstRowLastColumn="0" w:lastRowFirstColumn="0" w:lastRowLastColumn="0"/>
+            <w:tcW w:w="0" w:type="auto"/>
+            <w:vAlign w:val="center"/>
+          </w:tcPr>
+          <w:p>
+            <w:pPr>
+              <w:snapToGrid w:val="0"/>
+              <w:spacing w:line="276" w:lineRule="auto"/>
+              <w:jc w:val="both"/>
+            </w:pPr>
+            <w:proofErr w:type="gramStart"/>
+            <w:r>
+              <w:t>std::</w:t>
+            </w:r>
+            <w:proofErr w:type="gramEnd"/>
+            <w:r>
+              <w:t>string</w:t>
+            </w:r>
+          </w:p>
+        </w:tc>
+        <w:tc>
+          <w:tcPr>
+            <w:tcW w:w="0" w:type="auto"/>
+            <w:vAlign w:val="center"/>
+          </w:tcPr>
+          <w:p>
+            <w:pPr>
+              <w:snapToGrid w:val="0"/>
+              <w:spacing w:line="276" w:lineRule="auto"/>
+              <w:jc w:val="both"/>
+              <w:cnfStyle w:val="000000000000" w:firstRow="0" w:lastRow="0" w:firstColumn="0" w:lastColumn="0" w:oddVBand="0" w:evenVBand="0" w:oddHBand="0" w:evenHBand="0" w:firstRowFirstColumn="0" w:firstRowLastColumn="0" w:lastRowFirstColumn="0" w:lastRowLastColumn="0"/>
+            </w:pPr>
+            <w:r>
+              <w:rPr>
+                <w:rFonts w:hint="eastAsia"/>
+              </w:rPr>
+              <w:t>动态数组</w:t>
+            </w:r>
+          </w:p>
+        </w:tc>
+        <w:tc>
+          <w:tcPr>
+            <w:tcW w:w="0" w:type="auto"/>
+          </w:tcPr>
+          <w:p>
+            <w:pPr>
+              <w:snapToGrid w:val="0"/>
+              <w:spacing w:line="276" w:lineRule="auto"/>
+              <w:cnfStyle w:val="000000000000" w:firstRow="0" w:lastRow="0" w:firstColumn="0" w:lastColumn="0" w:oddVBand="0" w:evenVBand="0" w:oddHBand="0" w:evenHBand="0" w:firstRowFirstColumn="0" w:firstRowLastColumn="0" w:lastRowFirstColumn="0" w:lastRowLastColumn="0"/>
+              <w:rPr>
+                <w:rFonts w:ascii="Segoe UI Emoji" w:hAnsi="Segoe UI Emoji" w:cs="Segoe UI Emoji"/>
+              </w:rPr>
+            </w:pPr>
+            <w:r>
+              <w:rPr>
+                <w:rFonts w:ascii="Segoe UI Emoji" w:hAnsi="Segoe UI Emoji" w:cs="Segoe UI Emoji"/>
+              </w:rPr>
+              <w:t xml:space="preserve">✅ </w:t>
+            </w:r>
+            <w:r>
+              <w:rPr>
+                <w:rFonts w:ascii="Segoe UI Emoji" w:hAnsi="Segoe UI Emoji" w:cs="Segoe UI Emoji"/>
+              </w:rPr>
+              <w:t>随机访问</w:t>
+            </w:r>
+            <w:r>
+              <w:rPr>
+                <w:rFonts w:ascii="Segoe UI Emoji" w:hAnsi="Segoe UI Emoji" w:cs="Segoe UI Emoji"/>
+              </w:rPr>
+              <w:t xml:space="preserve"> O(1)</w:t>
+            </w:r>
+            <w:r>
+              <w:rPr>
+                <w:rFonts w:ascii="Segoe UI Emoji" w:hAnsi="Segoe UI Emoji" w:cs="Segoe UI Emoji"/>
+              </w:rPr>
+              <w:t>（支持下标</w:t>
+            </w:r>
+            <w:r>
+              <w:rPr>
+                <w:rFonts w:ascii="Segoe UI Emoji" w:hAnsi="Segoe UI Emoji" w:cs="Segoe UI Emoji"/>
+              </w:rPr>
+              <w:t xml:space="preserve"> [] </w:t>
+            </w:r>
+            <w:r>
+              <w:rPr>
+                <w:rFonts w:ascii="Segoe UI Emoji" w:hAnsi="Segoe UI Emoji" w:cs="Segoe UI Emoji"/>
+              </w:rPr>
+              <w:t>和</w:t>
+            </w:r>
+            <w:r>
+              <w:rPr>
+                <w:rFonts w:ascii="Segoe UI Emoji" w:hAnsi="Segoe UI Emoji" w:cs="Segoe UI Emoji"/>
+              </w:rPr>
+              <w:t xml:space="preserve"> at()</w:t>
+            </w:r>
+            <w:r>
+              <w:rPr>
+                <w:rFonts w:ascii="Segoe UI Emoji" w:hAnsi="Segoe UI Emoji" w:cs="Segoe UI Emoji"/>
+              </w:rPr>
+              <w:t>）</w:t>
+            </w:r>
+          </w:p>
+          <w:p>
+            <w:pPr>
+              <w:snapToGrid w:val="0"/>
+              <w:spacing w:line="276" w:lineRule="auto"/>
+              <w:cnfStyle w:val="000000000000" w:firstRow="0" w:lastRow="0" w:firstColumn="0" w:lastColumn="0" w:oddVBand="0" w:evenVBand="0" w:oddHBand="0" w:evenHBand="0" w:firstRowFirstColumn="0" w:firstRowLastColumn="0" w:lastRowFirstColumn="0" w:lastRowLastColumn="0"/>
+              <w:rPr>
+                <w:rFonts w:ascii="Segoe UI Emoji" w:hAnsi="Segoe UI Emoji" w:cs="Segoe UI Emoji"/>
+              </w:rPr>
+            </w:pPr>
+            <w:r>
+              <w:rPr>
+                <w:rFonts w:ascii="Segoe UI Emoji" w:hAnsi="Segoe UI Emoji" w:cs="Segoe UI Emoji"/>
+              </w:rPr>
+              <w:t xml:space="preserve">✅ </w:t>
+            </w:r>
+            <w:r>
+              <w:rPr>
+                <w:rFonts w:ascii="Segoe UI Emoji" w:hAnsi="Segoe UI Emoji" w:cs="Segoe UI Emoji"/>
+              </w:rPr>
+              <w:t>尾部插入</w:t>
+            </w:r>
+            <w:r>
+              <w:rPr>
+                <w:rFonts w:ascii="Segoe UI Emoji" w:hAnsi="Segoe UI Emoji" w:cs="Segoe UI Emoji"/>
+              </w:rPr>
+              <w:t>/</w:t>
+            </w:r>
+            <w:r>
+              <w:rPr>
+                <w:rFonts w:ascii="Segoe UI Emoji" w:hAnsi="Segoe UI Emoji" w:cs="Segoe UI Emoji"/>
+              </w:rPr>
+              <w:t>删除快（</w:t>
+            </w:r>
+            <w:proofErr w:type="spellStart"/>
+            <w:r>
+              <w:rPr>
+                <w:rFonts w:ascii="Segoe UI Emoji" w:hAnsi="Segoe UI Emoji" w:cs="Segoe UI Emoji"/>
+              </w:rPr>
+              <w:t>push_back</w:t>
+            </w:r>
+            <w:proofErr w:type="spellEnd"/>
+            <w:r>
+              <w:rPr>
+                <w:rFonts w:ascii="Segoe UI Emoji" w:hAnsi="Segoe UI Emoji" w:cs="Segoe UI Emoji"/>
+              </w:rPr>
+              <w:t xml:space="preserve">, </w:t>
+            </w:r>
+            <w:proofErr w:type="spellStart"/>
+            <w:r>
+              <w:rPr>
+                <w:rFonts w:ascii="Segoe UI Emoji" w:hAnsi="Segoe UI Emoji" w:cs="Segoe UI Emoji"/>
+              </w:rPr>
+              <w:t>pop_back</w:t>
+            </w:r>
+            <w:proofErr w:type="spellEnd"/>
+            <w:r>
+              <w:rPr>
+                <w:rFonts w:ascii="Segoe UI Emoji" w:hAnsi="Segoe UI Emoji" w:cs="Segoe UI Emoji"/>
+              </w:rPr>
+              <w:t>）</w:t>
+            </w:r>
+          </w:p>
+          <w:p>
+            <w:pPr>
+              <w:snapToGrid w:val="0"/>
+              <w:spacing w:line="276" w:lineRule="auto"/>
+              <w:cnfStyle w:val="000000000000" w:firstRow="0" w:lastRow="0" w:firstColumn="0" w:lastColumn="0" w:oddVBand="0" w:evenVBand="0" w:oddHBand="0" w:evenHBand="0" w:firstRowFirstColumn="0" w:firstRowLastColumn="0" w:lastRowFirstColumn="0" w:lastRowLastColumn="0"/>
+              <w:rPr>
+                <w:rFonts w:ascii="Segoe UI Emoji" w:hAnsi="Segoe UI Emoji" w:cs="Segoe UI Emoji"/>
+              </w:rPr>
+            </w:pPr>
+            <w:r>
+              <w:rPr>
+                <w:rFonts w:ascii="Segoe UI Emoji" w:hAnsi="Segoe UI Emoji" w:cs="Segoe UI Emoji"/>
+              </w:rPr>
+              <w:t xml:space="preserve">✅ </w:t>
+            </w:r>
+            <w:r>
+              <w:rPr>
+                <w:rFonts w:ascii="Segoe UI Emoji" w:hAnsi="Segoe UI Emoji" w:cs="Segoe UI Emoji"/>
+              </w:rPr>
+              <w:t>支持字符串拼接（</w:t>
+            </w:r>
+            <w:r>
+              <w:rPr>
+                <w:rFonts w:ascii="Segoe UI Emoji" w:hAnsi="Segoe UI Emoji" w:cs="Segoe UI Emoji"/>
+              </w:rPr>
+              <w:t>+=, +</w:t>
+            </w:r>
+            <w:r>
+              <w:rPr>
+                <w:rFonts w:ascii="Segoe UI Emoji" w:hAnsi="Segoe UI Emoji" w:cs="Segoe UI Emoji"/>
+              </w:rPr>
+              <w:t>）</w:t>
+            </w:r>
+          </w:p>
+          <w:p>
+            <w:pPr>
+              <w:snapToGrid w:val="0"/>
+              <w:spacing w:line="276" w:lineRule="auto"/>
+              <w:cnfStyle w:val="000000000000" w:firstRow="0" w:lastRow="0" w:firstColumn="0" w:lastColumn="0" w:oddVBand="0" w:evenVBand="0" w:oddHBand="0" w:evenHBand="0" w:firstRowFirstColumn="0" w:firstRowLastColumn="0" w:lastRowFirstColumn="0" w:lastRowLastColumn="0"/>
+              <w:rPr>
+                <w:rFonts w:ascii="Segoe UI Emoji" w:hAnsi="Segoe UI Emoji" w:cs="Segoe UI Emoji"/>
+              </w:rPr>
+            </w:pPr>
+            <w:r>
+              <w:rPr>
+                <w:rFonts w:ascii="Segoe UI Emoji" w:hAnsi="Segoe UI Emoji" w:cs="Segoe UI Emoji"/>
+              </w:rPr>
+              <w:t xml:space="preserve">✅ </w:t>
+            </w:r>
+            <w:r>
+              <w:rPr>
+                <w:rFonts w:ascii="Segoe UI Emoji" w:hAnsi="Segoe UI Emoji" w:cs="Segoe UI Emoji"/>
+              </w:rPr>
+              <w:t>内存自动管理（动态扩容）</w:t>
+            </w:r>
+          </w:p>
+          <w:p>
+            <w:pPr>
+              <w:snapToGrid w:val="0"/>
+              <w:spacing w:line="276" w:lineRule="auto"/>
+              <w:cnfStyle w:val="000000000000" w:firstRow="0" w:lastRow="0" w:firstColumn="0" w:lastColumn="0" w:oddVBand="0" w:evenVBand="0" w:oddHBand="0" w:evenHBand="0" w:firstRowFirstColumn="0" w:firstRowLastColumn="0" w:lastRowFirstColumn="0" w:lastRowLastColumn="0"/>
+              <w:rPr>
+                <w:rFonts w:ascii="Segoe UI Emoji" w:hAnsi="Segoe UI Emoji" w:cs="Segoe UI Emoji"/>
+              </w:rPr>
+            </w:pPr>
+            <w:r>
+              <w:rPr>
+                <w:rFonts w:ascii="Segoe UI Emoji" w:hAnsi="Segoe UI Emoji" w:cs="Segoe UI Emoji"/>
+              </w:rPr>
+              <w:t xml:space="preserve">✅ </w:t>
+            </w:r>
+            <w:r>
+              <w:rPr>
+                <w:rFonts w:ascii="Segoe UI Emoji" w:hAnsi="Segoe UI Emoji" w:cs="Segoe UI Emoji"/>
+              </w:rPr>
+              <w:t>支持</w:t>
+            </w:r>
+            <w:r>
+              <w:rPr>
+                <w:rFonts w:ascii="Segoe UI Emoji" w:hAnsi="Segoe UI Emoji" w:cs="Segoe UI Emoji"/>
+              </w:rPr>
+              <w:t xml:space="preserve"> C </w:t>
+            </w:r>
+            <w:r>
+              <w:rPr>
+                <w:rFonts w:ascii="Segoe UI Emoji" w:hAnsi="Segoe UI Emoji" w:cs="Segoe UI Emoji"/>
+              </w:rPr>
+              <w:t>风格字符串转换（</w:t>
+            </w:r>
+            <w:proofErr w:type="spellStart"/>
+            <w:r>
+              <w:rPr>
+                <w:rFonts w:ascii="Segoe UI Emoji" w:hAnsi="Segoe UI Emoji" w:cs="Segoe UI Emoji"/>
+              </w:rPr>
+              <w:t>c_str</w:t>
+            </w:r>
+            <w:proofErr w:type="spellEnd"/>
+            <w:r>
+              <w:rPr>
+                <w:rFonts w:ascii="Segoe UI Emoji" w:hAnsi="Segoe UI Emoji" w:cs="Segoe UI Emoji"/>
+              </w:rPr>
+              <w:t>()</w:t>
+            </w:r>
+            <w:r>
+              <w:rPr>
+                <w:rFonts w:ascii="Segoe UI Emoji" w:hAnsi="Segoe UI Emoji" w:cs="Segoe UI Emoji"/>
+              </w:rPr>
+              <w:t>）</w:t>
+            </w:r>
+          </w:p>
+          <w:p>
+            <w:pPr>
+              <w:snapToGrid w:val="0"/>
+              <w:spacing w:line="276" w:lineRule="auto"/>
+              <w:cnfStyle w:val="000000000000" w:firstRow="0" w:lastRow="0" w:firstColumn="0" w:lastColumn="0" w:oddVBand="0" w:evenVBand="0" w:oddHBand="0" w:evenHBand="0" w:firstRowFirstColumn="0" w:firstRowLastColumn="0" w:lastRowFirstColumn="0" w:lastRowLastColumn="0"/>
+              <w:rPr>
+                <w:rFonts w:ascii="Segoe UI Emoji" w:hAnsi="Segoe UI Emoji" w:cs="Segoe UI Emoji"/>
+              </w:rPr>
+            </w:pPr>
+            <w:r>
+              <w:rPr>
+                <w:rFonts w:ascii="Segoe UI Emoji" w:hAnsi="Segoe UI Emoji" w:cs="Segoe UI Emoji"/>
+              </w:rPr>
+              <w:t xml:space="preserve">❌ </w:t>
+            </w:r>
+            <w:r>
+              <w:rPr>
+                <w:rFonts w:ascii="Segoe UI Emoji" w:hAnsi="Segoe UI Emoji" w:cs="Segoe UI Emoji"/>
+              </w:rPr>
+              <w:t>中间插入</w:t>
+            </w:r>
+            <w:r>
+              <w:rPr>
+                <w:rFonts w:ascii="Segoe UI Emoji" w:hAnsi="Segoe UI Emoji" w:cs="Segoe UI Emoji"/>
+              </w:rPr>
+              <w:t>/</w:t>
+            </w:r>
+            <w:r>
+              <w:rPr>
+                <w:rFonts w:ascii="Segoe UI Emoji" w:hAnsi="Segoe UI Emoji" w:cs="Segoe UI Emoji"/>
+              </w:rPr>
+              <w:t>删除慢（需移动元素）</w:t>
+            </w:r>
+          </w:p>
+          <w:p>
+            <w:pPr>
+              <w:snapToGrid w:val="0"/>
+              <w:spacing w:line="276" w:lineRule="auto"/>
+              <w:cnfStyle w:val="000000000000" w:firstRow="0" w:lastRow="0" w:firstColumn="0" w:lastColumn="0" w:oddVBand="0" w:evenVBand="0" w:oddHBand="0" w:evenHBand="0" w:firstRowFirstColumn="0" w:firstRowLastColumn="0" w:lastRowFirstColumn="0" w:lastRowLastColumn="0"/>
+              <w:rPr>
+                <w:rFonts w:ascii="Segoe UI Emoji" w:hAnsi="Segoe UI Emoji" w:cs="Segoe UI Emoji"/>
+              </w:rPr>
+            </w:pPr>
+            <w:r>
+              <w:rPr>
+                <w:rFonts w:ascii="Segoe UI Emoji" w:hAnsi="Segoe UI Emoji" w:cs="Segoe UI Emoji"/>
+              </w:rPr>
+              <w:t xml:space="preserve">⚠️ </w:t>
+            </w:r>
+            <w:r>
+              <w:rPr>
+                <w:rFonts w:ascii="Segoe UI Emoji" w:hAnsi="Segoe UI Emoji" w:cs="Segoe UI Emoji"/>
+              </w:rPr>
+              <w:t>字符串长度受</w:t>
+            </w:r>
+            <w:r>
+              <w:rPr>
+                <w:rFonts w:ascii="Segoe UI Emoji" w:hAnsi="Segoe UI Emoji" w:cs="Segoe UI Emoji"/>
+              </w:rPr>
+              <w:t xml:space="preserve"> </w:t>
+            </w:r>
+            <w:proofErr w:type="spellStart"/>
+            <w:r>
+              <w:rPr>
+                <w:rFonts w:ascii="Segoe UI Emoji" w:hAnsi="Segoe UI Emoji" w:cs="Segoe UI Emoji"/>
+              </w:rPr>
+              <w:t>size_t</w:t>
+            </w:r>
+            <w:proofErr w:type="spellEnd"/>
+            <w:r>
+              <w:rPr>
+                <w:rFonts w:ascii="Segoe UI Emoji" w:hAnsi="Segoe UI Emoji" w:cs="Segoe UI Emoji"/>
+              </w:rPr>
+              <w:t xml:space="preserve"> </w:t>
+            </w:r>
+            <w:r>
+              <w:rPr>
+                <w:rFonts w:ascii="Segoe UI Emoji" w:hAnsi="Segoe UI Emoji" w:cs="Segoe UI Emoji"/>
+              </w:rPr>
+              <w:t>限制（通常最大约</w:t>
+            </w:r>
+            <w:r>
+              <w:rPr>
+                <w:rFonts w:ascii="Segoe UI Emoji" w:hAnsi="Segoe UI Emoji" w:cs="Segoe UI Emoji"/>
+              </w:rPr>
+              <w:t xml:space="preserve"> 2GB</w:t>
+            </w:r>
+            <w:r>
+              <w:rPr>
+                <w:rFonts w:ascii="Segoe UI Emoji" w:hAnsi="Segoe UI Emoji" w:cs="Segoe UI Emoji"/>
+              </w:rPr>
+              <w:t>）</w:t>
+            </w:r>
+          </w:p>
+        </w:tc>
+      </w:tr>
+      <w:tr>
+        <w:trPr>
+          <w:cnfStyle w:val="000000100000" w:firstRow="0" w:lastRow="0" w:firstColumn="0" w:lastColumn="0" w:oddVBand="0" w:evenVBand="0" w:oddHBand="1" w:evenHBand="0" w:firstRowFirstColumn="0" w:firstRowLastColumn="0" w:lastRowFirstColumn="0" w:lastRowLastColumn="0"/>
+        </w:trPr>
+        <w:tc>
+          <w:tcPr>
+            <w:cnfStyle w:val="001000000000" w:firstRow="0" w:lastRow="0" w:firstColumn="1" w:lastColumn="0" w:oddVBand="0" w:evenVBand="0" w:oddHBand="0" w:evenHBand="0" w:firstRowFirstColumn="0" w:firstRowLastColumn="0" w:lastRowFirstColumn="0" w:lastRowLastColumn="0"/>
+            <w:tcW w:w="0" w:type="auto"/>
+            <w:vAlign w:val="center"/>
+            <w:hideMark/>
+          </w:tcPr>
+          <w:p>
+            <w:pPr>
+              <w:snapToGrid w:val="0"/>
+              <w:spacing w:line="276" w:lineRule="auto"/>
+              <w:jc w:val="both"/>
+            </w:pPr>
+            <w:proofErr w:type="gramStart"/>
+            <w:r>
+              <w:t>std::</w:t>
+            </w:r>
+            <w:proofErr w:type="gramEnd"/>
+            <w:r>
+              <w:t>deque</w:t>
+            </w:r>
+          </w:p>
+        </w:tc>
+        <w:tc>
+          <w:tcPr>
+            <w:tcW w:w="0" w:type="auto"/>
+            <w:vAlign w:val="center"/>
+            <w:hideMark/>
+          </w:tcPr>
+          <w:p>
+            <w:pPr>
+              <w:snapToGrid w:val="0"/>
+              <w:spacing w:line="276" w:lineRule="auto"/>
+              <w:jc w:val="both"/>
+              <w:cnfStyle w:val="000000100000" w:firstRow="0" w:lastRow="0" w:firstColumn="0" w:lastColumn="0" w:oddVBand="0" w:evenVBand="0" w:oddHBand="1" w:evenHBand="0" w:firstRowFirstColumn="0" w:firstRowLastColumn="0" w:lastRowFirstColumn="0" w:lastRowLastColumn="0"/>
+            </w:pPr>
+            <w:r>
+              <w:t>双端队列</w:t>
+            </w:r>
+          </w:p>
+        </w:tc>
+        <w:tc>
+          <w:tcPr>
+            <w:tcW w:w="0" w:type="auto"/>
+            <w:hideMark/>
+          </w:tcPr>
+          <w:p>
+            <w:pPr>
+              <w:snapToGrid w:val="0"/>
+              <w:spacing w:line="276" w:lineRule="auto"/>
+              <w:cnfStyle w:val="000000100000" w:firstRow="0" w:lastRow="0" w:firstColumn="0" w:lastColumn="0" w:oddVBand="0" w:evenVBand="0" w:oddHBand="1" w:evenHBand="0" w:firstRowFirstColumn="0" w:firstRowLastColumn="0" w:lastRowFirstColumn="0" w:lastRowLastColumn="0"/>
+            </w:pPr>
+            <w:r>
+              <w:rPr>
+                <w:rFonts w:ascii="Segoe UI Emoji" w:hAnsi="Segoe UI Emoji" w:cs="Segoe UI Emoji"/>
+              </w:rPr>
+              <w:t>✅</w:t>
+            </w:r>
+            <w:r>
+              <w:t xml:space="preserve"> 首尾插入/删除 O(1)</w:t>
+            </w:r>
+            <w:r>
+              <w:br/>
+            </w:r>
+            <w:r>
+              <w:rPr>
+                <w:rFonts w:ascii="Segoe UI Emoji" w:hAnsi="Segoe UI Emoji" w:cs="Segoe UI Emoji"/>
+              </w:rPr>
+              <w:t>✅</w:t>
+            </w:r>
+            <w:r>
+              <w:t xml:space="preserve"> 随机访问 O(1)</w:t>
+            </w:r>
+            <w:r>
+              <w:br/>
+            </w:r>
+            <w:r>
+              <w:rPr>
+                <w:rFonts w:ascii="Segoe UI Emoji" w:hAnsi="Segoe UI Emoji" w:cs="Segoe UI Emoji"/>
+              </w:rPr>
+              <w:t>❌</w:t>
+            </w:r>
+            <w:r>
+              <w:t xml:space="preserve"> 中间操作慢</w:t>
+            </w:r>
+          </w:p>
+        </w:tc>
+      </w:tr>
+      <w:tr>
+        <w:tc>
+          <w:tcPr>
+            <w:cnfStyle w:val="001000000000" w:firstRow="0" w:lastRow="0" w:firstColumn="1" w:lastColumn="0" w:oddVBand="0" w:evenVBand="0" w:oddHBand="0" w:evenHBand="0" w:firstRowFirstColumn="0" w:firstRowLastColumn="0" w:lastRowFirstColumn="0" w:lastRowLastColumn="0"/>
+            <w:tcW w:w="0" w:type="auto"/>
+            <w:vAlign w:val="center"/>
+            <w:hideMark/>
+          </w:tcPr>
+          <w:p>
+            <w:pPr>
+              <w:snapToGrid w:val="0"/>
+              <w:spacing w:line="276" w:lineRule="auto"/>
+              <w:jc w:val="both"/>
+            </w:pPr>
+            <w:proofErr w:type="gramStart"/>
+            <w:r>
+              <w:t>std::</w:t>
+            </w:r>
+            <w:proofErr w:type="gramEnd"/>
+            <w:r>
+              <w:t>list</w:t>
+            </w:r>
+          </w:p>
+        </w:tc>
+        <w:tc>
+          <w:tcPr>
+            <w:tcW w:w="0" w:type="auto"/>
+            <w:vAlign w:val="center"/>
+            <w:hideMark/>
+          </w:tcPr>
+          <w:p>
+            <w:pPr>
+              <w:snapToGrid w:val="0"/>
+              <w:spacing w:line="276" w:lineRule="auto"/>
+              <w:jc w:val="both"/>
+              <w:cnfStyle w:val="000000000000" w:firstRow="0" w:lastRow="0" w:firstColumn="0" w:lastColumn="0" w:oddVBand="0" w:evenVBand="0" w:oddHBand="0" w:evenHBand="0" w:firstRowFirstColumn="0" w:firstRowLastColumn="0" w:lastRowFirstColumn="0" w:lastRowLastColumn="0"/>
+            </w:pPr>
+            <w:r>
+              <w:t>双向链表</w:t>
+            </w:r>
+          </w:p>
+        </w:tc>
+        <w:tc>
+          <w:tcPr>
+            <w:tcW w:w="0" w:type="auto"/>
+            <w:hideMark/>
+          </w:tcPr>
+          <w:p>
+            <w:pPr>
+              <w:snapToGrid w:val="0"/>
+              <w:spacing w:line="276" w:lineRule="auto"/>
+              <w:cnfStyle w:val="000000000000" w:firstRow="0" w:lastRow="0" w:firstColumn="0" w:lastColumn="0" w:oddVBand="0" w:evenVBand="0" w:oddHBand="0" w:evenHBand="0" w:firstRowFirstColumn="0" w:firstRowLastColumn="0" w:lastRowFirstColumn="0" w:lastRowLastColumn="0"/>
+            </w:pPr>
+            <w:r>
+              <w:rPr>
+                <w:rFonts w:ascii="Segoe UI Emoji" w:hAnsi="Segoe UI Emoji" w:cs="Segoe UI Emoji"/>
+              </w:rPr>
+              <w:t>✅</w:t>
+            </w:r>
+            <w:r>
+              <w:t xml:space="preserve"> 任意位置插入/删除 O(1)</w:t>
+            </w:r>
+            <w:r>
+              <w:br/>
+            </w:r>
+            <w:r>
+              <w:rPr>
+                <w:rFonts w:ascii="Segoe UI Emoji" w:hAnsi="Segoe UI Emoji" w:cs="Segoe UI Emoji"/>
+              </w:rPr>
+              <w:t>❌</w:t>
+            </w:r>
+            <w:r>
+              <w:t xml:space="preserve"> 不支持随机访问（只能遍历）</w:t>
+            </w:r>
+          </w:p>
+        </w:tc>
+      </w:tr>
+      <w:tr>
+        <w:trPr>
+          <w:cnfStyle w:val="000000100000" w:firstRow="0" w:lastRow="0" w:firstColumn="0" w:lastColumn="0" w:oddVBand="0" w:evenVBand="0" w:oddHBand="1" w:evenHBand="0" w:firstRowFirstColumn="0" w:firstRowLastColumn="0" w:lastRowFirstColumn="0" w:lastRowLastColumn="0"/>
+        </w:trPr>
+        <w:tc>
+          <w:tcPr>
+            <w:cnfStyle w:val="001000000000" w:firstRow="0" w:lastRow="0" w:firstColumn="1" w:lastColumn="0" w:oddVBand="0" w:evenVBand="0" w:oddHBand="0" w:evenHBand="0" w:firstRowFirstColumn="0" w:firstRowLastColumn="0" w:lastRowFirstColumn="0" w:lastRowLastColumn="0"/>
+            <w:tcW w:w="0" w:type="auto"/>
+            <w:vAlign w:val="center"/>
+            <w:hideMark/>
+          </w:tcPr>
+          <w:p>
+            <w:pPr>
+              <w:snapToGrid w:val="0"/>
+              <w:spacing w:line="276" w:lineRule="auto"/>
+              <w:jc w:val="both"/>
+            </w:pPr>
+            <w:proofErr w:type="gramStart"/>
+            <w:r>
+              <w:t>std::</w:t>
+            </w:r>
+            <w:proofErr w:type="spellStart"/>
+            <w:proofErr w:type="gramEnd"/>
+            <w:r>
+              <w:t>forward_list</w:t>
+            </w:r>
+            <w:proofErr w:type="spellEnd"/>
+          </w:p>
+        </w:tc>
+        <w:tc>
+          <w:tcPr>
+            <w:tcW w:w="0" w:type="auto"/>
+            <w:vAlign w:val="center"/>
+            <w:hideMark/>
+          </w:tcPr>
+          <w:p>
+            <w:pPr>
+              <w:snapToGrid w:val="0"/>
+              <w:spacing w:line="276" w:lineRule="auto"/>
+              <w:jc w:val="both"/>
+              <w:cnfStyle w:val="000000100000" w:firstRow="0" w:lastRow="0" w:firstColumn="0" w:lastColumn="0" w:oddVBand="0" w:evenVBand="0" w:oddHBand="1" w:evenHBand="0" w:firstRowFirstColumn="0" w:firstRowLastColumn="0" w:lastRowFirstColumn="0" w:lastRowLastColumn="0"/>
+            </w:pPr>
+            <w:r>
+              <w:t>单向链表</w:t>
+            </w:r>
+          </w:p>
+        </w:tc>
+        <w:tc>
+          <w:tcPr>
+            <w:tcW w:w="0" w:type="auto"/>
+            <w:hideMark/>
+          </w:tcPr>
+          <w:p>
+            <w:pPr>
+              <w:snapToGrid w:val="0"/>
+              <w:spacing w:line="276" w:lineRule="auto"/>
+              <w:cnfStyle w:val="000000100000" w:firstRow="0" w:lastRow="0" w:firstColumn="0" w:lastColumn="0" w:oddVBand="0" w:evenVBand="0" w:oddHBand="1" w:evenHBand="0" w:firstRowFirstColumn="0" w:firstRowLastColumn="0" w:lastRowFirstColumn="0" w:lastRowLastColumn="0"/>
+            </w:pPr>
+            <w:r>
+              <w:rPr>
+                <w:rFonts w:ascii="Segoe UI Emoji" w:hAnsi="Segoe UI Emoji" w:cs="Segoe UI Emoji"/>
+              </w:rPr>
+              <w:t>✅</w:t>
+            </w:r>
+            <w:r>
+              <w:t xml:space="preserve"> 内存更省</w:t>
+            </w:r>
+            <w:r>
+              <w:br/>
+            </w:r>
+            <w:r>
+              <w:rPr>
+                <w:rFonts w:ascii="Segoe UI Emoji" w:hAnsi="Segoe UI Emoji" w:cs="Segoe UI Emoji"/>
+              </w:rPr>
+              <w:t>✅</w:t>
+            </w:r>
+            <w:r>
+              <w:t xml:space="preserve"> 插入/</w:t>
+            </w:r>
+            <w:proofErr w:type="gramStart"/>
+            <w:r>
+              <w:t>删除快</w:t>
+            </w:r>
+            <w:proofErr w:type="gramEnd"/>
+            <w:r>
+              <w:br/>
+            </w:r>
+            <w:r>
+              <w:rPr>
+                <w:rFonts w:ascii="Segoe UI Emoji" w:hAnsi="Segoe UI Emoji" w:cs="Segoe UI Emoji"/>
+              </w:rPr>
+              <w:t>❌</w:t>
+            </w:r>
+            <w:r>
+              <w:t xml:space="preserve"> 只能单向遍历</w:t>
+            </w:r>
+          </w:p>
+        </w:tc>
+      </w:tr>
+      <w:tr>
+        <w:tc>
+          <w:tcPr>
+            <w:cnfStyle w:val="001000000000" w:firstRow="0" w:lastRow="0" w:firstColumn="1" w:lastColumn="0" w:oddVBand="0" w:evenVBand="0" w:oddHBand="0" w:evenHBand="0" w:firstRowFirstColumn="0" w:firstRowLastColumn="0" w:lastRowFirstColumn="0" w:lastRowLastColumn="0"/>
+            <w:tcW w:w="0" w:type="auto"/>
+            <w:vAlign w:val="center"/>
+            <w:hideMark/>
+          </w:tcPr>
+          <w:p>
+            <w:pPr>
+              <w:snapToGrid w:val="0"/>
+              <w:spacing w:line="276" w:lineRule="auto"/>
+              <w:jc w:val="both"/>
+            </w:pPr>
+            <w:proofErr w:type="gramStart"/>
+            <w:r>
+              <w:t>std::</w:t>
+            </w:r>
+            <w:proofErr w:type="gramEnd"/>
+            <w:r>
+              <w:t>array</w:t>
+            </w:r>
+          </w:p>
+        </w:tc>
+        <w:tc>
+          <w:tcPr>
+            <w:tcW w:w="0" w:type="auto"/>
+            <w:vAlign w:val="center"/>
+            <w:hideMark/>
+          </w:tcPr>
+          <w:p>
+            <w:pPr>
+              <w:snapToGrid w:val="0"/>
+              <w:spacing w:line="276" w:lineRule="auto"/>
+              <w:jc w:val="both"/>
+              <w:cnfStyle w:val="000000000000" w:firstRow="0" w:lastRow="0" w:firstColumn="0" w:lastColumn="0" w:oddVBand="0" w:evenVBand="0" w:oddHBand="0" w:evenHBand="0" w:firstRowFirstColumn="0" w:firstRowLastColumn="0" w:lastRowFirstColumn="0" w:lastRowLastColumn="0"/>
+            </w:pPr>
+            <w:r>
+              <w:t>固定数组</w:t>
+            </w:r>
+          </w:p>
+        </w:tc>
+        <w:tc>
+          <w:tcPr>
+            <w:tcW w:w="0" w:type="auto"/>
+            <w:hideMark/>
+          </w:tcPr>
+          <w:p>
+            <w:pPr>
+              <w:snapToGrid w:val="0"/>
+              <w:spacing w:line="276" w:lineRule="auto"/>
+              <w:cnfStyle w:val="000000000000" w:firstRow="0" w:lastRow="0" w:firstColumn="0" w:lastColumn="0" w:oddVBand="0" w:evenVBand="0" w:oddHBand="0" w:evenHBand="0" w:firstRowFirstColumn="0" w:firstRowLastColumn="0" w:lastRowFirstColumn="0" w:lastRowLastColumn="0"/>
+            </w:pPr>
+            <w:r>
+              <w:rPr>
+                <w:rFonts w:ascii="Segoe UI Emoji" w:hAnsi="Segoe UI Emoji" w:cs="Segoe UI Emoji"/>
+              </w:rPr>
+              <w:t>✅</w:t>
+            </w:r>
+            <w:r>
+              <w:t xml:space="preserve"> 编译</w:t>
+            </w:r>
+            <w:proofErr w:type="gramStart"/>
+            <w:r>
+              <w:t>期大小</w:t>
+            </w:r>
+            <w:proofErr w:type="gramEnd"/>
+            <w:r>
+              <w:br/>
+            </w:r>
+            <w:r>
+              <w:rPr>
+                <w:rFonts w:ascii="Segoe UI Emoji" w:hAnsi="Segoe UI Emoji" w:cs="Segoe UI Emoji"/>
+              </w:rPr>
+              <w:t>✅</w:t>
+            </w:r>
+            <w:r>
+              <w:t xml:space="preserve"> 无动态开销</w:t>
+            </w:r>
+            <w:r>
+              <w:br/>
+            </w:r>
+            <w:r>
+              <w:rPr>
+                <w:rFonts w:ascii="Segoe UI Emoji" w:hAnsi="Segoe UI Emoji" w:cs="Segoe UI Emoji"/>
+              </w:rPr>
+              <w:t>❌</w:t>
+            </w:r>
+            <w:r>
+              <w:t xml:space="preserve"> 大小不可变</w:t>
+            </w:r>
+          </w:p>
+        </w:tc>
+      </w:tr>
+    </w:tbl>
+    <w:p>
+      <w:r>
+        <w:rPr>
+          <w:b/>
+          <w:bCs/>
+        </w:rPr>
+        <w:t>选型建议</w:t>
+      </w:r>
+      <w:r>
+        <w:t>：</w:t>
+      </w:r>
+    </w:p>
+    <w:p>
+      <w:pPr>
+        <w:numPr>
+          <w:ilvl w:val="0"/>
+          <w:numId w:val="84"/>
+        </w:numPr>
+      </w:pPr>
+      <w:r>
+        <w:t>默认用 vector</w:t>
+      </w:r>
+    </w:p>
+    <w:p>
+      <w:pPr>
+        <w:numPr>
+          <w:ilvl w:val="0"/>
+          <w:numId w:val="84"/>
+        </w:numPr>
+      </w:pPr>
+      <w:r>
+        <w:t>频繁首尾</w:t>
+      </w:r>
+      <w:r>
+        <w:t>插入/删除</w:t>
+      </w:r>
+      <w:r>
+        <w:t xml:space="preserve"> → deque</w:t>
+      </w:r>
+    </w:p>
+    <w:p>
+      <w:pPr>
+        <w:numPr>
+          <w:ilvl w:val="0"/>
+          <w:numId w:val="84"/>
+        </w:numPr>
+      </w:pPr>
+      <w:r>
+        <w:lastRenderedPageBreak/>
+        <w:t>频繁中间插入/删除 → list</w:t>
+      </w:r>
+    </w:p>
+    <w:p>
+      <w:pPr>
+        <w:pStyle w:val="3"/>
+      </w:pPr>
+      <w:r>
+        <w:t>关联式容器（</w:t>
+      </w:r>
+      <w:r>
+        <w:t>Associative Containers</w:t>
+      </w:r>
+      <w:r>
+        <w:t>）</w:t>
+      </w:r>
+    </w:p>
+    <w:p>
+      <w:r>
+        <w:t>元素按键（key）自动排序或哈希组织，支持快速查找。</w:t>
+      </w:r>
+    </w:p>
+    <w:tbl>
+      <w:tblPr>
+        <w:tblStyle w:val="5-3"/>
+        <w:tblW w:w="0" w:type="auto"/>
+        <w:tblLook w:val="04A0" w:firstRow="1" w:lastRow="0" w:firstColumn="1" w:lastColumn="0" w:noHBand="0" w:noVBand="1"/>
+      </w:tblPr>
+      <w:tblGrid>
+        <w:gridCol w:w="2394"/>
+        <w:gridCol w:w="1176"/>
+        <w:gridCol w:w="1176"/>
+        <w:gridCol w:w="1656"/>
+        <w:gridCol w:w="1416"/>
+      </w:tblGrid>
+      <w:tr>
+        <w:trPr>
+          <w:cnfStyle w:val="100000000000" w:firstRow="1" w:lastRow="0" w:firstColumn="0" w:lastColumn="0" w:oddVBand="0" w:evenVBand="0" w:oddHBand="0" w:evenHBand="0" w:firstRowFirstColumn="0" w:firstRowLastColumn="0" w:lastRowFirstColumn="0" w:lastRowLastColumn="0"/>
+        </w:trPr>
+        <w:tc>
+          <w:tcPr>
+            <w:cnfStyle w:val="001000000000" w:firstRow="0" w:lastRow="0" w:firstColumn="1" w:lastColumn="0" w:oddVBand="0" w:evenVBand="0" w:oddHBand="0" w:evenHBand="0" w:firstRowFirstColumn="0" w:firstRowLastColumn="0" w:lastRowFirstColumn="0" w:lastRowLastColumn="0"/>
+            <w:tcW w:w="0" w:type="auto"/>
+            <w:hideMark/>
+          </w:tcPr>
+          <w:p>
+            <w:pPr>
+              <w:snapToGrid w:val="0"/>
+              <w:spacing w:line="360" w:lineRule="auto"/>
+            </w:pPr>
+            <w:r>
+              <w:t>容器</w:t>
+            </w:r>
+          </w:p>
+        </w:tc>
+        <w:tc>
+          <w:tcPr>
+            <w:tcW w:w="0" w:type="auto"/>
+            <w:hideMark/>
+          </w:tcPr>
+          <w:p>
+            <w:pPr>
+              <w:snapToGrid w:val="0"/>
+              <w:spacing w:line="360" w:lineRule="auto"/>
+              <w:cnfStyle w:val="100000000000" w:firstRow="1" w:lastRow="0" w:firstColumn="0" w:lastColumn="0" w:oddVBand="0" w:evenVBand="0" w:oddHBand="0" w:evenHBand="0" w:firstRowFirstColumn="0" w:firstRowLastColumn="0" w:lastRowFirstColumn="0" w:lastRowLastColumn="0"/>
+            </w:pPr>
+            <w:r>
+              <w:t>底层结构</w:t>
+            </w:r>
+          </w:p>
+        </w:tc>
+        <w:tc>
+          <w:tcPr>
+            <w:tcW w:w="0" w:type="auto"/>
+            <w:hideMark/>
+          </w:tcPr>
+          <w:p>
+            <w:pPr>
+              <w:snapToGrid w:val="0"/>
+              <w:spacing w:line="360" w:lineRule="auto"/>
+              <w:cnfStyle w:val="100000000000" w:firstRow="1" w:lastRow="0" w:firstColumn="0" w:lastColumn="0" w:oddVBand="0" w:evenVBand="0" w:oddHBand="0" w:evenHBand="0" w:firstRowFirstColumn="0" w:firstRowLastColumn="0" w:lastRowFirstColumn="0" w:lastRowLastColumn="0"/>
+            </w:pPr>
+            <w:r>
+              <w:t>是否有序</w:t>
+            </w:r>
+          </w:p>
+        </w:tc>
+        <w:tc>
+          <w:tcPr>
+            <w:tcW w:w="0" w:type="auto"/>
+            <w:hideMark/>
+          </w:tcPr>
+          <w:p>
+            <w:pPr>
+              <w:snapToGrid w:val="0"/>
+              <w:spacing w:line="360" w:lineRule="auto"/>
+              <w:cnfStyle w:val="100000000000" w:firstRow="1" w:lastRow="0" w:firstColumn="0" w:lastColumn="0" w:oddVBand="0" w:evenVBand="0" w:oddHBand="0" w:evenHBand="0" w:firstRowFirstColumn="0" w:firstRowLastColumn="0" w:lastRowFirstColumn="0" w:lastRowLastColumn="0"/>
+            </w:pPr>
+            <w:r>
+              <w:t>是否允许重复</w:t>
+            </w:r>
+          </w:p>
+        </w:tc>
+        <w:tc>
+          <w:tcPr>
+            <w:tcW w:w="0" w:type="auto"/>
+            <w:hideMark/>
+          </w:tcPr>
+          <w:p>
+            <w:pPr>
+              <w:snapToGrid w:val="0"/>
+              <w:spacing w:line="360" w:lineRule="auto"/>
+              <w:cnfStyle w:val="100000000000" w:firstRow="1" w:lastRow="0" w:firstColumn="0" w:lastColumn="0" w:oddVBand="0" w:evenVBand="0" w:oddHBand="0" w:evenHBand="0" w:firstRowFirstColumn="0" w:firstRowLastColumn="0" w:lastRowFirstColumn="0" w:lastRowLastColumn="0"/>
+            </w:pPr>
+            <w:r>
+              <w:t>查找复杂度</w:t>
+            </w:r>
+          </w:p>
+        </w:tc>
+      </w:tr>
+      <w:tr>
+        <w:trPr>
+          <w:cnfStyle w:val="000000100000" w:firstRow="0" w:lastRow="0" w:firstColumn="0" w:lastColumn="0" w:oddVBand="0" w:evenVBand="0" w:oddHBand="1" w:evenHBand="0" w:firstRowFirstColumn="0" w:firstRowLastColumn="0" w:lastRowFirstColumn="0" w:lastRowLastColumn="0"/>
+        </w:trPr>
+        <w:tc>
+          <w:tcPr>
+            <w:cnfStyle w:val="001000000000" w:firstRow="0" w:lastRow="0" w:firstColumn="1" w:lastColumn="0" w:oddVBand="0" w:evenVBand="0" w:oddHBand="0" w:evenHBand="0" w:firstRowFirstColumn="0" w:firstRowLastColumn="0" w:lastRowFirstColumn="0" w:lastRowLastColumn="0"/>
+            <w:tcW w:w="0" w:type="auto"/>
+            <w:hideMark/>
+          </w:tcPr>
+          <w:p>
+            <w:pPr>
+              <w:snapToGrid w:val="0"/>
+              <w:spacing w:line="360" w:lineRule="auto"/>
+            </w:pPr>
+            <w:proofErr w:type="gramStart"/>
+            <w:r>
+              <w:t>std::</w:t>
+            </w:r>
+            <w:proofErr w:type="gramEnd"/>
+            <w:r>
+              <w:t>set</w:t>
+            </w:r>
+          </w:p>
+        </w:tc>
+        <w:tc>
+          <w:tcPr>
+            <w:tcW w:w="0" w:type="auto"/>
+            <w:hideMark/>
+          </w:tcPr>
+          <w:p>
+            <w:pPr>
+              <w:snapToGrid w:val="0"/>
+              <w:spacing w:line="360" w:lineRule="auto"/>
+              <w:cnfStyle w:val="000000100000" w:firstRow="0" w:lastRow="0" w:firstColumn="0" w:lastColumn="0" w:oddVBand="0" w:evenVBand="0" w:oddHBand="1" w:evenHBand="0" w:firstRowFirstColumn="0" w:firstRowLastColumn="0" w:lastRowFirstColumn="0" w:lastRowLastColumn="0"/>
+            </w:pPr>
+            <w:r>
+              <w:t>红黑树</w:t>
+            </w:r>
+          </w:p>
+        </w:tc>
+        <w:tc>
+          <w:tcPr>
+            <w:tcW w:w="0" w:type="auto"/>
+            <w:hideMark/>
+          </w:tcPr>
+          <w:p>
+            <w:pPr>
+              <w:snapToGrid w:val="0"/>
+              <w:spacing w:line="360" w:lineRule="auto"/>
+              <w:jc w:val="center"/>
+              <w:cnfStyle w:val="000000100000" w:firstRow="0" w:lastRow="0" w:firstColumn="0" w:lastColumn="0" w:oddVBand="0" w:evenVBand="0" w:oddHBand="1" w:evenHBand="0" w:firstRowFirstColumn="0" w:firstRowLastColumn="0" w:lastRowFirstColumn="0" w:lastRowLastColumn="0"/>
+            </w:pPr>
+            <w:r>
+              <w:rPr>
+                <w:rFonts w:ascii="Segoe UI Emoji" w:hAnsi="Segoe UI Emoji" w:cs="Segoe UI Emoji"/>
+              </w:rPr>
+              <w:t>✅</w:t>
+            </w:r>
+          </w:p>
+        </w:tc>
+        <w:tc>
+          <w:tcPr>
+            <w:tcW w:w="0" w:type="auto"/>
+            <w:hideMark/>
+          </w:tcPr>
+          <w:p>
+            <w:pPr>
+              <w:snapToGrid w:val="0"/>
+              <w:spacing w:line="360" w:lineRule="auto"/>
+              <w:jc w:val="center"/>
+              <w:cnfStyle w:val="000000100000" w:firstRow="0" w:lastRow="0" w:firstColumn="0" w:lastColumn="0" w:oddVBand="0" w:evenVBand="0" w:oddHBand="1" w:evenHBand="0" w:firstRowFirstColumn="0" w:firstRowLastColumn="0" w:lastRowFirstColumn="0" w:lastRowLastColumn="0"/>
+            </w:pPr>
+            <w:r>
+              <w:rPr>
+                <w:rFonts w:ascii="Segoe UI Emoji" w:hAnsi="Segoe UI Emoji" w:cs="Segoe UI Emoji"/>
+              </w:rPr>
+              <w:t>❌</w:t>
+            </w:r>
+          </w:p>
+        </w:tc>
+        <w:tc>
+          <w:tcPr>
+            <w:tcW w:w="0" w:type="auto"/>
+            <w:hideMark/>
+          </w:tcPr>
+          <w:p>
+            <w:pPr>
+              <w:snapToGrid w:val="0"/>
+              <w:spacing w:line="360" w:lineRule="auto"/>
+              <w:cnfStyle w:val="000000100000" w:firstRow="0" w:lastRow="0" w:firstColumn="0" w:lastColumn="0" w:oddVBand="0" w:evenVBand="0" w:oddHBand="1" w:evenHBand="0" w:firstRowFirstColumn="0" w:firstRowLastColumn="0" w:lastRowFirstColumn="0" w:lastRowLastColumn="0"/>
+            </w:pPr>
+            <w:proofErr w:type="gramStart"/>
+            <w:r>
+              <w:t>O(</w:t>
+            </w:r>
+            <w:proofErr w:type="gramEnd"/>
+            <w:r>
+              <w:t>log n)</w:t>
+            </w:r>
+          </w:p>
+        </w:tc>
+      </w:tr>
+      <w:tr>
+        <w:tc>
+          <w:tcPr>
+            <w:cnfStyle w:val="001000000000" w:firstRow="0" w:lastRow="0" w:firstColumn="1" w:lastColumn="0" w:oddVBand="0" w:evenVBand="0" w:oddHBand="0" w:evenHBand="0" w:firstRowFirstColumn="0" w:firstRowLastColumn="0" w:lastRowFirstColumn="0" w:lastRowLastColumn="0"/>
+            <w:tcW w:w="0" w:type="auto"/>
+            <w:hideMark/>
+          </w:tcPr>
+          <w:p>
+            <w:pPr>
+              <w:snapToGrid w:val="0"/>
+              <w:spacing w:line="360" w:lineRule="auto"/>
+            </w:pPr>
+            <w:proofErr w:type="gramStart"/>
+            <w:r>
+              <w:t>std::</w:t>
+            </w:r>
+            <w:proofErr w:type="gramEnd"/>
+            <w:r>
+              <w:t>multiset</w:t>
+            </w:r>
+          </w:p>
+        </w:tc>
+        <w:tc>
+          <w:tcPr>
+            <w:tcW w:w="0" w:type="auto"/>
+            <w:hideMark/>
+          </w:tcPr>
+          <w:p>
+            <w:pPr>
+              <w:snapToGrid w:val="0"/>
+              <w:spacing w:line="360" w:lineRule="auto"/>
+              <w:cnfStyle w:val="000000000000" w:firstRow="0" w:lastRow="0" w:firstColumn="0" w:lastColumn="0" w:oddVBand="0" w:evenVBand="0" w:oddHBand="0" w:evenHBand="0" w:firstRowFirstColumn="0" w:firstRowLastColumn="0" w:lastRowFirstColumn="0" w:lastRowLastColumn="0"/>
+            </w:pPr>
+            <w:r>
+              <w:t>红黑树</w:t>
+            </w:r>
+          </w:p>
+        </w:tc>
+        <w:tc>
+          <w:tcPr>
+            <w:tcW w:w="0" w:type="auto"/>
+            <w:hideMark/>
+          </w:tcPr>
+          <w:p>
+            <w:pPr>
+              <w:snapToGrid w:val="0"/>
+              <w:spacing w:line="360" w:lineRule="auto"/>
+              <w:jc w:val="center"/>
+              <w:cnfStyle w:val="000000000000" w:firstRow="0" w:lastRow="0" w:firstColumn="0" w:lastColumn="0" w:oddVBand="0" w:evenVBand="0" w:oddHBand="0" w:evenHBand="0" w:firstRowFirstColumn="0" w:firstRowLastColumn="0" w:lastRowFirstColumn="0" w:lastRowLastColumn="0"/>
+            </w:pPr>
+            <w:r>
+              <w:rPr>
+                <w:rFonts w:ascii="Segoe UI Emoji" w:hAnsi="Segoe UI Emoji" w:cs="Segoe UI Emoji"/>
+              </w:rPr>
+              <w:t>✅</w:t>
+            </w:r>
+          </w:p>
+        </w:tc>
+        <w:tc>
+          <w:tcPr>
+            <w:tcW w:w="0" w:type="auto"/>
+            <w:hideMark/>
+          </w:tcPr>
+          <w:p>
+            <w:pPr>
+              <w:snapToGrid w:val="0"/>
+              <w:spacing w:line="360" w:lineRule="auto"/>
+              <w:jc w:val="center"/>
+              <w:cnfStyle w:val="000000000000" w:firstRow="0" w:lastRow="0" w:firstColumn="0" w:lastColumn="0" w:oddVBand="0" w:evenVBand="0" w:oddHBand="0" w:evenHBand="0" w:firstRowFirstColumn="0" w:firstRowLastColumn="0" w:lastRowFirstColumn="0" w:lastRowLastColumn="0"/>
+            </w:pPr>
+            <w:r>
+              <w:rPr>
+                <w:rFonts w:ascii="Segoe UI Emoji" w:hAnsi="Segoe UI Emoji" w:cs="Segoe UI Emoji"/>
+              </w:rPr>
+              <w:t>✅</w:t>
+            </w:r>
+          </w:p>
+        </w:tc>
+        <w:tc>
+          <w:tcPr>
+            <w:tcW w:w="0" w:type="auto"/>
+            <w:hideMark/>
+          </w:tcPr>
+          <w:p>
+            <w:pPr>
+              <w:snapToGrid w:val="0"/>
+              <w:spacing w:line="360" w:lineRule="auto"/>
+              <w:cnfStyle w:val="000000000000" w:firstRow="0" w:lastRow="0" w:firstColumn="0" w:lastColumn="0" w:oddVBand="0" w:evenVBand="0" w:oddHBand="0" w:evenHBand="0" w:firstRowFirstColumn="0" w:firstRowLastColumn="0" w:lastRowFirstColumn="0" w:lastRowLastColumn="0"/>
+            </w:pPr>
+            <w:proofErr w:type="gramStart"/>
+            <w:r>
+              <w:t>O(</w:t>
+            </w:r>
+            <w:proofErr w:type="gramEnd"/>
+            <w:r>
+              <w:t>log n)</w:t>
+            </w:r>
+          </w:p>
+        </w:tc>
+      </w:tr>
+      <w:tr>
+        <w:trPr>
+          <w:cnfStyle w:val="000000100000" w:firstRow="0" w:lastRow="0" w:firstColumn="0" w:lastColumn="0" w:oddVBand="0" w:evenVBand="0" w:oddHBand="1" w:evenHBand="0" w:firstRowFirstColumn="0" w:firstRowLastColumn="0" w:lastRowFirstColumn="0" w:lastRowLastColumn="0"/>
+        </w:trPr>
+        <w:tc>
+          <w:tcPr>
+            <w:cnfStyle w:val="001000000000" w:firstRow="0" w:lastRow="0" w:firstColumn="1" w:lastColumn="0" w:oddVBand="0" w:evenVBand="0" w:oddHBand="0" w:evenHBand="0" w:firstRowFirstColumn="0" w:firstRowLastColumn="0" w:lastRowFirstColumn="0" w:lastRowLastColumn="0"/>
+            <w:tcW w:w="0" w:type="auto"/>
+            <w:hideMark/>
+          </w:tcPr>
+          <w:p>
+            <w:pPr>
+              <w:snapToGrid w:val="0"/>
+              <w:spacing w:line="360" w:lineRule="auto"/>
+            </w:pPr>
+            <w:proofErr w:type="gramStart"/>
+            <w:r>
+              <w:t>std::</w:t>
+            </w:r>
+            <w:proofErr w:type="gramEnd"/>
+            <w:r>
+              <w:t>map</w:t>
+            </w:r>
+          </w:p>
+        </w:tc>
+        <w:tc>
+          <w:tcPr>
+            <w:tcW w:w="0" w:type="auto"/>
+            <w:hideMark/>
+          </w:tcPr>
+          <w:p>
+            <w:pPr>
+              <w:snapToGrid w:val="0"/>
+              <w:spacing w:line="360" w:lineRule="auto"/>
+              <w:cnfStyle w:val="000000100000" w:firstRow="0" w:lastRow="0" w:firstColumn="0" w:lastColumn="0" w:oddVBand="0" w:evenVBand="0" w:oddHBand="1" w:evenHBand="0" w:firstRowFirstColumn="0" w:firstRowLastColumn="0" w:lastRowFirstColumn="0" w:lastRowLastColumn="0"/>
+            </w:pPr>
+            <w:r>
+              <w:t>红黑树</w:t>
+            </w:r>
+          </w:p>
+        </w:tc>
+        <w:tc>
+          <w:tcPr>
+            <w:tcW w:w="0" w:type="auto"/>
+            <w:hideMark/>
+          </w:tcPr>
+          <w:p>
+            <w:pPr>
+              <w:snapToGrid w:val="0"/>
+              <w:spacing w:line="360" w:lineRule="auto"/>
+              <w:jc w:val="center"/>
+              <w:cnfStyle w:val="000000100000" w:firstRow="0" w:lastRow="0" w:firstColumn="0" w:lastColumn="0" w:oddVBand="0" w:evenVBand="0" w:oddHBand="1" w:evenHBand="0" w:firstRowFirstColumn="0" w:firstRowLastColumn="0" w:lastRowFirstColumn="0" w:lastRowLastColumn="0"/>
+            </w:pPr>
+            <w:r>
+              <w:rPr>
+                <w:rFonts w:ascii="Segoe UI Emoji" w:hAnsi="Segoe UI Emoji" w:cs="Segoe UI Emoji"/>
+              </w:rPr>
+              <w:t>✅</w:t>
+            </w:r>
+          </w:p>
+        </w:tc>
+        <w:tc>
+          <w:tcPr>
+            <w:tcW w:w="0" w:type="auto"/>
+            <w:hideMark/>
+          </w:tcPr>
+          <w:p>
+            <w:pPr>
+              <w:snapToGrid w:val="0"/>
+              <w:spacing w:line="360" w:lineRule="auto"/>
+              <w:jc w:val="center"/>
+              <w:cnfStyle w:val="000000100000" w:firstRow="0" w:lastRow="0" w:firstColumn="0" w:lastColumn="0" w:oddVBand="0" w:evenVBand="0" w:oddHBand="1" w:evenHBand="0" w:firstRowFirstColumn="0" w:firstRowLastColumn="0" w:lastRowFirstColumn="0" w:lastRowLastColumn="0"/>
+            </w:pPr>
+            <w:r>
+              <w:rPr>
+                <w:rFonts w:ascii="Segoe UI Emoji" w:hAnsi="Segoe UI Emoji" w:cs="Segoe UI Emoji"/>
+              </w:rPr>
+              <w:t>❌</w:t>
+            </w:r>
+          </w:p>
+        </w:tc>
+        <w:tc>
+          <w:tcPr>
+            <w:tcW w:w="0" w:type="auto"/>
+            <w:hideMark/>
+          </w:tcPr>
+          <w:p>
+            <w:pPr>
+              <w:snapToGrid w:val="0"/>
+              <w:spacing w:line="360" w:lineRule="auto"/>
+              <w:cnfStyle w:val="000000100000" w:firstRow="0" w:lastRow="0" w:firstColumn="0" w:lastColumn="0" w:oddVBand="0" w:evenVBand="0" w:oddHBand="1" w:evenHBand="0" w:firstRowFirstColumn="0" w:firstRowLastColumn="0" w:lastRowFirstColumn="0" w:lastRowLastColumn="0"/>
+            </w:pPr>
+            <w:proofErr w:type="gramStart"/>
+            <w:r>
+              <w:t>O(</w:t>
+            </w:r>
+            <w:proofErr w:type="gramEnd"/>
+            <w:r>
+              <w:t>log n)</w:t>
+            </w:r>
+          </w:p>
+        </w:tc>
+      </w:tr>
+      <w:tr>
+        <w:tc>
+          <w:tcPr>
+            <w:cnfStyle w:val="001000000000" w:firstRow="0" w:lastRow="0" w:firstColumn="1" w:lastColumn="0" w:oddVBand="0" w:evenVBand="0" w:oddHBand="0" w:evenHBand="0" w:firstRowFirstColumn="0" w:firstRowLastColumn="0" w:lastRowFirstColumn="0" w:lastRowLastColumn="0"/>
+            <w:tcW w:w="0" w:type="auto"/>
+            <w:hideMark/>
+          </w:tcPr>
+          <w:p>
+            <w:pPr>
+              <w:snapToGrid w:val="0"/>
+              <w:spacing w:line="360" w:lineRule="auto"/>
+            </w:pPr>
+            <w:proofErr w:type="gramStart"/>
+            <w:r>
+              <w:t>std::</w:t>
+            </w:r>
+            <w:proofErr w:type="gramEnd"/>
+            <w:r>
+              <w:t>multimap</w:t>
+            </w:r>
+          </w:p>
+        </w:tc>
+        <w:tc>
+          <w:tcPr>
+            <w:tcW w:w="0" w:type="auto"/>
+            <w:hideMark/>
+          </w:tcPr>
+          <w:p>
+            <w:pPr>
+              <w:snapToGrid w:val="0"/>
+              <w:spacing w:line="360" w:lineRule="auto"/>
+              <w:cnfStyle w:val="000000000000" w:firstRow="0" w:lastRow="0" w:firstColumn="0" w:lastColumn="0" w:oddVBand="0" w:evenVBand="0" w:oddHBand="0" w:evenHBand="0" w:firstRowFirstColumn="0" w:firstRowLastColumn="0" w:lastRowFirstColumn="0" w:lastRowLastColumn="0"/>
+            </w:pPr>
+            <w:r>
+              <w:t>红黑树</w:t>
+            </w:r>
+          </w:p>
+        </w:tc>
+        <w:tc>
+          <w:tcPr>
+            <w:tcW w:w="0" w:type="auto"/>
+            <w:hideMark/>
+          </w:tcPr>
+          <w:p>
+            <w:pPr>
+              <w:snapToGrid w:val="0"/>
+              <w:spacing w:line="360" w:lineRule="auto"/>
+              <w:jc w:val="center"/>
+              <w:cnfStyle w:val="000000000000" w:firstRow="0" w:lastRow="0" w:firstColumn="0" w:lastColumn="0" w:oddVBand="0" w:evenVBand="0" w:oddHBand="0" w:evenHBand="0" w:firstRowFirstColumn="0" w:firstRowLastColumn="0" w:lastRowFirstColumn="0" w:lastRowLastColumn="0"/>
+            </w:pPr>
+            <w:r>
+              <w:rPr>
+                <w:rFonts w:ascii="Segoe UI Emoji" w:hAnsi="Segoe UI Emoji" w:cs="Segoe UI Emoji"/>
+              </w:rPr>
+              <w:t>✅</w:t>
+            </w:r>
+          </w:p>
+        </w:tc>
+        <w:tc>
+          <w:tcPr>
+            <w:tcW w:w="0" w:type="auto"/>
+            <w:hideMark/>
+          </w:tcPr>
+          <w:p>
+            <w:pPr>
+              <w:snapToGrid w:val="0"/>
+              <w:spacing w:line="360" w:lineRule="auto"/>
+              <w:jc w:val="center"/>
+              <w:cnfStyle w:val="000000000000" w:firstRow="0" w:lastRow="0" w:firstColumn="0" w:lastColumn="0" w:oddVBand="0" w:evenVBand="0" w:oddHBand="0" w:evenHBand="0" w:firstRowFirstColumn="0" w:firstRowLastColumn="0" w:lastRowFirstColumn="0" w:lastRowLastColumn="0"/>
+            </w:pPr>
+            <w:r>
+              <w:rPr>
+                <w:rFonts w:ascii="Segoe UI Emoji" w:hAnsi="Segoe UI Emoji" w:cs="Segoe UI Emoji"/>
+              </w:rPr>
+              <w:t>✅</w:t>
+            </w:r>
+          </w:p>
+        </w:tc>
+        <w:tc>
+          <w:tcPr>
+            <w:tcW w:w="0" w:type="auto"/>
+            <w:hideMark/>
+          </w:tcPr>
+          <w:p>
+            <w:pPr>
+              <w:snapToGrid w:val="0"/>
+              <w:spacing w:line="360" w:lineRule="auto"/>
+              <w:cnfStyle w:val="000000000000" w:firstRow="0" w:lastRow="0" w:firstColumn="0" w:lastColumn="0" w:oddVBand="0" w:evenVBand="0" w:oddHBand="0" w:evenHBand="0" w:firstRowFirstColumn="0" w:firstRowLastColumn="0" w:lastRowFirstColumn="0" w:lastRowLastColumn="0"/>
+            </w:pPr>
+            <w:proofErr w:type="gramStart"/>
+            <w:r>
+              <w:t>O(</w:t>
+            </w:r>
+            <w:proofErr w:type="gramEnd"/>
+            <w:r>
+              <w:t>log n)</w:t>
+            </w:r>
+          </w:p>
+        </w:tc>
+      </w:tr>
+      <w:tr>
+        <w:trPr>
+          <w:cnfStyle w:val="000000100000" w:firstRow="0" w:lastRow="0" w:firstColumn="0" w:lastColumn="0" w:oddVBand="0" w:evenVBand="0" w:oddHBand="1" w:evenHBand="0" w:firstRowFirstColumn="0" w:firstRowLastColumn="0" w:lastRowFirstColumn="0" w:lastRowLastColumn="0"/>
+        </w:trPr>
+        <w:tc>
+          <w:tcPr>
+            <w:cnfStyle w:val="001000000000" w:firstRow="0" w:lastRow="0" w:firstColumn="1" w:lastColumn="0" w:oddVBand="0" w:evenVBand="0" w:oddHBand="0" w:evenHBand="0" w:firstRowFirstColumn="0" w:firstRowLastColumn="0" w:lastRowFirstColumn="0" w:lastRowLastColumn="0"/>
+            <w:tcW w:w="0" w:type="auto"/>
+            <w:hideMark/>
+          </w:tcPr>
+          <w:p>
+            <w:pPr>
+              <w:snapToGrid w:val="0"/>
+              <w:spacing w:line="360" w:lineRule="auto"/>
+            </w:pPr>
+            <w:proofErr w:type="gramStart"/>
+            <w:r>
+              <w:t>std::</w:t>
+            </w:r>
+            <w:proofErr w:type="spellStart"/>
+            <w:proofErr w:type="gramEnd"/>
+            <w:r>
+              <w:t>unordered_set</w:t>
+            </w:r>
+            <w:proofErr w:type="spellEnd"/>
+          </w:p>
+        </w:tc>
+        <w:tc>
+          <w:tcPr>
+            <w:tcW w:w="0" w:type="auto"/>
+            <w:hideMark/>
+          </w:tcPr>
+          <w:p>
+            <w:pPr>
+              <w:snapToGrid w:val="0"/>
+              <w:spacing w:line="360" w:lineRule="auto"/>
+              <w:cnfStyle w:val="000000100000" w:firstRow="0" w:lastRow="0" w:firstColumn="0" w:lastColumn="0" w:oddVBand="0" w:evenVBand="0" w:oddHBand="1" w:evenHBand="0" w:firstRowFirstColumn="0" w:firstRowLastColumn="0" w:lastRowFirstColumn="0" w:lastRowLastColumn="0"/>
+            </w:pPr>
+            <w:r>
+              <w:t>哈希表</w:t>
+            </w:r>
+          </w:p>
+        </w:tc>
+        <w:tc>
+          <w:tcPr>
+            <w:tcW w:w="0" w:type="auto"/>
+            <w:hideMark/>
+          </w:tcPr>
+          <w:p>
+            <w:pPr>
+              <w:snapToGrid w:val="0"/>
+              <w:spacing w:line="360" w:lineRule="auto"/>
+              <w:jc w:val="center"/>
+              <w:cnfStyle w:val="000000100000" w:firstRow="0" w:lastRow="0" w:firstColumn="0" w:lastColumn="0" w:oddVBand="0" w:evenVBand="0" w:oddHBand="1" w:evenHBand="0" w:firstRowFirstColumn="0" w:firstRowLastColumn="0" w:lastRowFirstColumn="0" w:lastRowLastColumn="0"/>
+            </w:pPr>
+            <w:r>
+              <w:rPr>
+                <w:rFonts w:ascii="Segoe UI Emoji" w:hAnsi="Segoe UI Emoji" w:cs="Segoe UI Emoji"/>
+              </w:rPr>
+              <w:t>❌</w:t>
+            </w:r>
+          </w:p>
+        </w:tc>
+        <w:tc>
+          <w:tcPr>
+            <w:tcW w:w="0" w:type="auto"/>
+            <w:hideMark/>
+          </w:tcPr>
+          <w:p>
+            <w:pPr>
+              <w:snapToGrid w:val="0"/>
+              <w:spacing w:line="360" w:lineRule="auto"/>
+              <w:jc w:val="center"/>
+              <w:cnfStyle w:val="000000100000" w:firstRow="0" w:lastRow="0" w:firstColumn="0" w:lastColumn="0" w:oddVBand="0" w:evenVBand="0" w:oddHBand="1" w:evenHBand="0" w:firstRowFirstColumn="0" w:firstRowLastColumn="0" w:lastRowFirstColumn="0" w:lastRowLastColumn="0"/>
+            </w:pPr>
+            <w:r>
+              <w:rPr>
+                <w:rFonts w:ascii="Segoe UI Emoji" w:hAnsi="Segoe UI Emoji" w:cs="Segoe UI Emoji"/>
+              </w:rPr>
+              <w:t>❌</w:t>
+            </w:r>
+          </w:p>
+        </w:tc>
+        <w:tc>
+          <w:tcPr>
+            <w:tcW w:w="0" w:type="auto"/>
+            <w:hideMark/>
+          </w:tcPr>
+          <w:p>
+            <w:pPr>
+              <w:snapToGrid w:val="0"/>
+              <w:spacing w:line="360" w:lineRule="auto"/>
+              <w:cnfStyle w:val="000000100000" w:firstRow="0" w:lastRow="0" w:firstColumn="0" w:lastColumn="0" w:oddVBand="0" w:evenVBand="0" w:oddHBand="1" w:evenHBand="0" w:firstRowFirstColumn="0" w:firstRowLastColumn="0" w:lastRowFirstColumn="0" w:lastRowLastColumn="0"/>
+            </w:pPr>
+            <w:r>
+              <w:t>平均 O(1)</w:t>
+            </w:r>
+          </w:p>
+        </w:tc>
+      </w:tr>
+      <w:tr>
+        <w:tc>
+          <w:tcPr>
+            <w:cnfStyle w:val="001000000000" w:firstRow="0" w:lastRow="0" w:firstColumn="1" w:lastColumn="0" w:oddVBand="0" w:evenVBand="0" w:oddHBand="0" w:evenHBand="0" w:firstRowFirstColumn="0" w:firstRowLastColumn="0" w:lastRowFirstColumn="0" w:lastRowLastColumn="0"/>
+            <w:tcW w:w="0" w:type="auto"/>
+            <w:hideMark/>
+          </w:tcPr>
+          <w:p>
+            <w:pPr>
+              <w:snapToGrid w:val="0"/>
+              <w:spacing w:line="360" w:lineRule="auto"/>
+            </w:pPr>
+            <w:proofErr w:type="gramStart"/>
+            <w:r>
+              <w:t>std::</w:t>
+            </w:r>
+            <w:proofErr w:type="spellStart"/>
+            <w:proofErr w:type="gramEnd"/>
+            <w:r>
+              <w:t>unordered_map</w:t>
+            </w:r>
+            <w:proofErr w:type="spellEnd"/>
+          </w:p>
+        </w:tc>
+        <w:tc>
+          <w:tcPr>
+            <w:tcW w:w="0" w:type="auto"/>
+            <w:hideMark/>
+          </w:tcPr>
+          <w:p>
+            <w:pPr>
+              <w:snapToGrid w:val="0"/>
+              <w:spacing w:line="360" w:lineRule="auto"/>
+              <w:cnfStyle w:val="000000000000" w:firstRow="0" w:lastRow="0" w:firstColumn="0" w:lastColumn="0" w:oddVBand="0" w:evenVBand="0" w:oddHBand="0" w:evenHBand="0" w:firstRowFirstColumn="0" w:firstRowLastColumn="0" w:lastRowFirstColumn="0" w:lastRowLastColumn="0"/>
+            </w:pPr>
+            <w:r>
+              <w:t>哈希表</w:t>
+            </w:r>
+          </w:p>
+        </w:tc>
+        <w:tc>
+          <w:tcPr>
+            <w:tcW w:w="0" w:type="auto"/>
+            <w:hideMark/>
+          </w:tcPr>
+          <w:p>
+            <w:pPr>
+              <w:snapToGrid w:val="0"/>
+              <w:spacing w:line="360" w:lineRule="auto"/>
+              <w:jc w:val="center"/>
+              <w:cnfStyle w:val="000000000000" w:firstRow="0" w:lastRow="0" w:firstColumn="0" w:lastColumn="0" w:oddVBand="0" w:evenVBand="0" w:oddHBand="0" w:evenHBand="0" w:firstRowFirstColumn="0" w:firstRowLastColumn="0" w:lastRowFirstColumn="0" w:lastRowLastColumn="0"/>
+            </w:pPr>
+            <w:r>
+              <w:rPr>
+                <w:rFonts w:ascii="Segoe UI Emoji" w:hAnsi="Segoe UI Emoji" w:cs="Segoe UI Emoji"/>
+              </w:rPr>
+              <w:t>❌</w:t>
+            </w:r>
+          </w:p>
+        </w:tc>
+        <w:tc>
+          <w:tcPr>
+            <w:tcW w:w="0" w:type="auto"/>
+            <w:hideMark/>
+          </w:tcPr>
+          <w:p>
+            <w:pPr>
+              <w:snapToGrid w:val="0"/>
+              <w:spacing w:line="360" w:lineRule="auto"/>
+              <w:jc w:val="center"/>
+              <w:cnfStyle w:val="000000000000" w:firstRow="0" w:lastRow="0" w:firstColumn="0" w:lastColumn="0" w:oddVBand="0" w:evenVBand="0" w:oddHBand="0" w:evenHBand="0" w:firstRowFirstColumn="0" w:firstRowLastColumn="0" w:lastRowFirstColumn="0" w:lastRowLastColumn="0"/>
+            </w:pPr>
+            <w:r>
+              <w:rPr>
+                <w:rFonts w:ascii="Segoe UI Emoji" w:hAnsi="Segoe UI Emoji" w:cs="Segoe UI Emoji"/>
+              </w:rPr>
+              <w:t>❌</w:t>
+            </w:r>
+          </w:p>
+        </w:tc>
+        <w:tc>
+          <w:tcPr>
+            <w:tcW w:w="0" w:type="auto"/>
+            <w:hideMark/>
+          </w:tcPr>
+          <w:p>
+            <w:pPr>
+              <w:snapToGrid w:val="0"/>
+              <w:spacing w:line="360" w:lineRule="auto"/>
+              <w:cnfStyle w:val="000000000000" w:firstRow="0" w:lastRow="0" w:firstColumn="0" w:lastColumn="0" w:oddVBand="0" w:evenVBand="0" w:oddHBand="0" w:evenHBand="0" w:firstRowFirstColumn="0" w:firstRowLastColumn="0" w:lastRowFirstColumn="0" w:lastRowLastColumn="0"/>
+            </w:pPr>
+            <w:r>
+              <w:t>平均 O(1)</w:t>
+            </w:r>
+          </w:p>
+        </w:tc>
+      </w:tr>
+    </w:tbl>
+    <w:p>
+      <w:r>
+        <w:rPr>
+          <w:b/>
+          <w:bCs/>
+        </w:rPr>
+        <w:t>选型建议</w:t>
+      </w:r>
+      <w:r>
+        <w:t>：</w:t>
+      </w:r>
+    </w:p>
+    <w:p>
+      <w:pPr>
+        <w:numPr>
+          <w:ilvl w:val="0"/>
+          <w:numId w:val="85"/>
+        </w:numPr>
+      </w:pPr>
+      <w:r>
+        <w:t>需要有序遍历 → map / set</w:t>
+      </w:r>
+    </w:p>
+    <w:p>
+      <w:pPr>
+        <w:numPr>
+          <w:ilvl w:val="0"/>
+          <w:numId w:val="85"/>
+        </w:numPr>
+      </w:pPr>
+      <w:r>
+        <w:t>追求极致查找速度 → </w:t>
+      </w:r>
+      <w:proofErr w:type="spellStart"/>
+      <w:r>
+        <w:t>unordered_map</w:t>
+      </w:r>
+      <w:proofErr w:type="spellEnd"/>
+      <w:r>
+        <w:t> / </w:t>
+      </w:r>
+      <w:proofErr w:type="spellStart"/>
+      <w:r>
+        <w:t>unordered_set</w:t>
+      </w:r>
+      <w:proofErr w:type="spellEnd"/>
+    </w:p>
+    <w:p>
+      <w:pPr>
+        <w:numPr>
+          <w:ilvl w:val="0"/>
+          <w:numId w:val="85"/>
+        </w:numPr>
+      </w:pPr>
+      <w:r>
+        <w:t>允许多个相同键 → multi* 版本</w:t>
+      </w:r>
+    </w:p>
+    <w:p>
+      <w:pPr>
+        <w:pStyle w:val="3"/>
+      </w:pPr>
+      <w:r>
+        <w:t>容器适配器（</w:t>
+      </w:r>
+      <w:r>
+        <w:t>Container Adapters</w:t>
+      </w:r>
+      <w:r>
+        <w:t>）</w:t>
+      </w:r>
+    </w:p>
+    <w:p>
+      <w:r>
+        <w:t>基于其他容器封装，提供特定接口（不支持迭代器遍历）。</w:t>
+      </w:r>
+    </w:p>
+    <w:tbl>
+      <w:tblPr>
+        <w:tblStyle w:val="5-3"/>
+        <w:tblW w:w="0" w:type="auto"/>
+        <w:tblLook w:val="04A0" w:firstRow="1" w:lastRow="0" w:firstColumn="1" w:lastColumn="0" w:noHBand="0" w:noVBand="1"/>
+      </w:tblPr>
+      <w:tblGrid>
+        <w:gridCol w:w="2246"/>
+        <w:gridCol w:w="1656"/>
+        <w:gridCol w:w="3576"/>
+      </w:tblGrid>
+      <w:tr>
+        <w:trPr>
+          <w:cnfStyle w:val="100000000000" w:firstRow="1" w:lastRow="0" w:firstColumn="0" w:lastColumn="0" w:oddVBand="0" w:evenVBand="0" w:oddHBand="0" w:evenHBand="0" w:firstRowFirstColumn="0" w:firstRowLastColumn="0" w:lastRowFirstColumn="0" w:lastRowLastColumn="0"/>
+        </w:trPr>
+        <w:tc>
+          <w:tcPr>
+            <w:cnfStyle w:val="001000000000" w:firstRow="0" w:lastRow="0" w:firstColumn="1" w:lastColumn="0" w:oddVBand="0" w:evenVBand="0" w:oddHBand="0" w:evenHBand="0" w:firstRowFirstColumn="0" w:firstRowLastColumn="0" w:lastRowFirstColumn="0" w:lastRowLastColumn="0"/>
+            <w:tcW w:w="0" w:type="auto"/>
+            <w:hideMark/>
+          </w:tcPr>
+          <w:p>
+            <w:pPr>
+              <w:snapToGrid w:val="0"/>
+              <w:spacing w:line="360" w:lineRule="auto"/>
+              <w:jc w:val="both"/>
+            </w:pPr>
+            <w:r>
+              <w:t>容器</w:t>
+            </w:r>
+          </w:p>
+        </w:tc>
+        <w:tc>
+          <w:tcPr>
+            <w:tcW w:w="0" w:type="auto"/>
+            <w:hideMark/>
+          </w:tcPr>
+          <w:p>
+            <w:pPr>
+              <w:snapToGrid w:val="0"/>
+              <w:spacing w:line="360" w:lineRule="auto"/>
+              <w:jc w:val="both"/>
+              <w:cnfStyle w:val="100000000000" w:firstRow="1" w:lastRow="0" w:firstColumn="0" w:lastColumn="0" w:oddVBand="0" w:evenVBand="0" w:oddHBand="0" w:evenHBand="0" w:firstRowFirstColumn="0" w:firstRowLastColumn="0" w:lastRowFirstColumn="0" w:lastRowLastColumn="0"/>
+            </w:pPr>
+            <w:r>
+              <w:t>默认底层容器</w:t>
+            </w:r>
+          </w:p>
+        </w:tc>
+        <w:tc>
+          <w:tcPr>
+            <w:tcW w:w="0" w:type="auto"/>
+            <w:hideMark/>
+          </w:tcPr>
+          <w:p>
+            <w:pPr>
+              <w:snapToGrid w:val="0"/>
+              <w:spacing w:line="360" w:lineRule="auto"/>
+              <w:jc w:val="both"/>
+              <w:cnfStyle w:val="100000000000" w:firstRow="1" w:lastRow="0" w:firstColumn="0" w:lastColumn="0" w:oddVBand="0" w:evenVBand="0" w:oddHBand="0" w:evenHBand="0" w:firstRowFirstColumn="0" w:firstRowLastColumn="0" w:lastRowFirstColumn="0" w:lastRowLastColumn="0"/>
+            </w:pPr>
+            <w:r>
+              <w:t>接口特点</w:t>
+            </w:r>
+          </w:p>
+        </w:tc>
+      </w:tr>
+      <w:tr>
+        <w:trPr>
+          <w:cnfStyle w:val="000000100000" w:firstRow="0" w:lastRow="0" w:firstColumn="0" w:lastColumn="0" w:oddVBand="0" w:evenVBand="0" w:oddHBand="1" w:evenHBand="0" w:firstRowFirstColumn="0" w:firstRowLastColumn="0" w:lastRowFirstColumn="0" w:lastRowLastColumn="0"/>
+        </w:trPr>
+        <w:tc>
+          <w:tcPr>
+            <w:cnfStyle w:val="001000000000" w:firstRow="0" w:lastRow="0" w:firstColumn="1" w:lastColumn="0" w:oddVBand="0" w:evenVBand="0" w:oddHBand="0" w:evenHBand="0" w:firstRowFirstColumn="0" w:firstRowLastColumn="0" w:lastRowFirstColumn="0" w:lastRowLastColumn="0"/>
+            <w:tcW w:w="0" w:type="auto"/>
+            <w:hideMark/>
+          </w:tcPr>
+          <w:p>
+            <w:pPr>
+              <w:snapToGrid w:val="0"/>
+              <w:spacing w:line="360" w:lineRule="auto"/>
+            </w:pPr>
+            <w:proofErr w:type="gramStart"/>
+            <w:r>
+              <w:t>std::</w:t>
+            </w:r>
+            <w:proofErr w:type="gramEnd"/>
+            <w:r>
+              <w:t>stack</w:t>
+            </w:r>
+          </w:p>
+        </w:tc>
+        <w:tc>
+          <w:tcPr>
+            <w:tcW w:w="0" w:type="auto"/>
+            <w:hideMark/>
+          </w:tcPr>
+          <w:p>
+            <w:pPr>
+              <w:snapToGrid w:val="0"/>
+              <w:spacing w:line="360" w:lineRule="auto"/>
+              <w:cnfStyle w:val="000000100000" w:firstRow="0" w:lastRow="0" w:firstColumn="0" w:lastColumn="0" w:oddVBand="0" w:evenVBand="0" w:oddHBand="1" w:evenHBand="0" w:firstRowFirstColumn="0" w:firstRowLastColumn="0" w:lastRowFirstColumn="0" w:lastRowLastColumn="0"/>
+            </w:pPr>
+            <w:r>
+              <w:t>deque</w:t>
+            </w:r>
+          </w:p>
+        </w:tc>
+        <w:tc>
+          <w:tcPr>
+            <w:tcW w:w="0" w:type="auto"/>
+            <w:hideMark/>
+          </w:tcPr>
+          <w:p>
+            <w:pPr>
+              <w:snapToGrid w:val="0"/>
+              <w:spacing w:line="360" w:lineRule="auto"/>
+              <w:cnfStyle w:val="000000100000" w:firstRow="0" w:lastRow="0" w:firstColumn="0" w:lastColumn="0" w:oddVBand="0" w:evenVBand="0" w:oddHBand="1" w:evenHBand="0" w:firstRowFirstColumn="0" w:firstRowLastColumn="0" w:lastRowFirstColumn="0" w:lastRowLastColumn="0"/>
+            </w:pPr>
+            <w:r>
+              <w:t>LIFO（后进先出）</w:t>
+            </w:r>
+          </w:p>
+        </w:tc>
+      </w:tr>
+      <w:tr>
+        <w:tc>
+          <w:tcPr>
+            <w:cnfStyle w:val="001000000000" w:firstRow="0" w:lastRow="0" w:firstColumn="1" w:lastColumn="0" w:oddVBand="0" w:evenVBand="0" w:oddHBand="0" w:evenHBand="0" w:firstRowFirstColumn="0" w:firstRowLastColumn="0" w:lastRowFirstColumn="0" w:lastRowLastColumn="0"/>
+            <w:tcW w:w="0" w:type="auto"/>
+            <w:hideMark/>
+          </w:tcPr>
+          <w:p>
+            <w:pPr>
+              <w:snapToGrid w:val="0"/>
+              <w:spacing w:line="360" w:lineRule="auto"/>
+            </w:pPr>
+            <w:proofErr w:type="gramStart"/>
+            <w:r>
+              <w:t>std::</w:t>
+            </w:r>
+            <w:proofErr w:type="gramEnd"/>
+            <w:r>
+              <w:t>queue</w:t>
+            </w:r>
+          </w:p>
+        </w:tc>
+        <w:tc>
+          <w:tcPr>
+            <w:tcW w:w="0" w:type="auto"/>
+            <w:hideMark/>
+          </w:tcPr>
+          <w:p>
+            <w:pPr>
+              <w:snapToGrid w:val="0"/>
+              <w:spacing w:line="360" w:lineRule="auto"/>
+              <w:cnfStyle w:val="000000000000" w:firstRow="0" w:lastRow="0" w:firstColumn="0" w:lastColumn="0" w:oddVBand="0" w:evenVBand="0" w:oddHBand="0" w:evenHBand="0" w:firstRowFirstColumn="0" w:firstRowLastColumn="0" w:lastRowFirstColumn="0" w:lastRowLastColumn="0"/>
+            </w:pPr>
+            <w:r>
+              <w:t>deque</w:t>
+            </w:r>
+          </w:p>
+        </w:tc>
+        <w:tc>
+          <w:tcPr>
+            <w:tcW w:w="0" w:type="auto"/>
+            <w:hideMark/>
+          </w:tcPr>
+          <w:p>
+            <w:pPr>
+              <w:snapToGrid w:val="0"/>
+              <w:spacing w:line="360" w:lineRule="auto"/>
+              <w:cnfStyle w:val="000000000000" w:firstRow="0" w:lastRow="0" w:firstColumn="0" w:lastColumn="0" w:oddVBand="0" w:evenVBand="0" w:oddHBand="0" w:evenHBand="0" w:firstRowFirstColumn="0" w:firstRowLastColumn="0" w:lastRowFirstColumn="0" w:lastRowLastColumn="0"/>
+            </w:pPr>
+            <w:r>
+              <w:t>FIFO（先进先出）</w:t>
+            </w:r>
+          </w:p>
+        </w:tc>
+      </w:tr>
+      <w:tr>
+        <w:trPr>
+          <w:cnfStyle w:val="000000100000" w:firstRow="0" w:lastRow="0" w:firstColumn="0" w:lastColumn="0" w:oddVBand="0" w:evenVBand="0" w:oddHBand="1" w:evenHBand="0" w:firstRowFirstColumn="0" w:firstRowLastColumn="0" w:lastRowFirstColumn="0" w:lastRowLastColumn="0"/>
+        </w:trPr>
+        <w:tc>
+          <w:tcPr>
+            <w:cnfStyle w:val="001000000000" w:firstRow="0" w:lastRow="0" w:firstColumn="1" w:lastColumn="0" w:oddVBand="0" w:evenVBand="0" w:oddHBand="0" w:evenHBand="0" w:firstRowFirstColumn="0" w:firstRowLastColumn="0" w:lastRowFirstColumn="0" w:lastRowLastColumn="0"/>
+            <w:tcW w:w="0" w:type="auto"/>
+            <w:hideMark/>
+          </w:tcPr>
+          <w:p>
+            <w:pPr>
+              <w:snapToGrid w:val="0"/>
+              <w:spacing w:line="360" w:lineRule="auto"/>
+            </w:pPr>
+            <w:proofErr w:type="gramStart"/>
+            <w:r>
+              <w:t>std::</w:t>
+            </w:r>
+            <w:proofErr w:type="spellStart"/>
+            <w:proofErr w:type="gramEnd"/>
+            <w:r>
+              <w:t>priority_queue</w:t>
+            </w:r>
+            <w:proofErr w:type="spellEnd"/>
+          </w:p>
+        </w:tc>
+        <w:tc>
+          <w:tcPr>
+            <w:tcW w:w="0" w:type="auto"/>
+            <w:hideMark/>
+          </w:tcPr>
+          <w:p>
+            <w:pPr>
+              <w:snapToGrid w:val="0"/>
+              <w:spacing w:line="360" w:lineRule="auto"/>
+              <w:cnfStyle w:val="000000100000" w:firstRow="0" w:lastRow="0" w:firstColumn="0" w:lastColumn="0" w:oddVBand="0" w:evenVBand="0" w:oddHBand="1" w:evenHBand="0" w:firstRowFirstColumn="0" w:firstRowLastColumn="0" w:lastRowFirstColumn="0" w:lastRowLastColumn="0"/>
+            </w:pPr>
+            <w:r>
+              <w:t>vector</w:t>
+            </w:r>
+          </w:p>
+        </w:tc>
+        <w:tc>
+          <w:tcPr>
+            <w:tcW w:w="0" w:type="auto"/>
+            <w:hideMark/>
+          </w:tcPr>
+          <w:p>
+            <w:pPr>
+              <w:snapToGrid w:val="0"/>
+              <w:spacing w:line="360" w:lineRule="auto"/>
+              <w:cnfStyle w:val="000000100000" w:firstRow="0" w:lastRow="0" w:firstColumn="0" w:lastColumn="0" w:oddVBand="0" w:evenVBand="0" w:oddHBand="1" w:evenHBand="0" w:firstRowFirstColumn="0" w:firstRowLastColumn="0" w:lastRowFirstColumn="0" w:lastRowLastColumn="0"/>
+            </w:pPr>
+            <w:r>
+              <w:t>最大堆（默认），顶部为最大值</w:t>
+            </w:r>
+          </w:p>
+        </w:tc>
+      </w:tr>
+    </w:tbl>
+    <w:p>
+      <w:r>
+        <w:rPr>
+          <w:rFonts w:ascii="Segoe UI Emoji" w:hAnsi="Segoe UI Emoji" w:cs="Segoe UI Emoji"/>
+        </w:rPr>
+        <w:t>⚠️</w:t>
+      </w:r>
+      <w:r>
+        <w:t xml:space="preserve"> 不能直接遍历，只能通过 push/pop/top 等受限接口操作。</w:t>
+      </w:r>
+    </w:p>
+    <w:p>
+      <w:pPr>
+        <w:pStyle w:val="3"/>
+      </w:pPr>
+      <w:r>
+        <w:lastRenderedPageBreak/>
+        <w:t>容器通用操作（除容器适配器外）</w:t>
+      </w:r>
+    </w:p>
+    <w:tbl>
+      <w:tblPr>
+        <w:tblStyle w:val="5-3"/>
+        <w:tblW w:w="0" w:type="auto"/>
+        <w:tblLook w:val="04A0" w:firstRow="1" w:lastRow="0" w:firstColumn="1" w:lastColumn="0" w:noHBand="0" w:noVBand="1"/>
+      </w:tblPr>
+      <w:tblGrid>
+        <w:gridCol w:w="2024"/>
+        <w:gridCol w:w="4199"/>
+        <w:gridCol w:w="2831"/>
+      </w:tblGrid>
+      <w:tr>
+        <w:trPr>
+          <w:cnfStyle w:val="100000000000" w:firstRow="1" w:lastRow="0" w:firstColumn="0" w:lastColumn="0" w:oddVBand="0" w:evenVBand="0" w:oddHBand="0" w:evenHBand="0" w:firstRowFirstColumn="0" w:firstRowLastColumn="0" w:lastRowFirstColumn="0" w:lastRowLastColumn="0"/>
+        </w:trPr>
+        <w:tc>
+          <w:tcPr>
+            <w:cnfStyle w:val="001000000000" w:firstRow="0" w:lastRow="0" w:firstColumn="1" w:lastColumn="0" w:oddVBand="0" w:evenVBand="0" w:oddHBand="0" w:evenHBand="0" w:firstRowFirstColumn="0" w:firstRowLastColumn="0" w:lastRowFirstColumn="0" w:lastRowLastColumn="0"/>
+            <w:tcW w:w="0" w:type="auto"/>
+            <w:hideMark/>
+          </w:tcPr>
+          <w:p>
+            <w:pPr>
+              <w:spacing w:line="278" w:lineRule="auto"/>
+            </w:pPr>
+            <w:r>
+              <w:t>操作</w:t>
+            </w:r>
+          </w:p>
+        </w:tc>
+        <w:tc>
+          <w:tcPr>
+            <w:tcW w:w="0" w:type="auto"/>
+            <w:hideMark/>
+          </w:tcPr>
+          <w:p>
+            <w:pPr>
+              <w:spacing w:line="278" w:lineRule="auto"/>
+              <w:cnfStyle w:val="100000000000" w:firstRow="1" w:lastRow="0" w:firstColumn="0" w:lastColumn="0" w:oddVBand="0" w:evenVBand="0" w:oddHBand="0" w:evenHBand="0" w:firstRowFirstColumn="0" w:firstRowLastColumn="0" w:lastRowFirstColumn="0" w:lastRowLastColumn="0"/>
+            </w:pPr>
+            <w:r>
+              <w:t>说明</w:t>
+            </w:r>
+          </w:p>
+        </w:tc>
+        <w:tc>
+          <w:tcPr>
+            <w:tcW w:w="0" w:type="auto"/>
+            <w:hideMark/>
+          </w:tcPr>
+          <w:p>
+            <w:pPr>
+              <w:spacing w:line="278" w:lineRule="auto"/>
+              <w:cnfStyle w:val="100000000000" w:firstRow="1" w:lastRow="0" w:firstColumn="0" w:lastColumn="0" w:oddVBand="0" w:evenVBand="0" w:oddHBand="0" w:evenHBand="0" w:firstRowFirstColumn="0" w:firstRowLastColumn="0" w:lastRowFirstColumn="0" w:lastRowLastColumn="0"/>
+            </w:pPr>
+            <w:r>
+              <w:t>示例</w:t>
+            </w:r>
+          </w:p>
+        </w:tc>
+      </w:tr>
+      <w:tr>
+        <w:trPr>
+          <w:cnfStyle w:val="000000100000" w:firstRow="0" w:lastRow="0" w:firstColumn="0" w:lastColumn="0" w:oddVBand="0" w:evenVBand="0" w:oddHBand="1" w:evenHBand="0" w:firstRowFirstColumn="0" w:firstRowLastColumn="0" w:lastRowFirstColumn="0" w:lastRowLastColumn="0"/>
+        </w:trPr>
+        <w:tc>
+          <w:tcPr>
+            <w:cnfStyle w:val="001000000000" w:firstRow="0" w:lastRow="0" w:firstColumn="1" w:lastColumn="0" w:oddVBand="0" w:evenVBand="0" w:oddHBand="0" w:evenHBand="0" w:firstRowFirstColumn="0" w:firstRowLastColumn="0" w:lastRowFirstColumn="0" w:lastRowLastColumn="0"/>
+            <w:tcW w:w="0" w:type="auto"/>
+            <w:hideMark/>
+          </w:tcPr>
+          <w:p>
+            <w:pPr>
+              <w:spacing w:line="278" w:lineRule="auto"/>
+            </w:pPr>
+            <w:proofErr w:type="gramStart"/>
+            <w:r>
+              <w:t>size(</w:t>
+            </w:r>
+            <w:proofErr w:type="gramEnd"/>
+            <w:r>
+              <w:t>)</w:t>
+            </w:r>
+          </w:p>
+        </w:tc>
+        <w:tc>
+          <w:tcPr>
+            <w:tcW w:w="0" w:type="auto"/>
+            <w:hideMark/>
+          </w:tcPr>
+          <w:p>
+            <w:pPr>
+              <w:spacing w:line="278" w:lineRule="auto"/>
+              <w:cnfStyle w:val="000000100000" w:firstRow="0" w:lastRow="0" w:firstColumn="0" w:lastColumn="0" w:oddVBand="0" w:evenVBand="0" w:oddHBand="1" w:evenHBand="0" w:firstRowFirstColumn="0" w:firstRowLastColumn="0" w:lastRowFirstColumn="0" w:lastRowLastColumn="0"/>
+            </w:pPr>
+            <w:r>
+              <w:t>返回元素个数</w:t>
+            </w:r>
+          </w:p>
+        </w:tc>
+        <w:tc>
+          <w:tcPr>
+            <w:tcW w:w="0" w:type="auto"/>
+            <w:hideMark/>
+          </w:tcPr>
+          <w:p>
+            <w:pPr>
+              <w:spacing w:line="278" w:lineRule="auto"/>
+              <w:cnfStyle w:val="000000100000" w:firstRow="0" w:lastRow="0" w:firstColumn="0" w:lastColumn="0" w:oddVBand="0" w:evenVBand="0" w:oddHBand="1" w:evenHBand="0" w:firstRowFirstColumn="0" w:firstRowLastColumn="0" w:lastRowFirstColumn="0" w:lastRowLastColumn="0"/>
+            </w:pPr>
+            <w:proofErr w:type="spellStart"/>
+            <w:r>
+              <w:t>cout</w:t>
+            </w:r>
+            <w:proofErr w:type="spellEnd"/>
+            <w:r>
+              <w:t xml:space="preserve"> &lt;&lt; </w:t>
+            </w:r>
+            <w:proofErr w:type="spellStart"/>
+            <w:proofErr w:type="gramStart"/>
+            <w:r>
+              <w:t>v.size</w:t>
+            </w:r>
+            <w:proofErr w:type="spellEnd"/>
+            <w:proofErr w:type="gramEnd"/>
+            <w:r>
+              <w:t>();</w:t>
+            </w:r>
+          </w:p>
+        </w:tc>
+      </w:tr>
+      <w:tr>
+        <w:tc>
+          <w:tcPr>
+            <w:cnfStyle w:val="001000000000" w:firstRow="0" w:lastRow="0" w:firstColumn="1" w:lastColumn="0" w:oddVBand="0" w:evenVBand="0" w:oddHBand="0" w:evenHBand="0" w:firstRowFirstColumn="0" w:firstRowLastColumn="0" w:lastRowFirstColumn="0" w:lastRowLastColumn="0"/>
+            <w:tcW w:w="0" w:type="auto"/>
+            <w:hideMark/>
+          </w:tcPr>
+          <w:p>
+            <w:pPr>
+              <w:spacing w:line="278" w:lineRule="auto"/>
+            </w:pPr>
+            <w:proofErr w:type="gramStart"/>
+            <w:r>
+              <w:t>empty(</w:t>
+            </w:r>
+            <w:proofErr w:type="gramEnd"/>
+            <w:r>
+              <w:t>)</w:t>
+            </w:r>
+          </w:p>
+        </w:tc>
+        <w:tc>
+          <w:tcPr>
+            <w:tcW w:w="0" w:type="auto"/>
+            <w:hideMark/>
+          </w:tcPr>
+          <w:p>
+            <w:pPr>
+              <w:spacing w:line="278" w:lineRule="auto"/>
+              <w:cnfStyle w:val="000000000000" w:firstRow="0" w:lastRow="0" w:firstColumn="0" w:lastColumn="0" w:oddVBand="0" w:evenVBand="0" w:oddHBand="0" w:evenHBand="0" w:firstRowFirstColumn="0" w:firstRowLastColumn="0" w:lastRowFirstColumn="0" w:lastRowLastColumn="0"/>
+            </w:pPr>
+            <w:r>
+              <w:t>判断是否为空（比 size()==0 更高效）</w:t>
+            </w:r>
+          </w:p>
+        </w:tc>
+        <w:tc>
+          <w:tcPr>
+            <w:tcW w:w="0" w:type="auto"/>
+            <w:hideMark/>
+          </w:tcPr>
+          <w:p>
+            <w:pPr>
+              <w:spacing w:line="278" w:lineRule="auto"/>
+              <w:cnfStyle w:val="000000000000" w:firstRow="0" w:lastRow="0" w:firstColumn="0" w:lastColumn="0" w:oddVBand="0" w:evenVBand="0" w:oddHBand="0" w:evenHBand="0" w:firstRowFirstColumn="0" w:firstRowLastColumn="0" w:lastRowFirstColumn="0" w:lastRowLastColumn="0"/>
+            </w:pPr>
+            <w:r>
+              <w:t>if (</w:t>
+            </w:r>
+            <w:proofErr w:type="spellStart"/>
+            <w:proofErr w:type="gramStart"/>
+            <w:r>
+              <w:t>v.empty</w:t>
+            </w:r>
+            <w:proofErr w:type="spellEnd"/>
+            <w:proofErr w:type="gramEnd"/>
+            <w:r>
+              <w:t>()) ...</w:t>
+            </w:r>
+          </w:p>
+        </w:tc>
+      </w:tr>
+      <w:tr>
+        <w:trPr>
+          <w:cnfStyle w:val="000000100000" w:firstRow="0" w:lastRow="0" w:firstColumn="0" w:lastColumn="0" w:oddVBand="0" w:evenVBand="0" w:oddHBand="1" w:evenHBand="0" w:firstRowFirstColumn="0" w:firstRowLastColumn="0" w:lastRowFirstColumn="0" w:lastRowLastColumn="0"/>
+        </w:trPr>
+        <w:tc>
+          <w:tcPr>
+            <w:cnfStyle w:val="001000000000" w:firstRow="0" w:lastRow="0" w:firstColumn="1" w:lastColumn="0" w:oddVBand="0" w:evenVBand="0" w:oddHBand="0" w:evenHBand="0" w:firstRowFirstColumn="0" w:firstRowLastColumn="0" w:lastRowFirstColumn="0" w:lastRowLastColumn="0"/>
+            <w:tcW w:w="0" w:type="auto"/>
+            <w:hideMark/>
+          </w:tcPr>
+          <w:p>
+            <w:pPr>
+              <w:spacing w:line="278" w:lineRule="auto"/>
+            </w:pPr>
+            <w:proofErr w:type="gramStart"/>
+            <w:r>
+              <w:t>clear(</w:t>
+            </w:r>
+            <w:proofErr w:type="gramEnd"/>
+            <w:r>
+              <w:t>)</w:t>
+            </w:r>
+          </w:p>
+        </w:tc>
+        <w:tc>
+          <w:tcPr>
+            <w:tcW w:w="0" w:type="auto"/>
+            <w:hideMark/>
+          </w:tcPr>
+          <w:p>
+            <w:pPr>
+              <w:spacing w:line="278" w:lineRule="auto"/>
+              <w:cnfStyle w:val="000000100000" w:firstRow="0" w:lastRow="0" w:firstColumn="0" w:lastColumn="0" w:oddVBand="0" w:evenVBand="0" w:oddHBand="1" w:evenHBand="0" w:firstRowFirstColumn="0" w:firstRowLastColumn="0" w:lastRowFirstColumn="0" w:lastRowLastColumn="0"/>
+            </w:pPr>
+            <w:r>
+              <w:t>清空所有元素（</w:t>
+            </w:r>
+            <w:proofErr w:type="gramStart"/>
+            <w:r>
+              <w:t>析构并</w:t>
+            </w:r>
+            <w:proofErr w:type="gramEnd"/>
+            <w:r>
+              <w:t>释放内存）</w:t>
+            </w:r>
+          </w:p>
+        </w:tc>
+        <w:tc>
+          <w:tcPr>
+            <w:tcW w:w="0" w:type="auto"/>
+            <w:hideMark/>
+          </w:tcPr>
+          <w:p>
+            <w:pPr>
+              <w:spacing w:line="278" w:lineRule="auto"/>
+              <w:cnfStyle w:val="000000100000" w:firstRow="0" w:lastRow="0" w:firstColumn="0" w:lastColumn="0" w:oddVBand="0" w:evenVBand="0" w:oddHBand="1" w:evenHBand="0" w:firstRowFirstColumn="0" w:firstRowLastColumn="0" w:lastRowFirstColumn="0" w:lastRowLastColumn="0"/>
+            </w:pPr>
+            <w:proofErr w:type="spellStart"/>
+            <w:r>
+              <w:t>v.</w:t>
+            </w:r>
+            <w:proofErr w:type="gramStart"/>
+            <w:r>
+              <w:t>clear</w:t>
+            </w:r>
+            <w:proofErr w:type="spellEnd"/>
+            <w:r>
+              <w:t>(</w:t>
+            </w:r>
+            <w:proofErr w:type="gramEnd"/>
+            <w:r>
+              <w:t>);</w:t>
+            </w:r>
+          </w:p>
+        </w:tc>
+      </w:tr>
+      <w:tr>
+        <w:tc>
+          <w:tcPr>
+            <w:cnfStyle w:val="001000000000" w:firstRow="0" w:lastRow="0" w:firstColumn="1" w:lastColumn="0" w:oddVBand="0" w:evenVBand="0" w:oddHBand="0" w:evenHBand="0" w:firstRowFirstColumn="0" w:firstRowLastColumn="0" w:lastRowFirstColumn="0" w:lastRowLastColumn="0"/>
+            <w:tcW w:w="0" w:type="auto"/>
+            <w:hideMark/>
+          </w:tcPr>
+          <w:p>
+            <w:pPr>
+              <w:spacing w:line="278" w:lineRule="auto"/>
+            </w:pPr>
+            <w:proofErr w:type="gramStart"/>
+            <w:r>
+              <w:t>begin(</w:t>
+            </w:r>
+            <w:proofErr w:type="gramEnd"/>
+            <w:r>
+              <w:t>) / </w:t>
+            </w:r>
+            <w:proofErr w:type="gramStart"/>
+            <w:r>
+              <w:t>end(</w:t>
+            </w:r>
+            <w:proofErr w:type="gramEnd"/>
+            <w:r>
+              <w:t>)</w:t>
+            </w:r>
+          </w:p>
+        </w:tc>
+        <w:tc>
+          <w:tcPr>
+            <w:tcW w:w="0" w:type="auto"/>
+            <w:hideMark/>
+          </w:tcPr>
+          <w:p>
+            <w:pPr>
+              <w:spacing w:line="278" w:lineRule="auto"/>
+              <w:cnfStyle w:val="000000000000" w:firstRow="0" w:lastRow="0" w:firstColumn="0" w:lastColumn="0" w:oddVBand="0" w:evenVBand="0" w:oddHBand="0" w:evenHBand="0" w:firstRowFirstColumn="0" w:firstRowLastColumn="0" w:lastRowFirstColumn="0" w:lastRowLastColumn="0"/>
+            </w:pPr>
+            <w:r>
+              <w:t>返回首元素和尾后迭代器</w:t>
+            </w:r>
+          </w:p>
+        </w:tc>
+        <w:tc>
+          <w:tcPr>
+            <w:tcW w:w="0" w:type="auto"/>
+            <w:hideMark/>
+          </w:tcPr>
+          <w:p>
+            <w:pPr>
+              <w:spacing w:line="278" w:lineRule="auto"/>
+              <w:cnfStyle w:val="000000000000" w:firstRow="0" w:lastRow="0" w:firstColumn="0" w:lastColumn="0" w:oddVBand="0" w:evenVBand="0" w:oddHBand="0" w:evenHBand="0" w:firstRowFirstColumn="0" w:firstRowLastColumn="0" w:lastRowFirstColumn="0" w:lastRowLastColumn="0"/>
+            </w:pPr>
+            <w:r>
+              <w:t xml:space="preserve">for (auto it = </w:t>
+            </w:r>
+            <w:proofErr w:type="spellStart"/>
+            <w:proofErr w:type="gramStart"/>
+            <w:r>
+              <w:t>v.begin</w:t>
+            </w:r>
+            <w:proofErr w:type="spellEnd"/>
+            <w:proofErr w:type="gramEnd"/>
+            <w:r>
+              <w:t>(); ...)</w:t>
+            </w:r>
+          </w:p>
+        </w:tc>
+      </w:tr>
+      <w:tr>
+        <w:trPr>
+          <w:cnfStyle w:val="000000100000" w:firstRow="0" w:lastRow="0" w:firstColumn="0" w:lastColumn="0" w:oddVBand="0" w:evenVBand="0" w:oddHBand="1" w:evenHBand="0" w:firstRowFirstColumn="0" w:firstRowLastColumn="0" w:lastRowFirstColumn="0" w:lastRowLastColumn="0"/>
+        </w:trPr>
+        <w:tc>
+          <w:tcPr>
+            <w:cnfStyle w:val="001000000000" w:firstRow="0" w:lastRow="0" w:firstColumn="1" w:lastColumn="0" w:oddVBand="0" w:evenVBand="0" w:oddHBand="0" w:evenHBand="0" w:firstRowFirstColumn="0" w:firstRowLastColumn="0" w:lastRowFirstColumn="0" w:lastRowLastColumn="0"/>
+            <w:tcW w:w="0" w:type="auto"/>
+            <w:hideMark/>
+          </w:tcPr>
+          <w:p>
+            <w:pPr>
+              <w:spacing w:line="278" w:lineRule="auto"/>
+            </w:pPr>
+            <w:proofErr w:type="spellStart"/>
+            <w:proofErr w:type="gramStart"/>
+            <w:r>
+              <w:t>cbegin</w:t>
+            </w:r>
+            <w:proofErr w:type="spellEnd"/>
+            <w:r>
+              <w:t>(</w:t>
+            </w:r>
+            <w:proofErr w:type="gramEnd"/>
+            <w:r>
+              <w:t>) / </w:t>
+            </w:r>
+            <w:proofErr w:type="spellStart"/>
+            <w:proofErr w:type="gramStart"/>
+            <w:r>
+              <w:t>cend</w:t>
+            </w:r>
+            <w:proofErr w:type="spellEnd"/>
+            <w:r>
+              <w:t>(</w:t>
+            </w:r>
+            <w:proofErr w:type="gramEnd"/>
+            <w:r>
+              <w:t>)</w:t>
+            </w:r>
+          </w:p>
+        </w:tc>
+        <w:tc>
+          <w:tcPr>
+            <w:tcW w:w="0" w:type="auto"/>
+            <w:hideMark/>
+          </w:tcPr>
+          <w:p>
+            <w:pPr>
+              <w:spacing w:line="278" w:lineRule="auto"/>
+              <w:cnfStyle w:val="000000100000" w:firstRow="0" w:lastRow="0" w:firstColumn="0" w:lastColumn="0" w:oddVBand="0" w:evenVBand="0" w:oddHBand="1" w:evenHBand="0" w:firstRowFirstColumn="0" w:firstRowLastColumn="0" w:lastRowFirstColumn="0" w:lastRowLastColumn="0"/>
+            </w:pPr>
+            <w:r>
+              <w:t>返回只读迭代器（C++11）</w:t>
+            </w:r>
+          </w:p>
+        </w:tc>
+        <w:tc>
+          <w:tcPr>
+            <w:tcW w:w="0" w:type="auto"/>
+            <w:hideMark/>
+          </w:tcPr>
+          <w:p>
+            <w:pPr>
+              <w:spacing w:line="278" w:lineRule="auto"/>
+              <w:cnfStyle w:val="000000100000" w:firstRow="0" w:lastRow="0" w:firstColumn="0" w:lastColumn="0" w:oddVBand="0" w:evenVBand="0" w:oddHBand="1" w:evenHBand="0" w:firstRowFirstColumn="0" w:firstRowLastColumn="0" w:lastRowFirstColumn="0" w:lastRowLastColumn="0"/>
+            </w:pPr>
+            <w:r>
+              <w:t xml:space="preserve">auto it = </w:t>
+            </w:r>
+            <w:proofErr w:type="spellStart"/>
+            <w:proofErr w:type="gramStart"/>
+            <w:r>
+              <w:t>v.cbegin</w:t>
+            </w:r>
+            <w:proofErr w:type="spellEnd"/>
+            <w:proofErr w:type="gramEnd"/>
+            <w:r>
+              <w:t>();</w:t>
+            </w:r>
+          </w:p>
+        </w:tc>
+      </w:tr>
+      <w:tr>
+        <w:tc>
+          <w:tcPr>
+            <w:cnfStyle w:val="001000000000" w:firstRow="0" w:lastRow="0" w:firstColumn="1" w:lastColumn="0" w:oddVBand="0" w:evenVBand="0" w:oddHBand="0" w:evenHBand="0" w:firstRowFirstColumn="0" w:firstRowLastColumn="0" w:lastRowFirstColumn="0" w:lastRowLastColumn="0"/>
+            <w:tcW w:w="0" w:type="auto"/>
+            <w:hideMark/>
+          </w:tcPr>
+          <w:p>
+            <w:pPr>
+              <w:spacing w:line="278" w:lineRule="auto"/>
+            </w:pPr>
+            <w:proofErr w:type="spellStart"/>
+            <w:r>
+              <w:t>max_</w:t>
+            </w:r>
+            <w:proofErr w:type="gramStart"/>
+            <w:r>
+              <w:t>size</w:t>
+            </w:r>
+            <w:proofErr w:type="spellEnd"/>
+            <w:r>
+              <w:t>(</w:t>
+            </w:r>
+            <w:proofErr w:type="gramEnd"/>
+            <w:r>
+              <w:t>)</w:t>
+            </w:r>
+          </w:p>
+        </w:tc>
+        <w:tc>
+          <w:tcPr>
+            <w:tcW w:w="0" w:type="auto"/>
+            <w:hideMark/>
+          </w:tcPr>
+          <w:p>
+            <w:pPr>
+              <w:spacing w:line="278" w:lineRule="auto"/>
+              <w:cnfStyle w:val="000000000000" w:firstRow="0" w:lastRow="0" w:firstColumn="0" w:lastColumn="0" w:oddVBand="0" w:evenVBand="0" w:oddHBand="0" w:evenHBand="0" w:firstRowFirstColumn="0" w:firstRowLastColumn="0" w:lastRowFirstColumn="0" w:lastRowLastColumn="0"/>
+            </w:pPr>
+            <w:r>
+              <w:t>容器理论上能容纳的最大元素数</w:t>
+            </w:r>
+          </w:p>
+        </w:tc>
+        <w:tc>
+          <w:tcPr>
+            <w:tcW w:w="0" w:type="auto"/>
+            <w:hideMark/>
+          </w:tcPr>
+          <w:p>
+            <w:pPr>
+              <w:spacing w:line="278" w:lineRule="auto"/>
+              <w:cnfStyle w:val="000000000000" w:firstRow="0" w:lastRow="0" w:firstColumn="0" w:lastColumn="0" w:oddVBand="0" w:evenVBand="0" w:oddHBand="0" w:evenHBand="0" w:firstRowFirstColumn="0" w:firstRowLastColumn="0" w:lastRowFirstColumn="0" w:lastRowLastColumn="0"/>
+            </w:pPr>
+            <w:proofErr w:type="spellStart"/>
+            <w:r>
+              <w:t>v.max_size</w:t>
+            </w:r>
+            <w:proofErr w:type="spellEnd"/>
+            <w:r>
+              <w:t>(); // 通常极大</w:t>
+            </w:r>
+          </w:p>
+        </w:tc>
+      </w:tr>
+    </w:tbl>
+    <w:p>
+      <w:r>
+        <w:pict w14:anchorId="3C59F912">
+          <v:rect id="_x0000_i1031" style="width:0;height:.75pt" o:hralign="center" o:hrstd="t" o:hr="t" fillcolor="#a0a0a0" stroked="f"/>
+        </w:pict>
+      </w:r>
+    </w:p>
+    <w:p>
+      <w:pPr>
+        <w:pStyle w:val="3"/>
+      </w:pPr>
+      <w:r>
+        <w:t>序列式容器通用操作</w:t>
+      </w:r>
+    </w:p>
+    <w:p>
+      <w:r>
+        <w:t xml:space="preserve">（vector, deque, list, </w:t>
+      </w:r>
+      <w:proofErr w:type="spellStart"/>
+      <w:r>
+        <w:t>forward_list</w:t>
+      </w:r>
+      <w:proofErr w:type="spellEnd"/>
+      <w:r>
+        <w:t>）</w:t>
+      </w:r>
+    </w:p>
+    <w:tbl>
+      <w:tblPr>
+        <w:tblStyle w:val="5-3"/>
+        <w:tblW w:w="0" w:type="auto"/>
+        <w:tblLook w:val="04A0" w:firstRow="1" w:lastRow="0" w:firstColumn="1" w:lastColumn="0" w:noHBand="0" w:noVBand="1"/>
+      </w:tblPr>
+      <w:tblGrid>
+        <w:gridCol w:w="1665"/>
+        <w:gridCol w:w="3860"/>
+        <w:gridCol w:w="3613"/>
+      </w:tblGrid>
+      <w:tr>
+        <w:trPr>
+          <w:cnfStyle w:val="100000000000" w:firstRow="1" w:lastRow="0" w:firstColumn="0" w:lastColumn="0" w:oddVBand="0" w:evenVBand="0" w:oddHBand="0" w:evenHBand="0" w:firstRowFirstColumn="0" w:firstRowLastColumn="0" w:lastRowFirstColumn="0" w:lastRowLastColumn="0"/>
+        </w:trPr>
+        <w:tc>
+          <w:tcPr>
+            <w:cnfStyle w:val="001000000000" w:firstRow="0" w:lastRow="0" w:firstColumn="1" w:lastColumn="0" w:oddVBand="0" w:evenVBand="0" w:oddHBand="0" w:evenHBand="0" w:firstRowFirstColumn="0" w:firstRowLastColumn="0" w:lastRowFirstColumn="0" w:lastRowLastColumn="0"/>
+            <w:tcW w:w="0" w:type="auto"/>
+            <w:hideMark/>
+          </w:tcPr>
+          <w:p>
+            <w:pPr>
+              <w:spacing w:line="278" w:lineRule="auto"/>
+            </w:pPr>
+            <w:r>
+              <w:t>操作</w:t>
+            </w:r>
+          </w:p>
+        </w:tc>
+        <w:tc>
+          <w:tcPr>
+            <w:tcW w:w="0" w:type="auto"/>
+            <w:hideMark/>
+          </w:tcPr>
+          <w:p>
+            <w:pPr>
+              <w:spacing w:line="278" w:lineRule="auto"/>
+              <w:cnfStyle w:val="100000000000" w:firstRow="1" w:lastRow="0" w:firstColumn="0" w:lastColumn="0" w:oddVBand="0" w:evenVBand="0" w:oddHBand="0" w:evenHBand="0" w:firstRowFirstColumn="0" w:firstRowLastColumn="0" w:lastRowFirstColumn="0" w:lastRowLastColumn="0"/>
+            </w:pPr>
+            <w:r>
+              <w:t>说明</w:t>
+            </w:r>
+          </w:p>
+        </w:tc>
+        <w:tc>
+          <w:tcPr>
+            <w:tcW w:w="0" w:type="auto"/>
+            <w:hideMark/>
+          </w:tcPr>
+          <w:p>
+            <w:pPr>
+              <w:spacing w:line="278" w:lineRule="auto"/>
+              <w:cnfStyle w:val="100000000000" w:firstRow="1" w:lastRow="0" w:firstColumn="0" w:lastColumn="0" w:oddVBand="0" w:evenVBand="0" w:oddHBand="0" w:evenHBand="0" w:firstRowFirstColumn="0" w:firstRowLastColumn="0" w:lastRowFirstColumn="0" w:lastRowLastColumn="0"/>
+            </w:pPr>
+            <w:r>
+              <w:t>复杂度</w:t>
+            </w:r>
+          </w:p>
+        </w:tc>
+      </w:tr>
+      <w:tr>
+        <w:trPr>
+          <w:cnfStyle w:val="000000100000" w:firstRow="0" w:lastRow="0" w:firstColumn="0" w:lastColumn="0" w:oddVBand="0" w:evenVBand="0" w:oddHBand="1" w:evenHBand="0" w:firstRowFirstColumn="0" w:firstRowLastColumn="0" w:lastRowFirstColumn="0" w:lastRowLastColumn="0"/>
+        </w:trPr>
+        <w:tc>
+          <w:tcPr>
+            <w:cnfStyle w:val="001000000000" w:firstRow="0" w:lastRow="0" w:firstColumn="1" w:lastColumn="0" w:oddVBand="0" w:evenVBand="0" w:oddHBand="0" w:evenHBand="0" w:firstRowFirstColumn="0" w:firstRowLastColumn="0" w:lastRowFirstColumn="0" w:lastRowLastColumn="0"/>
+            <w:tcW w:w="0" w:type="auto"/>
+            <w:hideMark/>
+          </w:tcPr>
+          <w:p>
+            <w:pPr>
+              <w:spacing w:line="278" w:lineRule="auto"/>
+            </w:pPr>
+            <w:proofErr w:type="gramStart"/>
+            <w:r>
+              <w:t>front(</w:t>
+            </w:r>
+            <w:proofErr w:type="gramEnd"/>
+            <w:r>
+              <w:t>)</w:t>
+            </w:r>
+          </w:p>
+        </w:tc>
+        <w:tc>
+          <w:tcPr>
+            <w:tcW w:w="0" w:type="auto"/>
+            <w:hideMark/>
+          </w:tcPr>
+          <w:p>
+            <w:pPr>
+              <w:spacing w:line="278" w:lineRule="auto"/>
+              <w:cnfStyle w:val="000000100000" w:firstRow="0" w:lastRow="0" w:firstColumn="0" w:lastColumn="0" w:oddVBand="0" w:evenVBand="0" w:oddHBand="1" w:evenHBand="0" w:firstRowFirstColumn="0" w:firstRowLastColumn="0" w:lastRowFirstColumn="0" w:lastRowLastColumn="0"/>
+            </w:pPr>
+            <w:r>
+              <w:t>访问第一个元素</w:t>
+            </w:r>
+          </w:p>
+        </w:tc>
+        <w:tc>
+          <w:tcPr>
+            <w:tcW w:w="0" w:type="auto"/>
+            <w:hideMark/>
+          </w:tcPr>
+          <w:p>
+            <w:pPr>
+              <w:spacing w:line="278" w:lineRule="auto"/>
+              <w:cnfStyle w:val="000000100000" w:firstRow="0" w:lastRow="0" w:firstColumn="0" w:lastColumn="0" w:oddVBand="0" w:evenVBand="0" w:oddHBand="1" w:evenHBand="0" w:firstRowFirstColumn="0" w:firstRowLastColumn="0" w:lastRowFirstColumn="0" w:lastRowLastColumn="0"/>
+            </w:pPr>
+            <w:proofErr w:type="gramStart"/>
+            <w:r>
+              <w:t>O(</w:t>
+            </w:r>
+            <w:proofErr w:type="gramEnd"/>
+            <w:r>
+              <w:t>1)</w:t>
+            </w:r>
+          </w:p>
+        </w:tc>
+      </w:tr>
+      <w:tr>
+        <w:tc>
+          <w:tcPr>
+            <w:cnfStyle w:val="001000000000" w:firstRow="0" w:lastRow="0" w:firstColumn="1" w:lastColumn="0" w:oddVBand="0" w:evenVBand="0" w:oddHBand="0" w:evenHBand="0" w:firstRowFirstColumn="0" w:firstRowLastColumn="0" w:lastRowFirstColumn="0" w:lastRowLastColumn="0"/>
+            <w:tcW w:w="0" w:type="auto"/>
+            <w:hideMark/>
+          </w:tcPr>
+          <w:p>
+            <w:pPr>
+              <w:spacing w:line="278" w:lineRule="auto"/>
+            </w:pPr>
+            <w:proofErr w:type="gramStart"/>
+            <w:r>
+              <w:t>back(</w:t>
+            </w:r>
+            <w:proofErr w:type="gramEnd"/>
+            <w:r>
+              <w:t>)</w:t>
+            </w:r>
+          </w:p>
+        </w:tc>
+        <w:tc>
+          <w:tcPr>
+            <w:tcW w:w="0" w:type="auto"/>
+            <w:hideMark/>
+          </w:tcPr>
+          <w:p>
+            <w:pPr>
+              <w:spacing w:line="278" w:lineRule="auto"/>
+              <w:cnfStyle w:val="000000000000" w:firstRow="0" w:lastRow="0" w:firstColumn="0" w:lastColumn="0" w:oddVBand="0" w:evenVBand="0" w:oddHBand="0" w:evenHBand="0" w:firstRowFirstColumn="0" w:firstRowLastColumn="0" w:lastRowFirstColumn="0" w:lastRowLastColumn="0"/>
+            </w:pPr>
+            <w:r>
+              <w:t>访问最后一个元素</w:t>
+            </w:r>
+          </w:p>
+        </w:tc>
+        <w:tc>
+          <w:tcPr>
+            <w:tcW w:w="0" w:type="auto"/>
+            <w:hideMark/>
+          </w:tcPr>
+          <w:p>
+            <w:pPr>
+              <w:spacing w:line="278" w:lineRule="auto"/>
+              <w:cnfStyle w:val="000000000000" w:firstRow="0" w:lastRow="0" w:firstColumn="0" w:lastColumn="0" w:oddVBand="0" w:evenVBand="0" w:oddHBand="0" w:evenHBand="0" w:firstRowFirstColumn="0" w:firstRowLastColumn="0" w:lastRowFirstColumn="0" w:lastRowLastColumn="0"/>
+            </w:pPr>
+            <w:proofErr w:type="gramStart"/>
+            <w:r>
+              <w:t>O(</w:t>
+            </w:r>
+            <w:proofErr w:type="gramEnd"/>
+            <w:r>
+              <w:t>1)</w:t>
+            </w:r>
+          </w:p>
+        </w:tc>
+      </w:tr>
+      <w:tr>
+        <w:trPr>
+          <w:cnfStyle w:val="000000100000" w:firstRow="0" w:lastRow="0" w:firstColumn="0" w:lastColumn="0" w:oddVBand="0" w:evenVBand="0" w:oddHBand="1" w:evenHBand="0" w:firstRowFirstColumn="0" w:firstRowLastColumn="0" w:lastRowFirstColumn="0" w:lastRowLastColumn="0"/>
+        </w:trPr>
+        <w:tc>
+          <w:tcPr>
+            <w:cnfStyle w:val="001000000000" w:firstRow="0" w:lastRow="0" w:firstColumn="1" w:lastColumn="0" w:oddVBand="0" w:evenVBand="0" w:oddHBand="0" w:evenHBand="0" w:firstRowFirstColumn="0" w:firstRowLastColumn="0" w:lastRowFirstColumn="0" w:lastRowLastColumn="0"/>
+            <w:tcW w:w="0" w:type="auto"/>
+            <w:hideMark/>
+          </w:tcPr>
+          <w:p>
+            <w:pPr>
+              <w:spacing w:line="278" w:lineRule="auto"/>
+            </w:pPr>
+            <w:proofErr w:type="spellStart"/>
+            <w:r>
+              <w:t>push_front</w:t>
+            </w:r>
+            <w:proofErr w:type="spellEnd"/>
+            <w:r>
+              <w:t>(x)</w:t>
+            </w:r>
+          </w:p>
+        </w:tc>
+        <w:tc>
+          <w:tcPr>
+            <w:tcW w:w="0" w:type="auto"/>
+            <w:hideMark/>
+          </w:tcPr>
+          <w:p>
+            <w:pPr>
+              <w:spacing w:line="278" w:lineRule="auto"/>
+              <w:cnfStyle w:val="000000100000" w:firstRow="0" w:lastRow="0" w:firstColumn="0" w:lastColumn="0" w:oddVBand="0" w:evenVBand="0" w:oddHBand="1" w:evenHBand="0" w:firstRowFirstColumn="0" w:firstRowLastColumn="0" w:lastRowFirstColumn="0" w:lastRowLastColumn="0"/>
+            </w:pPr>
+            <w:r>
+              <w:t>首部插入（vector 不支持！）</w:t>
+            </w:r>
+          </w:p>
+        </w:tc>
+        <w:tc>
+          <w:tcPr>
+            <w:tcW w:w="0" w:type="auto"/>
+            <w:hideMark/>
+          </w:tcPr>
+          <w:p>
+            <w:pPr>
+              <w:spacing w:line="278" w:lineRule="auto"/>
+              <w:cnfStyle w:val="000000100000" w:firstRow="0" w:lastRow="0" w:firstColumn="0" w:lastColumn="0" w:oddVBand="0" w:evenVBand="0" w:oddHBand="1" w:evenHBand="0" w:firstRowFirstColumn="0" w:firstRowLastColumn="0" w:lastRowFirstColumn="0" w:lastRowLastColumn="0"/>
+            </w:pPr>
+            <w:r>
+              <w:t xml:space="preserve">list: </w:t>
+            </w:r>
+            <w:proofErr w:type="gramStart"/>
+            <w:r>
+              <w:t>O(</w:t>
+            </w:r>
+            <w:proofErr w:type="gramEnd"/>
+            <w:r>
+              <w:t xml:space="preserve">1), deque: </w:t>
+            </w:r>
+            <w:proofErr w:type="gramStart"/>
+            <w:r>
+              <w:t>O(</w:t>
+            </w:r>
+            <w:proofErr w:type="gramEnd"/>
+            <w:r>
+              <w:t>1)</w:t>
+            </w:r>
+          </w:p>
+        </w:tc>
+      </w:tr>
+      <w:tr>
+        <w:tc>
+          <w:tcPr>
+            <w:cnfStyle w:val="001000000000" w:firstRow="0" w:lastRow="0" w:firstColumn="1" w:lastColumn="0" w:oddVBand="0" w:evenVBand="0" w:oddHBand="0" w:evenHBand="0" w:firstRowFirstColumn="0" w:firstRowLastColumn="0" w:lastRowFirstColumn="0" w:lastRowLastColumn="0"/>
+            <w:tcW w:w="0" w:type="auto"/>
+            <w:hideMark/>
+          </w:tcPr>
+          <w:p>
+            <w:pPr>
+              <w:spacing w:line="278" w:lineRule="auto"/>
+            </w:pPr>
+            <w:proofErr w:type="spellStart"/>
+            <w:r>
+              <w:t>pop_</w:t>
+            </w:r>
+            <w:proofErr w:type="gramStart"/>
+            <w:r>
+              <w:t>front</w:t>
+            </w:r>
+            <w:proofErr w:type="spellEnd"/>
+            <w:r>
+              <w:t>(</w:t>
+            </w:r>
+            <w:proofErr w:type="gramEnd"/>
+            <w:r>
+              <w:t>)</w:t>
+            </w:r>
+          </w:p>
+        </w:tc>
+        <w:tc>
+          <w:tcPr>
+            <w:tcW w:w="0" w:type="auto"/>
+            <w:hideMark/>
+          </w:tcPr>
+          <w:p>
+            <w:pPr>
+              <w:spacing w:line="278" w:lineRule="auto"/>
+              <w:cnfStyle w:val="000000000000" w:firstRow="0" w:lastRow="0" w:firstColumn="0" w:lastColumn="0" w:oddVBand="0" w:evenVBand="0" w:oddHBand="0" w:evenHBand="0" w:firstRowFirstColumn="0" w:firstRowLastColumn="0" w:lastRowFirstColumn="0" w:lastRowLastColumn="0"/>
+            </w:pPr>
+            <w:r>
+              <w:t>删除首元素（vector 不支持！）</w:t>
+            </w:r>
+          </w:p>
+        </w:tc>
+        <w:tc>
+          <w:tcPr>
+            <w:tcW w:w="0" w:type="auto"/>
+            <w:hideMark/>
+          </w:tcPr>
+          <w:p>
+            <w:pPr>
+              <w:spacing w:line="278" w:lineRule="auto"/>
+              <w:cnfStyle w:val="000000000000" w:firstRow="0" w:lastRow="0" w:firstColumn="0" w:lastColumn="0" w:oddVBand="0" w:evenVBand="0" w:oddHBand="0" w:evenHBand="0" w:firstRowFirstColumn="0" w:firstRowLastColumn="0" w:lastRowFirstColumn="0" w:lastRowLastColumn="0"/>
+            </w:pPr>
+            <w:r>
+              <w:t>同上</w:t>
+            </w:r>
+          </w:p>
+        </w:tc>
+      </w:tr>
+      <w:tr>
+        <w:trPr>
+          <w:cnfStyle w:val="000000100000" w:firstRow="0" w:lastRow="0" w:firstColumn="0" w:lastColumn="0" w:oddVBand="0" w:evenVBand="0" w:oddHBand="1" w:evenHBand="0" w:firstRowFirstColumn="0" w:firstRowLastColumn="0" w:lastRowFirstColumn="0" w:lastRowLastColumn="0"/>
+        </w:trPr>
+        <w:tc>
+          <w:tcPr>
+            <w:cnfStyle w:val="001000000000" w:firstRow="0" w:lastRow="0" w:firstColumn="1" w:lastColumn="0" w:oddVBand="0" w:evenVBand="0" w:oddHBand="0" w:evenHBand="0" w:firstRowFirstColumn="0" w:firstRowLastColumn="0" w:lastRowFirstColumn="0" w:lastRowLastColumn="0"/>
+            <w:tcW w:w="0" w:type="auto"/>
+            <w:hideMark/>
+          </w:tcPr>
+          <w:p>
+            <w:pPr>
+              <w:spacing w:line="278" w:lineRule="auto"/>
+            </w:pPr>
+            <w:proofErr w:type="spellStart"/>
+            <w:r>
+              <w:t>push_back</w:t>
+            </w:r>
+            <w:proofErr w:type="spellEnd"/>
+            <w:r>
+              <w:t>(x)</w:t>
+            </w:r>
+          </w:p>
+        </w:tc>
+        <w:tc>
+          <w:tcPr>
+            <w:tcW w:w="0" w:type="auto"/>
+            <w:hideMark/>
+          </w:tcPr>
+          <w:p>
+            <w:pPr>
+              <w:spacing w:line="278" w:lineRule="auto"/>
+              <w:cnfStyle w:val="000000100000" w:firstRow="0" w:lastRow="0" w:firstColumn="0" w:lastColumn="0" w:oddVBand="0" w:evenVBand="0" w:oddHBand="1" w:evenHBand="0" w:firstRowFirstColumn="0" w:firstRowLastColumn="0" w:lastRowFirstColumn="0" w:lastRowLastColumn="0"/>
+            </w:pPr>
+            <w:r>
+              <w:t>尾部插入</w:t>
+            </w:r>
+          </w:p>
+        </w:tc>
+        <w:tc>
+          <w:tcPr>
+            <w:tcW w:w="0" w:type="auto"/>
+            <w:hideMark/>
+          </w:tcPr>
+          <w:p>
+            <w:pPr>
+              <w:spacing w:line="278" w:lineRule="auto"/>
+              <w:cnfStyle w:val="000000100000" w:firstRow="0" w:lastRow="0" w:firstColumn="0" w:lastColumn="0" w:oddVBand="0" w:evenVBand="0" w:oddHBand="1" w:evenHBand="0" w:firstRowFirstColumn="0" w:firstRowLastColumn="0" w:lastRowFirstColumn="0" w:lastRowLastColumn="0"/>
+            </w:pPr>
+            <w:r>
+              <w:t xml:space="preserve">vector/deque: O(1)摊销, list: </w:t>
+            </w:r>
+            <w:proofErr w:type="gramStart"/>
+            <w:r>
+              <w:t>O(</w:t>
+            </w:r>
+            <w:proofErr w:type="gramEnd"/>
+            <w:r>
+              <w:t>1)</w:t>
+            </w:r>
+          </w:p>
+        </w:tc>
+      </w:tr>
+      <w:tr>
+        <w:tc>
+          <w:tcPr>
+            <w:cnfStyle w:val="001000000000" w:firstRow="0" w:lastRow="0" w:firstColumn="1" w:lastColumn="0" w:oddVBand="0" w:evenVBand="0" w:oddHBand="0" w:evenHBand="0" w:firstRowFirstColumn="0" w:firstRowLastColumn="0" w:lastRowFirstColumn="0" w:lastRowLastColumn="0"/>
+            <w:tcW w:w="0" w:type="auto"/>
+            <w:hideMark/>
+          </w:tcPr>
+          <w:p>
+            <w:pPr>
+              <w:spacing w:line="278" w:lineRule="auto"/>
+            </w:pPr>
+            <w:proofErr w:type="spellStart"/>
+            <w:r>
+              <w:t>pop_</w:t>
+            </w:r>
+            <w:proofErr w:type="gramStart"/>
+            <w:r>
+              <w:t>back</w:t>
+            </w:r>
+            <w:proofErr w:type="spellEnd"/>
+            <w:r>
+              <w:t>(</w:t>
+            </w:r>
+            <w:proofErr w:type="gramEnd"/>
+            <w:r>
+              <w:t>)</w:t>
+            </w:r>
+          </w:p>
+        </w:tc>
+        <w:tc>
+          <w:tcPr>
+            <w:tcW w:w="0" w:type="auto"/>
+            <w:hideMark/>
+          </w:tcPr>
+          <w:p>
+            <w:pPr>
+              <w:spacing w:line="278" w:lineRule="auto"/>
+              <w:cnfStyle w:val="000000000000" w:firstRow="0" w:lastRow="0" w:firstColumn="0" w:lastColumn="0" w:oddVBand="0" w:evenVBand="0" w:oddHBand="0" w:evenHBand="0" w:firstRowFirstColumn="0" w:firstRowLastColumn="0" w:lastRowFirstColumn="0" w:lastRowLastColumn="0"/>
+            </w:pPr>
+            <w:r>
+              <w:t>删除尾元素（</w:t>
+            </w:r>
+            <w:proofErr w:type="spellStart"/>
+            <w:r>
+              <w:t>forward_list</w:t>
+            </w:r>
+            <w:proofErr w:type="spellEnd"/>
+            <w:r>
+              <w:t> 不支持）</w:t>
+            </w:r>
+          </w:p>
+        </w:tc>
+        <w:tc>
+          <w:tcPr>
+            <w:tcW w:w="0" w:type="auto"/>
+            <w:hideMark/>
+          </w:tcPr>
+          <w:p>
+            <w:pPr>
+              <w:spacing w:line="278" w:lineRule="auto"/>
+              <w:cnfStyle w:val="000000000000" w:firstRow="0" w:lastRow="0" w:firstColumn="0" w:lastColumn="0" w:oddVBand="0" w:evenVBand="0" w:oddHBand="0" w:evenHBand="0" w:firstRowFirstColumn="0" w:firstRowLastColumn="0" w:lastRowFirstColumn="0" w:lastRowLastColumn="0"/>
+            </w:pPr>
+            <w:proofErr w:type="gramStart"/>
+            <w:r>
+              <w:t>O(</w:t>
+            </w:r>
+            <w:proofErr w:type="gramEnd"/>
+            <w:r>
+              <w:t>1)</w:t>
+            </w:r>
+          </w:p>
+        </w:tc>
+      </w:tr>
+      <w:tr>
+        <w:trPr>
+          <w:cnfStyle w:val="000000100000" w:firstRow="0" w:lastRow="0" w:firstColumn="0" w:lastColumn="0" w:oddVBand="0" w:evenVBand="0" w:oddHBand="1" w:evenHBand="0" w:firstRowFirstColumn="0" w:firstRowLastColumn="0" w:lastRowFirstColumn="0" w:lastRowLastColumn="0"/>
+        </w:trPr>
+        <w:tc>
+          <w:tcPr>
+            <w:cnfStyle w:val="001000000000" w:firstRow="0" w:lastRow="0" w:firstColumn="1" w:lastColumn="0" w:oddVBand="0" w:evenVBand="0" w:oddHBand="0" w:evenHBand="0" w:firstRowFirstColumn="0" w:firstRowLastColumn="0" w:lastRowFirstColumn="0" w:lastRowLastColumn="0"/>
+            <w:tcW w:w="0" w:type="auto"/>
+            <w:hideMark/>
+          </w:tcPr>
+          <w:p>
+            <w:pPr>
+              <w:spacing w:line="278" w:lineRule="auto"/>
+            </w:pPr>
+            <w:proofErr w:type="gramStart"/>
+            <w:r>
+              <w:t>insert(</w:t>
+            </w:r>
+            <w:proofErr w:type="gramEnd"/>
+            <w:r>
+              <w:t>pos, x)</w:t>
+            </w:r>
+          </w:p>
+        </w:tc>
+        <w:tc>
+          <w:tcPr>
+            <w:tcW w:w="0" w:type="auto"/>
+            <w:hideMark/>
+          </w:tcPr>
+          <w:p>
+            <w:pPr>
+              <w:spacing w:line="278" w:lineRule="auto"/>
+              <w:cnfStyle w:val="000000100000" w:firstRow="0" w:lastRow="0" w:firstColumn="0" w:lastColumn="0" w:oddVBand="0" w:evenVBand="0" w:oddHBand="1" w:evenHBand="0" w:firstRowFirstColumn="0" w:firstRowLastColumn="0" w:lastRowFirstColumn="0" w:lastRowLastColumn="0"/>
+            </w:pPr>
+            <w:r>
+              <w:t>在迭代器 pos 前插入</w:t>
+            </w:r>
+          </w:p>
+        </w:tc>
+        <w:tc>
+          <w:tcPr>
+            <w:tcW w:w="0" w:type="auto"/>
+            <w:hideMark/>
+          </w:tcPr>
+          <w:p>
+            <w:pPr>
+              <w:spacing w:line="278" w:lineRule="auto"/>
+              <w:cnfStyle w:val="000000100000" w:firstRow="0" w:lastRow="0" w:firstColumn="0" w:lastColumn="0" w:oddVBand="0" w:evenVBand="0" w:oddHBand="1" w:evenHBand="0" w:firstRowFirstColumn="0" w:firstRowLastColumn="0" w:lastRowFirstColumn="0" w:lastRowLastColumn="0"/>
+            </w:pPr>
+            <w:r>
+              <w:t xml:space="preserve">vector: O(n), list: </w:t>
+            </w:r>
+            <w:proofErr w:type="gramStart"/>
+            <w:r>
+              <w:t>O(</w:t>
+            </w:r>
+            <w:proofErr w:type="gramEnd"/>
+            <w:r>
+              <w:t>1)</w:t>
+            </w:r>
+          </w:p>
+        </w:tc>
+      </w:tr>
+      <w:tr>
+        <w:tc>
+          <w:tcPr>
+            <w:cnfStyle w:val="001000000000" w:firstRow="0" w:lastRow="0" w:firstColumn="1" w:lastColumn="0" w:oddVBand="0" w:evenVBand="0" w:oddHBand="0" w:evenHBand="0" w:firstRowFirstColumn="0" w:firstRowLastColumn="0" w:lastRowFirstColumn="0" w:lastRowLastColumn="0"/>
+            <w:tcW w:w="0" w:type="auto"/>
+            <w:hideMark/>
+          </w:tcPr>
+          <w:p>
+            <w:pPr>
+              <w:spacing w:line="278" w:lineRule="auto"/>
+            </w:pPr>
+            <w:r>
+              <w:t>erase(pos)</w:t>
+            </w:r>
+          </w:p>
+        </w:tc>
+        <w:tc>
+          <w:tcPr>
+            <w:tcW w:w="0" w:type="auto"/>
+            <w:hideMark/>
+          </w:tcPr>
+          <w:p>
+            <w:pPr>
+              <w:spacing w:line="278" w:lineRule="auto"/>
+              <w:cnfStyle w:val="000000000000" w:firstRow="0" w:lastRow="0" w:firstColumn="0" w:lastColumn="0" w:oddVBand="0" w:evenVBand="0" w:oddHBand="0" w:evenHBand="0" w:firstRowFirstColumn="0" w:firstRowLastColumn="0" w:lastRowFirstColumn="0" w:lastRowLastColumn="0"/>
+            </w:pPr>
+            <w:r>
+              <w:t>删除迭代器指向的元素</w:t>
+            </w:r>
+          </w:p>
+        </w:tc>
+        <w:tc>
+          <w:tcPr>
+            <w:tcW w:w="0" w:type="auto"/>
+            <w:hideMark/>
+          </w:tcPr>
+          <w:p>
+            <w:pPr>
+              <w:spacing w:line="278" w:lineRule="auto"/>
+              <w:cnfStyle w:val="000000000000" w:firstRow="0" w:lastRow="0" w:firstColumn="0" w:lastColumn="0" w:oddVBand="0" w:evenVBand="0" w:oddHBand="0" w:evenHBand="0" w:firstRowFirstColumn="0" w:firstRowLastColumn="0" w:lastRowFirstColumn="0" w:lastRowLastColumn="0"/>
+            </w:pPr>
+            <w:r>
+              <w:t xml:space="preserve">vector: O(n), list: </w:t>
+            </w:r>
+            <w:proofErr w:type="gramStart"/>
+            <w:r>
+              <w:t>O(</w:t>
+            </w:r>
+            <w:proofErr w:type="gramEnd"/>
+            <w:r>
+              <w:t>1)</w:t>
+            </w:r>
+          </w:p>
+        </w:tc>
+      </w:tr>
+      <w:tr>
+        <w:trPr>
+          <w:cnfStyle w:val="000000100000" w:firstRow="0" w:lastRow="0" w:firstColumn="0" w:lastColumn="0" w:oddVBand="0" w:evenVBand="0" w:oddHBand="1" w:evenHBand="0" w:firstRowFirstColumn="0" w:firstRowLastColumn="0" w:lastRowFirstColumn="0" w:lastRowLastColumn="0"/>
+        </w:trPr>
+        <w:tc>
+          <w:tcPr>
+            <w:cnfStyle w:val="001000000000" w:firstRow="0" w:lastRow="0" w:firstColumn="1" w:lastColumn="0" w:oddVBand="0" w:evenVBand="0" w:oddHBand="0" w:evenHBand="0" w:firstRowFirstColumn="0" w:firstRowLastColumn="0" w:lastRowFirstColumn="0" w:lastRowLastColumn="0"/>
+            <w:tcW w:w="0" w:type="auto"/>
+            <w:hideMark/>
+          </w:tcPr>
+          <w:p>
+            <w:pPr>
+              <w:spacing w:line="278" w:lineRule="auto"/>
+            </w:pPr>
+            <w:r>
+              <w:t>resize(n)</w:t>
+            </w:r>
+          </w:p>
+        </w:tc>
+        <w:tc>
+          <w:tcPr>
+            <w:tcW w:w="0" w:type="auto"/>
+            <w:hideMark/>
+          </w:tcPr>
+          <w:p>
+            <w:pPr>
+              <w:spacing w:line="278" w:lineRule="auto"/>
+              <w:cnfStyle w:val="000000100000" w:firstRow="0" w:lastRow="0" w:firstColumn="0" w:lastColumn="0" w:oddVBand="0" w:evenVBand="0" w:oddHBand="1" w:evenHBand="0" w:firstRowFirstColumn="0" w:firstRowLastColumn="0" w:lastRowFirstColumn="0" w:lastRowLastColumn="0"/>
+            </w:pPr>
+            <w:r>
+              <w:t>改变大小（可指定默认值）</w:t>
+            </w:r>
+          </w:p>
+        </w:tc>
+        <w:tc>
+          <w:tcPr>
+            <w:tcW w:w="0" w:type="auto"/>
+            <w:hideMark/>
+          </w:tcPr>
+          <w:p>
+            <w:pPr>
+              <w:spacing w:line="278" w:lineRule="auto"/>
+              <w:cnfStyle w:val="000000100000" w:firstRow="0" w:lastRow="0" w:firstColumn="0" w:lastColumn="0" w:oddVBand="0" w:evenVBand="0" w:oddHBand="1" w:evenHBand="0" w:firstRowFirstColumn="0" w:firstRowLastColumn="0" w:lastRowFirstColumn="0" w:lastRowLastColumn="0"/>
+            </w:pPr>
+            <w:r>
+              <w:t>O(n)（仅当扩容/缩容时）</w:t>
+            </w:r>
+          </w:p>
+        </w:tc>
+      </w:tr>
+    </w:tbl>
+    <w:p>
+      <w:r>
+        <w:rPr>
+          <w:rFonts w:ascii="Segoe UI Emoji" w:hAnsi="Segoe UI Emoji" w:cs="Segoe UI Emoji"/>
+        </w:rPr>
+        <w:t>⚠️</w:t>
+      </w:r>
+      <w:r>
+        <w:t xml:space="preserve"> 注意：vector </w:t>
+      </w:r>
+      <w:r>
+        <w:rPr>
+          <w:b/>
+          <w:bCs/>
+        </w:rPr>
+        <w:t>没有</w:t>
+      </w:r>
+      <w:r>
+        <w:t xml:space="preserve"> </w:t>
+      </w:r>
+      <w:proofErr w:type="spellStart"/>
+      <w:r>
+        <w:t>push_front</w:t>
+      </w:r>
+      <w:proofErr w:type="spellEnd"/>
+      <w:r>
+        <w:t xml:space="preserve"> / </w:t>
+      </w:r>
+      <w:proofErr w:type="spellStart"/>
+      <w:r>
+        <w:t>pop_front</w:t>
+      </w:r>
+      <w:proofErr w:type="spellEnd"/>
+      <w:r>
+        <w:t>！</w:t>
+      </w:r>
+    </w:p>
+    <w:p>
+      <w:pPr>
+        <w:pStyle w:val="3"/>
+      </w:pPr>
+      <w:r>
+        <w:lastRenderedPageBreak/>
+        <w:t>关联式</w:t>
+      </w:r>
+      <w:r>
+        <w:t xml:space="preserve"> &amp; </w:t>
+      </w:r>
+      <w:r>
+        <w:t>无序容器通用操作</w:t>
+      </w:r>
+    </w:p>
+    <w:p>
+      <w:r>
+        <w:t xml:space="preserve">（set, map, </w:t>
+      </w:r>
+      <w:proofErr w:type="spellStart"/>
+      <w:r>
+        <w:t>unordered_set</w:t>
+      </w:r>
+      <w:proofErr w:type="spellEnd"/>
+      <w:r>
+        <w:t xml:space="preserve">, </w:t>
+      </w:r>
+      <w:proofErr w:type="spellStart"/>
+      <w:r>
+        <w:t>unordered_map</w:t>
+      </w:r>
+      <w:proofErr w:type="spellEnd"/>
+      <w:r>
+        <w:t>）</w:t>
+      </w:r>
+    </w:p>
+    <w:tbl>
+      <w:tblPr>
+        <w:tblStyle w:val="5-3"/>
+        <w:tblW w:w="0" w:type="auto"/>
+        <w:tblLook w:val="04A0" w:firstRow="1" w:lastRow="0" w:firstColumn="1" w:lastColumn="0" w:noHBand="0" w:noVBand="1"/>
+      </w:tblPr>
+      <w:tblGrid>
+        <w:gridCol w:w="1960"/>
+        <w:gridCol w:w="4656"/>
+        <w:gridCol w:w="3187"/>
+      </w:tblGrid>
+      <w:tr>
+        <w:trPr>
+          <w:cnfStyle w:val="100000000000" w:firstRow="1" w:lastRow="0" w:firstColumn="0" w:lastColumn="0" w:oddVBand="0" w:evenVBand="0" w:oddHBand="0" w:evenHBand="0" w:firstRowFirstColumn="0" w:firstRowLastColumn="0" w:lastRowFirstColumn="0" w:lastRowLastColumn="0"/>
+        </w:trPr>
+        <w:tc>
+          <w:tcPr>
+            <w:cnfStyle w:val="001000000000" w:firstRow="0" w:lastRow="0" w:firstColumn="1" w:lastColumn="0" w:oddVBand="0" w:evenVBand="0" w:oddHBand="0" w:evenHBand="0" w:firstRowFirstColumn="0" w:firstRowLastColumn="0" w:lastRowFirstColumn="0" w:lastRowLastColumn="0"/>
+            <w:tcW w:w="0" w:type="auto"/>
+            <w:hideMark/>
+          </w:tcPr>
+          <w:p>
+            <w:pPr>
+              <w:spacing w:line="278" w:lineRule="auto"/>
+            </w:pPr>
+            <w:r>
+              <w:t>操作</w:t>
+            </w:r>
+          </w:p>
+        </w:tc>
+        <w:tc>
+          <w:tcPr>
+            <w:tcW w:w="0" w:type="auto"/>
+            <w:hideMark/>
+          </w:tcPr>
+          <w:p>
+            <w:pPr>
+              <w:spacing w:line="278" w:lineRule="auto"/>
+              <w:cnfStyle w:val="100000000000" w:firstRow="1" w:lastRow="0" w:firstColumn="0" w:lastColumn="0" w:oddVBand="0" w:evenVBand="0" w:oddHBand="0" w:evenHBand="0" w:firstRowFirstColumn="0" w:firstRowLastColumn="0" w:lastRowFirstColumn="0" w:lastRowLastColumn="0"/>
+            </w:pPr>
+            <w:r>
+              <w:t>说明</w:t>
+            </w:r>
+          </w:p>
+        </w:tc>
+        <w:tc>
+          <w:tcPr>
+            <w:tcW w:w="0" w:type="auto"/>
+            <w:hideMark/>
+          </w:tcPr>
+          <w:p>
+            <w:pPr>
+              <w:spacing w:line="278" w:lineRule="auto"/>
+              <w:cnfStyle w:val="100000000000" w:firstRow="1" w:lastRow="0" w:firstColumn="0" w:lastColumn="0" w:oddVBand="0" w:evenVBand="0" w:oddHBand="0" w:evenHBand="0" w:firstRowFirstColumn="0" w:firstRowLastColumn="0" w:lastRowFirstColumn="0" w:lastRowLastColumn="0"/>
+            </w:pPr>
+            <w:r>
+              <w:t>示例</w:t>
+            </w:r>
+          </w:p>
+        </w:tc>
+      </w:tr>
+      <w:tr>
+        <w:trPr>
+          <w:cnfStyle w:val="000000100000" w:firstRow="0" w:lastRow="0" w:firstColumn="0" w:lastColumn="0" w:oddVBand="0" w:evenVBand="0" w:oddHBand="1" w:evenHBand="0" w:firstRowFirstColumn="0" w:firstRowLastColumn="0" w:lastRowFirstColumn="0" w:lastRowLastColumn="0"/>
+        </w:trPr>
+        <w:tc>
+          <w:tcPr>
+            <w:cnfStyle w:val="001000000000" w:firstRow="0" w:lastRow="0" w:firstColumn="1" w:lastColumn="0" w:oddVBand="0" w:evenVBand="0" w:oddHBand="0" w:evenHBand="0" w:firstRowFirstColumn="0" w:firstRowLastColumn="0" w:lastRowFirstColumn="0" w:lastRowLastColumn="0"/>
+            <w:tcW w:w="0" w:type="auto"/>
+            <w:hideMark/>
+          </w:tcPr>
+          <w:p>
+            <w:pPr>
+              <w:spacing w:line="278" w:lineRule="auto"/>
+            </w:pPr>
+            <w:r>
+              <w:t>find(key)</w:t>
+            </w:r>
+          </w:p>
+        </w:tc>
+        <w:tc>
+          <w:tcPr>
+            <w:tcW w:w="0" w:type="auto"/>
+            <w:vAlign w:val="center"/>
+            <w:hideMark/>
+          </w:tcPr>
+          <w:p>
+            <w:pPr>
+              <w:spacing w:line="278" w:lineRule="auto"/>
+              <w:jc w:val="both"/>
+              <w:cnfStyle w:val="000000100000" w:firstRow="0" w:lastRow="0" w:firstColumn="0" w:lastColumn="0" w:oddVBand="0" w:evenVBand="0" w:oddHBand="1" w:evenHBand="0" w:firstRowFirstColumn="0" w:firstRowLastColumn="0" w:lastRowFirstColumn="0" w:lastRowLastColumn="0"/>
+            </w:pPr>
+            <w:r>
+              <w:t>查找键，返回迭代器（未找到返回 end()）</w:t>
+            </w:r>
+          </w:p>
+        </w:tc>
+        <w:tc>
+          <w:tcPr>
+            <w:tcW w:w="0" w:type="auto"/>
+            <w:vAlign w:val="center"/>
+            <w:hideMark/>
+          </w:tcPr>
+          <w:p>
+            <w:pPr>
+              <w:spacing w:line="278" w:lineRule="auto"/>
+              <w:jc w:val="both"/>
+              <w:cnfStyle w:val="000000100000" w:firstRow="0" w:lastRow="0" w:firstColumn="0" w:lastColumn="0" w:oddVBand="0" w:evenVBand="0" w:oddHBand="1" w:evenHBand="0" w:firstRowFirstColumn="0" w:firstRowLastColumn="0" w:lastRowFirstColumn="0" w:lastRowLastColumn="0"/>
+            </w:pPr>
+            <w:r>
+              <w:t xml:space="preserve">auto it = </w:t>
+            </w:r>
+            <w:proofErr w:type="spellStart"/>
+            <w:proofErr w:type="gramStart"/>
+            <w:r>
+              <w:t>m.find</w:t>
+            </w:r>
+            <w:proofErr w:type="spellEnd"/>
+            <w:proofErr w:type="gramEnd"/>
+            <w:r>
+              <w:t>("key");</w:t>
+            </w:r>
+          </w:p>
+        </w:tc>
+      </w:tr>
+      <w:tr>
+        <w:tc>
+          <w:tcPr>
+            <w:cnfStyle w:val="001000000000" w:firstRow="0" w:lastRow="0" w:firstColumn="1" w:lastColumn="0" w:oddVBand="0" w:evenVBand="0" w:oddHBand="0" w:evenHBand="0" w:firstRowFirstColumn="0" w:firstRowLastColumn="0" w:lastRowFirstColumn="0" w:lastRowLastColumn="0"/>
+            <w:tcW w:w="0" w:type="auto"/>
+            <w:hideMark/>
+          </w:tcPr>
+          <w:p>
+            <w:pPr>
+              <w:spacing w:line="278" w:lineRule="auto"/>
+            </w:pPr>
+            <w:r>
+              <w:t>count(key)</w:t>
+            </w:r>
+          </w:p>
+        </w:tc>
+        <w:tc>
+          <w:tcPr>
+            <w:tcW w:w="0" w:type="auto"/>
+            <w:vAlign w:val="center"/>
+            <w:hideMark/>
+          </w:tcPr>
+          <w:p>
+            <w:pPr>
+              <w:spacing w:line="278" w:lineRule="auto"/>
+              <w:jc w:val="both"/>
+              <w:cnfStyle w:val="000000000000" w:firstRow="0" w:lastRow="0" w:firstColumn="0" w:lastColumn="0" w:oddVBand="0" w:evenVBand="0" w:oddHBand="0" w:evenHBand="0" w:firstRowFirstColumn="0" w:firstRowLastColumn="0" w:lastRowFirstColumn="0" w:lastRowLastColumn="0"/>
+            </w:pPr>
+            <w:r>
+              <w:t>返回键出现次数（set/map 为 0 或 1）</w:t>
+            </w:r>
+          </w:p>
+        </w:tc>
+        <w:tc>
+          <w:tcPr>
+            <w:tcW w:w="0" w:type="auto"/>
+            <w:vAlign w:val="center"/>
+            <w:hideMark/>
+          </w:tcPr>
+          <w:p>
+            <w:pPr>
+              <w:spacing w:line="278" w:lineRule="auto"/>
+              <w:jc w:val="both"/>
+              <w:cnfStyle w:val="000000000000" w:firstRow="0" w:lastRow="0" w:firstColumn="0" w:lastColumn="0" w:oddVBand="0" w:evenVBand="0" w:oddHBand="0" w:evenHBand="0" w:firstRowFirstColumn="0" w:firstRowLastColumn="0" w:lastRowFirstColumn="0" w:lastRowLastColumn="0"/>
+            </w:pPr>
+            <w:r>
+              <w:t>if (</w:t>
+            </w:r>
+            <w:proofErr w:type="spellStart"/>
+            <w:proofErr w:type="gramStart"/>
+            <w:r>
+              <w:t>s.count</w:t>
+            </w:r>
+            <w:proofErr w:type="spellEnd"/>
+            <w:proofErr w:type="gramEnd"/>
+            <w:r>
+              <w:t>(x)) ...</w:t>
+            </w:r>
+          </w:p>
+        </w:tc>
+      </w:tr>
+      <w:tr>
+        <w:trPr>
+          <w:cnfStyle w:val="000000100000" w:firstRow="0" w:lastRow="0" w:firstColumn="0" w:lastColumn="0" w:oddVBand="0" w:evenVBand="0" w:oddHBand="1" w:evenHBand="0" w:firstRowFirstColumn="0" w:firstRowLastColumn="0" w:lastRowFirstColumn="0" w:lastRowLastColumn="0"/>
+        </w:trPr>
+        <w:tc>
+          <w:tcPr>
+            <w:cnfStyle w:val="001000000000" w:firstRow="0" w:lastRow="0" w:firstColumn="1" w:lastColumn="0" w:oddVBand="0" w:evenVBand="0" w:oddHBand="0" w:evenHBand="0" w:firstRowFirstColumn="0" w:firstRowLastColumn="0" w:lastRowFirstColumn="0" w:lastRowLastColumn="0"/>
+            <w:tcW w:w="0" w:type="auto"/>
+            <w:hideMark/>
+          </w:tcPr>
+          <w:p>
+            <w:pPr>
+              <w:spacing w:line="278" w:lineRule="auto"/>
+            </w:pPr>
+            <w:r>
+              <w:t>insert(value)</w:t>
+            </w:r>
+          </w:p>
+        </w:tc>
+        <w:tc>
+          <w:tcPr>
+            <w:tcW w:w="0" w:type="auto"/>
+            <w:vAlign w:val="center"/>
+            <w:hideMark/>
+          </w:tcPr>
+          <w:p>
+            <w:pPr>
+              <w:spacing w:line="278" w:lineRule="auto"/>
+              <w:jc w:val="both"/>
+              <w:cnfStyle w:val="000000100000" w:firstRow="0" w:lastRow="0" w:firstColumn="0" w:lastColumn="0" w:oddVBand="0" w:evenVBand="0" w:oddHBand="1" w:evenHBand="0" w:firstRowFirstColumn="0" w:firstRowLastColumn="0" w:lastRowFirstColumn="0" w:lastRowLastColumn="0"/>
+            </w:pPr>
+            <w:r>
+              <w:t>插入元素（若键已存在则失败）</w:t>
+            </w:r>
+          </w:p>
+        </w:tc>
+        <w:tc>
+          <w:tcPr>
+            <w:tcW w:w="0" w:type="auto"/>
+            <w:vAlign w:val="center"/>
+            <w:hideMark/>
+          </w:tcPr>
+          <w:p>
+            <w:pPr>
+              <w:spacing w:line="278" w:lineRule="auto"/>
+              <w:jc w:val="both"/>
+              <w:cnfStyle w:val="000000100000" w:firstRow="0" w:lastRow="0" w:firstColumn="0" w:lastColumn="0" w:oddVBand="0" w:evenVBand="0" w:oddHBand="1" w:evenHBand="0" w:firstRowFirstColumn="0" w:firstRowLastColumn="0" w:lastRowFirstColumn="0" w:lastRowLastColumn="0"/>
+            </w:pPr>
+            <w:proofErr w:type="spellStart"/>
+            <w:r>
+              <w:t>m.</w:t>
+            </w:r>
+            <w:proofErr w:type="gramStart"/>
+            <w:r>
+              <w:t>insert</w:t>
+            </w:r>
+            <w:proofErr w:type="spellEnd"/>
+            <w:r>
+              <w:t>(</w:t>
+            </w:r>
+            <w:proofErr w:type="gramEnd"/>
+            <w:r>
+              <w:t>{"k", 1});</w:t>
+            </w:r>
+          </w:p>
+        </w:tc>
+      </w:tr>
+      <w:tr>
+        <w:tc>
+          <w:tcPr>
+            <w:cnfStyle w:val="001000000000" w:firstRow="0" w:lastRow="0" w:firstColumn="1" w:lastColumn="0" w:oddVBand="0" w:evenVBand="0" w:oddHBand="0" w:evenHBand="0" w:firstRowFirstColumn="0" w:firstRowLastColumn="0" w:lastRowFirstColumn="0" w:lastRowLastColumn="0"/>
+            <w:tcW w:w="0" w:type="auto"/>
+            <w:hideMark/>
+          </w:tcPr>
+          <w:p>
+            <w:pPr>
+              <w:spacing w:line="278" w:lineRule="auto"/>
+            </w:pPr>
+            <w:r>
+              <w:t>erase(key)</w:t>
+            </w:r>
+          </w:p>
+        </w:tc>
+        <w:tc>
+          <w:tcPr>
+            <w:tcW w:w="0" w:type="auto"/>
+            <w:vAlign w:val="center"/>
+            <w:hideMark/>
+          </w:tcPr>
+          <w:p>
+            <w:pPr>
+              <w:spacing w:line="278" w:lineRule="auto"/>
+              <w:jc w:val="both"/>
+              <w:cnfStyle w:val="000000000000" w:firstRow="0" w:lastRow="0" w:firstColumn="0" w:lastColumn="0" w:oddVBand="0" w:evenVBand="0" w:oddHBand="0" w:evenHBand="0" w:firstRowFirstColumn="0" w:firstRowLastColumn="0" w:lastRowFirstColumn="0" w:lastRowLastColumn="0"/>
+            </w:pPr>
+            <w:r>
+              <w:t>按键删除（返回删除个数）</w:t>
+            </w:r>
+          </w:p>
+        </w:tc>
+        <w:tc>
+          <w:tcPr>
+            <w:tcW w:w="0" w:type="auto"/>
+            <w:vAlign w:val="center"/>
+            <w:hideMark/>
+          </w:tcPr>
+          <w:p>
+            <w:pPr>
+              <w:spacing w:line="278" w:lineRule="auto"/>
+              <w:jc w:val="both"/>
+              <w:cnfStyle w:val="000000000000" w:firstRow="0" w:lastRow="0" w:firstColumn="0" w:lastColumn="0" w:oddVBand="0" w:evenVBand="0" w:oddHBand="0" w:evenHBand="0" w:firstRowFirstColumn="0" w:firstRowLastColumn="0" w:lastRowFirstColumn="0" w:lastRowLastColumn="0"/>
+            </w:pPr>
+            <w:proofErr w:type="spellStart"/>
+            <w:r>
+              <w:t>m.erase</w:t>
+            </w:r>
+            <w:proofErr w:type="spellEnd"/>
+            <w:r>
+              <w:t>("key");</w:t>
+            </w:r>
+          </w:p>
+        </w:tc>
+      </w:tr>
+      <w:tr>
+        <w:trPr>
+          <w:cnfStyle w:val="000000100000" w:firstRow="0" w:lastRow="0" w:firstColumn="0" w:lastColumn="0" w:oddVBand="0" w:evenVBand="0" w:oddHBand="1" w:evenHBand="0" w:firstRowFirstColumn="0" w:firstRowLastColumn="0" w:lastRowFirstColumn="0" w:lastRowLastColumn="0"/>
+        </w:trPr>
+        <w:tc>
+          <w:tcPr>
+            <w:cnfStyle w:val="001000000000" w:firstRow="0" w:lastRow="0" w:firstColumn="1" w:lastColumn="0" w:oddVBand="0" w:evenVBand="0" w:oddHBand="0" w:evenHBand="0" w:firstRowFirstColumn="0" w:firstRowLastColumn="0" w:lastRowFirstColumn="0" w:lastRowLastColumn="0"/>
+            <w:tcW w:w="0" w:type="auto"/>
+            <w:hideMark/>
+          </w:tcPr>
+          <w:p>
+            <w:pPr>
+              <w:spacing w:line="278" w:lineRule="auto"/>
+            </w:pPr>
+            <w:r>
+              <w:t>erase(it)</w:t>
+            </w:r>
+          </w:p>
+        </w:tc>
+        <w:tc>
+          <w:tcPr>
+            <w:tcW w:w="0" w:type="auto"/>
+            <w:vAlign w:val="center"/>
+            <w:hideMark/>
+          </w:tcPr>
+          <w:p>
+            <w:pPr>
+              <w:spacing w:line="278" w:lineRule="auto"/>
+              <w:jc w:val="both"/>
+              <w:cnfStyle w:val="000000100000" w:firstRow="0" w:lastRow="0" w:firstColumn="0" w:lastColumn="0" w:oddVBand="0" w:evenVBand="0" w:oddHBand="1" w:evenHBand="0" w:firstRowFirstColumn="0" w:firstRowLastColumn="0" w:lastRowFirstColumn="0" w:lastRowLastColumn="0"/>
+            </w:pPr>
+            <w:r>
+              <w:t>按迭代器删除</w:t>
+            </w:r>
+          </w:p>
+        </w:tc>
+        <w:tc>
+          <w:tcPr>
+            <w:tcW w:w="0" w:type="auto"/>
+            <w:vAlign w:val="center"/>
+            <w:hideMark/>
+          </w:tcPr>
+          <w:p>
+            <w:pPr>
+              <w:spacing w:line="278" w:lineRule="auto"/>
+              <w:jc w:val="both"/>
+              <w:cnfStyle w:val="000000100000" w:firstRow="0" w:lastRow="0" w:firstColumn="0" w:lastColumn="0" w:oddVBand="0" w:evenVBand="0" w:oddHBand="1" w:evenHBand="0" w:firstRowFirstColumn="0" w:firstRowLastColumn="0" w:lastRowFirstColumn="0" w:lastRowLastColumn="0"/>
+            </w:pPr>
+            <w:proofErr w:type="spellStart"/>
+            <w:r>
+              <w:t>m.erase</w:t>
+            </w:r>
+            <w:proofErr w:type="spellEnd"/>
+            <w:r>
+              <w:t>(it);</w:t>
+            </w:r>
+          </w:p>
+        </w:tc>
+      </w:tr>
+      <w:tr>
+        <w:tc>
+          <w:tcPr>
+            <w:cnfStyle w:val="001000000000" w:firstRow="0" w:lastRow="0" w:firstColumn="1" w:lastColumn="0" w:oddVBand="0" w:evenVBand="0" w:oddHBand="0" w:evenHBand="0" w:firstRowFirstColumn="0" w:firstRowLastColumn="0" w:lastRowFirstColumn="0" w:lastRowLastColumn="0"/>
+            <w:tcW w:w="0" w:type="auto"/>
+            <w:hideMark/>
+          </w:tcPr>
+          <w:p>
+            <w:pPr>
+              <w:spacing w:line="278" w:lineRule="auto"/>
+              <w:rPr>
+                <w:b w:val="0"/>
+                <w:bCs w:val="0"/>
+              </w:rPr>
+            </w:pPr>
+            <w:proofErr w:type="spellStart"/>
+            <w:r>
+              <w:t>lower_bound</w:t>
+            </w:r>
+            <w:proofErr w:type="spellEnd"/>
+            <w:r>
+              <w:t>(k)</w:t>
+            </w:r>
+          </w:p>
+          <w:p>
+            <w:pPr>
+              <w:spacing w:line="278" w:lineRule="auto"/>
+            </w:pPr>
+            <w:proofErr w:type="spellStart"/>
+            <w:r>
+              <w:t>upper_bound</w:t>
+            </w:r>
+            <w:proofErr w:type="spellEnd"/>
+            <w:r>
+              <w:t>(k)</w:t>
+            </w:r>
+          </w:p>
+        </w:tc>
+        <w:tc>
+          <w:tcPr>
+            <w:tcW w:w="0" w:type="auto"/>
+            <w:vAlign w:val="center"/>
+            <w:hideMark/>
+          </w:tcPr>
+          <w:p>
+            <w:pPr>
+              <w:spacing w:line="278" w:lineRule="auto"/>
+              <w:jc w:val="both"/>
+              <w:cnfStyle w:val="000000000000" w:firstRow="0" w:lastRow="0" w:firstColumn="0" w:lastColumn="0" w:oddVBand="0" w:evenVBand="0" w:oddHBand="0" w:evenHBand="0" w:firstRowFirstColumn="0" w:firstRowLastColumn="0" w:lastRowFirstColumn="0" w:lastRowLastColumn="0"/>
+            </w:pPr>
+            <w:r>
+              <w:t>有序容器专属：范围查找</w:t>
+            </w:r>
+          </w:p>
+        </w:tc>
+        <w:tc>
+          <w:tcPr>
+            <w:tcW w:w="0" w:type="auto"/>
+            <w:vAlign w:val="center"/>
+            <w:hideMark/>
+          </w:tcPr>
+          <w:p>
+            <w:pPr>
+              <w:spacing w:line="278" w:lineRule="auto"/>
+              <w:jc w:val="both"/>
+              <w:cnfStyle w:val="000000000000" w:firstRow="0" w:lastRow="0" w:firstColumn="0" w:lastColumn="0" w:oddVBand="0" w:evenVBand="0" w:oddHBand="0" w:evenHBand="0" w:firstRowFirstColumn="0" w:firstRowLastColumn="0" w:lastRowFirstColumn="0" w:lastRowLastColumn="0"/>
+            </w:pPr>
+            <w:r>
+              <w:t xml:space="preserve">set&lt;int&gt; s; </w:t>
+            </w:r>
+            <w:proofErr w:type="spellStart"/>
+            <w:proofErr w:type="gramStart"/>
+            <w:r>
+              <w:t>s.lower</w:t>
+            </w:r>
+            <w:proofErr w:type="gramEnd"/>
+            <w:r>
+              <w:t>_</w:t>
+            </w:r>
+            <w:proofErr w:type="gramStart"/>
+            <w:r>
+              <w:t>bound</w:t>
+            </w:r>
+            <w:proofErr w:type="spellEnd"/>
+            <w:r>
+              <w:t>(</w:t>
+            </w:r>
+            <w:proofErr w:type="gramEnd"/>
+            <w:r>
+              <w:t>5);</w:t>
+            </w:r>
+          </w:p>
+        </w:tc>
+      </w:tr>
+    </w:tbl>
+    <w:p>
+      <w:r>
+        <w:rPr>
+          <w:rFonts w:ascii="Segoe UI Emoji" w:hAnsi="Segoe UI Emoji" w:cs="Segoe UI Emoji"/>
+        </w:rPr>
+        <w:t>💡</w:t>
+      </w:r>
+      <w:r>
+        <w:t xml:space="preserve"> map[key] 是特例：</w:t>
+      </w:r>
+      <w:r>
+        <w:rPr>
+          <w:b/>
+          <w:bCs/>
+        </w:rPr>
+        <w:t>不存在时会插入默认构造值</w:t>
+      </w:r>
+      <w:r>
+        <w:t>！</w:t>
+      </w:r>
+    </w:p>
+    <w:p/>
+    <w:p>
+      <w:pPr>
+        <w:pStyle w:val="2"/>
+        <w:spacing w:before="0" w:after="0"/>
         <w:rPr>
           <w:rFonts w:asciiTheme="minorHAnsi" w:eastAsiaTheme="minorHAnsi" w:hAnsiTheme="minorHAnsi" w:hint="eastAsia"/>
           <w:b/>
           <w:bCs/>
         </w:rPr>
-        <w:t>一、容器</w:t>
-      </w:r>
-      <w:bookmarkEnd w:id="34"/>
-    </w:p>
-    <w:p>
-      <w:pPr>
-        <w:spacing w:after="0" w:line="240" w:lineRule="auto"/>
-        <w:rPr>
-          <w:rFonts w:eastAsiaTheme="minorHAnsi" w:hint="eastAsia"/>
-        </w:rPr>
-      </w:pPr>
-    </w:p>
-    <w:p>
-      <w:pPr>
-        <w:pStyle w:val="2"/>
-        <w:spacing w:before="0" w:after="0"/>
+      </w:pPr>
+      <w:bookmarkStart w:id="35" w:name="_Toc201234978"/>
+      <w:r>
         <w:rPr>
           <w:rFonts w:asciiTheme="minorHAnsi" w:eastAsiaTheme="minorHAnsi" w:hAnsiTheme="minorHAnsi" w:hint="eastAsia"/>
           <w:b/>
           <w:bCs/>
         </w:rPr>
-      </w:pPr>
-      <w:bookmarkStart w:id="35" w:name="_Toc201234978"/>
-      <w:r>
-        <w:rPr>
-          <w:rFonts w:asciiTheme="minorHAnsi" w:eastAsiaTheme="minorHAnsi" w:hAnsiTheme="minorHAnsi" w:hint="eastAsia"/>
-          <w:b/>
-          <w:bCs/>
-        </w:rPr>
-        <w:t>二、函数</w:t>
+        <w:t>函数</w:t>
       </w:r>
       <w:bookmarkEnd w:id="35"/>
     </w:p>
@@ -16614,6 +20425,7 @@
         <w:rPr>
           <w:rFonts w:eastAsiaTheme="minorHAnsi" w:hint="eastAsia"/>
         </w:rPr>
+        <w:lastRenderedPageBreak/>
         <w:t>功能：查找第一个使得一元谓词为 false 的元素迭代器。</w:t>
       </w:r>
     </w:p>
@@ -17060,7 +20872,6 @@
         <w:rPr>
           <w:rFonts w:eastAsiaTheme="minorHAnsi" w:hint="eastAsia"/>
         </w:rPr>
-        <w:lastRenderedPageBreak/>
         <w:t>区域查找</w:t>
       </w:r>
       <w:bookmarkEnd w:id="41"/>
@@ -17531,6 +21342,7 @@
         <w:rPr>
           <w:rFonts w:eastAsiaTheme="minorHAnsi" w:hint="eastAsia"/>
         </w:rPr>
+        <w:lastRenderedPageBreak/>
         <w:t>示例：</w:t>
       </w:r>
     </w:p>
@@ -17821,7 +21633,6 @@
         <w:rPr>
           <w:rFonts w:eastAsiaTheme="minorHAnsi" w:hint="eastAsia"/>
         </w:rPr>
-        <w:lastRenderedPageBreak/>
         <w:t xml:space="preserve">auto it = </w:t>
       </w:r>
       <w:proofErr w:type="gramStart"/>
@@ -20266,6 +24077,155 @@
     </w:lvl>
   </w:abstractNum>
   <w:abstractNum w:abstractNumId="12" w15:restartNumberingAfterBreak="0">
+    <w:nsid w:val="27A4682E"/>
+    <w:multiLevelType w:val="multilevel"/>
+    <w:tmpl w:val="E2B4A268"/>
+    <w:lvl w:ilvl="0">
+      <w:start w:val="1"/>
+      <w:numFmt w:val="bullet"/>
+      <w:lvlText w:val=""/>
+      <w:lvlJc w:val="left"/>
+      <w:pPr>
+        <w:tabs>
+          <w:tab w:val="num" w:pos="720"/>
+        </w:tabs>
+        <w:ind w:left="720" w:hanging="360"/>
+      </w:pPr>
+      <w:rPr>
+        <w:rFonts w:ascii="Symbol" w:hAnsi="Symbol" w:hint="default"/>
+        <w:sz w:val="20"/>
+      </w:rPr>
+    </w:lvl>
+    <w:lvl w:ilvl="1" w:tentative="1">
+      <w:start w:val="1"/>
+      <w:numFmt w:val="bullet"/>
+      <w:lvlText w:val="o"/>
+      <w:lvlJc w:val="left"/>
+      <w:pPr>
+        <w:tabs>
+          <w:tab w:val="num" w:pos="1440"/>
+        </w:tabs>
+        <w:ind w:left="1440" w:hanging="360"/>
+      </w:pPr>
+      <w:rPr>
+        <w:rFonts w:ascii="Courier New" w:hAnsi="Courier New" w:hint="default"/>
+        <w:sz w:val="20"/>
+      </w:rPr>
+    </w:lvl>
+    <w:lvl w:ilvl="2" w:tentative="1">
+      <w:start w:val="1"/>
+      <w:numFmt w:val="bullet"/>
+      <w:lvlText w:val=""/>
+      <w:lvlJc w:val="left"/>
+      <w:pPr>
+        <w:tabs>
+          <w:tab w:val="num" w:pos="2160"/>
+        </w:tabs>
+        <w:ind w:left="2160" w:hanging="360"/>
+      </w:pPr>
+      <w:rPr>
+        <w:rFonts w:ascii="Wingdings" w:hAnsi="Wingdings" w:hint="default"/>
+        <w:sz w:val="20"/>
+      </w:rPr>
+    </w:lvl>
+    <w:lvl w:ilvl="3" w:tentative="1">
+      <w:start w:val="1"/>
+      <w:numFmt w:val="bullet"/>
+      <w:lvlText w:val=""/>
+      <w:lvlJc w:val="left"/>
+      <w:pPr>
+        <w:tabs>
+          <w:tab w:val="num" w:pos="2880"/>
+        </w:tabs>
+        <w:ind w:left="2880" w:hanging="360"/>
+      </w:pPr>
+      <w:rPr>
+        <w:rFonts w:ascii="Wingdings" w:hAnsi="Wingdings" w:hint="default"/>
+        <w:sz w:val="20"/>
+      </w:rPr>
+    </w:lvl>
+    <w:lvl w:ilvl="4" w:tentative="1">
+      <w:start w:val="1"/>
+      <w:numFmt w:val="bullet"/>
+      <w:lvlText w:val=""/>
+      <w:lvlJc w:val="left"/>
+      <w:pPr>
+        <w:tabs>
+          <w:tab w:val="num" w:pos="3600"/>
+        </w:tabs>
+        <w:ind w:left="3600" w:hanging="360"/>
+      </w:pPr>
+      <w:rPr>
+        <w:rFonts w:ascii="Wingdings" w:hAnsi="Wingdings" w:hint="default"/>
+        <w:sz w:val="20"/>
+      </w:rPr>
+    </w:lvl>
+    <w:lvl w:ilvl="5" w:tentative="1">
+      <w:start w:val="1"/>
+      <w:numFmt w:val="bullet"/>
+      <w:lvlText w:val=""/>
+      <w:lvlJc w:val="left"/>
+      <w:pPr>
+        <w:tabs>
+          <w:tab w:val="num" w:pos="4320"/>
+        </w:tabs>
+        <w:ind w:left="4320" w:hanging="360"/>
+      </w:pPr>
+      <w:rPr>
+        <w:rFonts w:ascii="Wingdings" w:hAnsi="Wingdings" w:hint="default"/>
+        <w:sz w:val="20"/>
+      </w:rPr>
+    </w:lvl>
+    <w:lvl w:ilvl="6" w:tentative="1">
+      <w:start w:val="1"/>
+      <w:numFmt w:val="bullet"/>
+      <w:lvlText w:val=""/>
+      <w:lvlJc w:val="left"/>
+      <w:pPr>
+        <w:tabs>
+          <w:tab w:val="num" w:pos="5040"/>
+        </w:tabs>
+        <w:ind w:left="5040" w:hanging="360"/>
+      </w:pPr>
+      <w:rPr>
+        <w:rFonts w:ascii="Wingdings" w:hAnsi="Wingdings" w:hint="default"/>
+        <w:sz w:val="20"/>
+      </w:rPr>
+    </w:lvl>
+    <w:lvl w:ilvl="7" w:tentative="1">
+      <w:start w:val="1"/>
+      <w:numFmt w:val="bullet"/>
+      <w:lvlText w:val=""/>
+      <w:lvlJc w:val="left"/>
+      <w:pPr>
+        <w:tabs>
+          <w:tab w:val="num" w:pos="5760"/>
+        </w:tabs>
+        <w:ind w:left="5760" w:hanging="360"/>
+      </w:pPr>
+      <w:rPr>
+        <w:rFonts w:ascii="Wingdings" w:hAnsi="Wingdings" w:hint="default"/>
+        <w:sz w:val="20"/>
+      </w:rPr>
+    </w:lvl>
+    <w:lvl w:ilvl="8" w:tentative="1">
+      <w:start w:val="1"/>
+      <w:numFmt w:val="bullet"/>
+      <w:lvlText w:val=""/>
+      <w:lvlJc w:val="left"/>
+      <w:pPr>
+        <w:tabs>
+          <w:tab w:val="num" w:pos="6480"/>
+        </w:tabs>
+        <w:ind w:left="6480" w:hanging="360"/>
+      </w:pPr>
+      <w:rPr>
+        <w:rFonts w:ascii="Wingdings" w:hAnsi="Wingdings" w:hint="default"/>
+        <w:sz w:val="20"/>
+      </w:rPr>
+    </w:lvl>
+  </w:abstractNum>
+  <w:abstractNum w:abstractNumId="13" w15:restartNumberingAfterBreak="0">
     <w:nsid w:val="2CCA0B33"/>
     <w:multiLevelType w:val="multilevel"/>
     <w:tmpl w:val="CCA0CF58"/>
@@ -20414,7 +24374,7 @@
       </w:rPr>
     </w:lvl>
   </w:abstractNum>
-  <w:abstractNum w:abstractNumId="13" w15:restartNumberingAfterBreak="0">
+  <w:abstractNum w:abstractNumId="14" w15:restartNumberingAfterBreak="0">
     <w:nsid w:val="2CF452B0"/>
     <w:multiLevelType w:val="multilevel"/>
     <w:tmpl w:val="EE9C7B84"/>
@@ -20563,7 +24523,7 @@
       </w:rPr>
     </w:lvl>
   </w:abstractNum>
-  <w:abstractNum w:abstractNumId="14" w15:restartNumberingAfterBreak="0">
+  <w:abstractNum w:abstractNumId="15" w15:restartNumberingAfterBreak="0">
     <w:nsid w:val="2DC34553"/>
     <w:multiLevelType w:val="multilevel"/>
     <w:tmpl w:val="A98030A2"/>
@@ -20712,7 +24672,7 @@
       </w:rPr>
     </w:lvl>
   </w:abstractNum>
-  <w:abstractNum w:abstractNumId="15" w15:restartNumberingAfterBreak="0">
+  <w:abstractNum w:abstractNumId="16" w15:restartNumberingAfterBreak="0">
     <w:nsid w:val="2F825B2A"/>
     <w:multiLevelType w:val="multilevel"/>
     <w:tmpl w:val="5C0EFE4A"/>
@@ -20861,7 +24821,7 @@
       </w:rPr>
     </w:lvl>
   </w:abstractNum>
-  <w:abstractNum w:abstractNumId="16" w15:restartNumberingAfterBreak="0">
+  <w:abstractNum w:abstractNumId="17" w15:restartNumberingAfterBreak="0">
     <w:nsid w:val="3AE946A9"/>
     <w:multiLevelType w:val="multilevel"/>
     <w:tmpl w:val="06E6E2A8"/>
@@ -21010,7 +24970,7 @@
       </w:rPr>
     </w:lvl>
   </w:abstractNum>
-  <w:abstractNum w:abstractNumId="17" w15:restartNumberingAfterBreak="0">
+  <w:abstractNum w:abstractNumId="18" w15:restartNumberingAfterBreak="0">
     <w:nsid w:val="3CA11CD8"/>
     <w:multiLevelType w:val="multilevel"/>
     <w:tmpl w:val="5DA29B92"/>
@@ -21159,7 +25119,7 @@
       </w:rPr>
     </w:lvl>
   </w:abstractNum>
-  <w:abstractNum w:abstractNumId="18" w15:restartNumberingAfterBreak="0">
+  <w:abstractNum w:abstractNumId="19" w15:restartNumberingAfterBreak="0">
     <w:nsid w:val="401F2159"/>
     <w:multiLevelType w:val="multilevel"/>
     <w:tmpl w:val="0AB8A18A"/>
@@ -21308,7 +25268,7 @@
       </w:rPr>
     </w:lvl>
   </w:abstractNum>
-  <w:abstractNum w:abstractNumId="19" w15:restartNumberingAfterBreak="0">
+  <w:abstractNum w:abstractNumId="20" w15:restartNumberingAfterBreak="0">
     <w:nsid w:val="412F5DEB"/>
     <w:multiLevelType w:val="multilevel"/>
     <w:tmpl w:val="93E0652C"/>
@@ -21457,7 +25417,7 @@
       </w:rPr>
     </w:lvl>
   </w:abstractNum>
-  <w:abstractNum w:abstractNumId="20" w15:restartNumberingAfterBreak="0">
+  <w:abstractNum w:abstractNumId="21" w15:restartNumberingAfterBreak="0">
     <w:nsid w:val="45D412CD"/>
     <w:multiLevelType w:val="multilevel"/>
     <w:tmpl w:val="E6782E32"/>
@@ -21606,7 +25566,7 @@
       </w:rPr>
     </w:lvl>
   </w:abstractNum>
-  <w:abstractNum w:abstractNumId="21" w15:restartNumberingAfterBreak="0">
+  <w:abstractNum w:abstractNumId="22" w15:restartNumberingAfterBreak="0">
     <w:nsid w:val="47170893"/>
     <w:multiLevelType w:val="multilevel"/>
     <w:tmpl w:val="58C8709C"/>
@@ -21755,7 +25715,7 @@
       </w:rPr>
     </w:lvl>
   </w:abstractNum>
-  <w:abstractNum w:abstractNumId="22" w15:restartNumberingAfterBreak="0">
+  <w:abstractNum w:abstractNumId="23" w15:restartNumberingAfterBreak="0">
     <w:nsid w:val="50396F15"/>
     <w:multiLevelType w:val="multilevel"/>
     <w:tmpl w:val="7FC29CE6"/>
@@ -21904,7 +25864,7 @@
       </w:rPr>
     </w:lvl>
   </w:abstractNum>
-  <w:abstractNum w:abstractNumId="23" w15:restartNumberingAfterBreak="0">
+  <w:abstractNum w:abstractNumId="24" w15:restartNumberingAfterBreak="0">
     <w:nsid w:val="579C3B05"/>
     <w:multiLevelType w:val="multilevel"/>
     <w:tmpl w:val="EF20634C"/>
@@ -22053,7 +26013,7 @@
       </w:rPr>
     </w:lvl>
   </w:abstractNum>
-  <w:abstractNum w:abstractNumId="24" w15:restartNumberingAfterBreak="0">
+  <w:abstractNum w:abstractNumId="25" w15:restartNumberingAfterBreak="0">
     <w:nsid w:val="591671D4"/>
     <w:multiLevelType w:val="multilevel"/>
     <w:tmpl w:val="253CDA20"/>
@@ -22202,7 +26162,7 @@
       </w:rPr>
     </w:lvl>
   </w:abstractNum>
-  <w:abstractNum w:abstractNumId="25" w15:restartNumberingAfterBreak="0">
+  <w:abstractNum w:abstractNumId="26" w15:restartNumberingAfterBreak="0">
     <w:nsid w:val="5A51300C"/>
     <w:multiLevelType w:val="multilevel"/>
     <w:tmpl w:val="CF4652B2"/>
@@ -22351,7 +26311,156 @@
       </w:rPr>
     </w:lvl>
   </w:abstractNum>
-  <w:abstractNum w:abstractNumId="26" w15:restartNumberingAfterBreak="0">
+  <w:abstractNum w:abstractNumId="27" w15:restartNumberingAfterBreak="0">
+    <w:nsid w:val="5B702EA9"/>
+    <w:multiLevelType w:val="multilevel"/>
+    <w:tmpl w:val="804A346E"/>
+    <w:lvl w:ilvl="0">
+      <w:start w:val="1"/>
+      <w:numFmt w:val="bullet"/>
+      <w:lvlText w:val=""/>
+      <w:lvlJc w:val="left"/>
+      <w:pPr>
+        <w:tabs>
+          <w:tab w:val="num" w:pos="720"/>
+        </w:tabs>
+        <w:ind w:left="720" w:hanging="360"/>
+      </w:pPr>
+      <w:rPr>
+        <w:rFonts w:ascii="Symbol" w:hAnsi="Symbol" w:hint="default"/>
+        <w:sz w:val="20"/>
+      </w:rPr>
+    </w:lvl>
+    <w:lvl w:ilvl="1" w:tentative="1">
+      <w:start w:val="1"/>
+      <w:numFmt w:val="bullet"/>
+      <w:lvlText w:val="o"/>
+      <w:lvlJc w:val="left"/>
+      <w:pPr>
+        <w:tabs>
+          <w:tab w:val="num" w:pos="1440"/>
+        </w:tabs>
+        <w:ind w:left="1440" w:hanging="360"/>
+      </w:pPr>
+      <w:rPr>
+        <w:rFonts w:ascii="Courier New" w:hAnsi="Courier New" w:hint="default"/>
+        <w:sz w:val="20"/>
+      </w:rPr>
+    </w:lvl>
+    <w:lvl w:ilvl="2" w:tentative="1">
+      <w:start w:val="1"/>
+      <w:numFmt w:val="bullet"/>
+      <w:lvlText w:val=""/>
+      <w:lvlJc w:val="left"/>
+      <w:pPr>
+        <w:tabs>
+          <w:tab w:val="num" w:pos="2160"/>
+        </w:tabs>
+        <w:ind w:left="2160" w:hanging="360"/>
+      </w:pPr>
+      <w:rPr>
+        <w:rFonts w:ascii="Wingdings" w:hAnsi="Wingdings" w:hint="default"/>
+        <w:sz w:val="20"/>
+      </w:rPr>
+    </w:lvl>
+    <w:lvl w:ilvl="3" w:tentative="1">
+      <w:start w:val="1"/>
+      <w:numFmt w:val="bullet"/>
+      <w:lvlText w:val=""/>
+      <w:lvlJc w:val="left"/>
+      <w:pPr>
+        <w:tabs>
+          <w:tab w:val="num" w:pos="2880"/>
+        </w:tabs>
+        <w:ind w:left="2880" w:hanging="360"/>
+      </w:pPr>
+      <w:rPr>
+        <w:rFonts w:ascii="Wingdings" w:hAnsi="Wingdings" w:hint="default"/>
+        <w:sz w:val="20"/>
+      </w:rPr>
+    </w:lvl>
+    <w:lvl w:ilvl="4" w:tentative="1">
+      <w:start w:val="1"/>
+      <w:numFmt w:val="bullet"/>
+      <w:lvlText w:val=""/>
+      <w:lvlJc w:val="left"/>
+      <w:pPr>
+        <w:tabs>
+          <w:tab w:val="num" w:pos="3600"/>
+        </w:tabs>
+        <w:ind w:left="3600" w:hanging="360"/>
+      </w:pPr>
+      <w:rPr>
+        <w:rFonts w:ascii="Wingdings" w:hAnsi="Wingdings" w:hint="default"/>
+        <w:sz w:val="20"/>
+      </w:rPr>
+    </w:lvl>
+    <w:lvl w:ilvl="5" w:tentative="1">
+      <w:start w:val="1"/>
+      <w:numFmt w:val="bullet"/>
+      <w:lvlText w:val=""/>
+      <w:lvlJc w:val="left"/>
+      <w:pPr>
+        <w:tabs>
+          <w:tab w:val="num" w:pos="4320"/>
+        </w:tabs>
+        <w:ind w:left="4320" w:hanging="360"/>
+      </w:pPr>
+      <w:rPr>
+        <w:rFonts w:ascii="Wingdings" w:hAnsi="Wingdings" w:hint="default"/>
+        <w:sz w:val="20"/>
+      </w:rPr>
+    </w:lvl>
+    <w:lvl w:ilvl="6" w:tentative="1">
+      <w:start w:val="1"/>
+      <w:numFmt w:val="bullet"/>
+      <w:lvlText w:val=""/>
+      <w:lvlJc w:val="left"/>
+      <w:pPr>
+        <w:tabs>
+          <w:tab w:val="num" w:pos="5040"/>
+        </w:tabs>
+        <w:ind w:left="5040" w:hanging="360"/>
+      </w:pPr>
+      <w:rPr>
+        <w:rFonts w:ascii="Wingdings" w:hAnsi="Wingdings" w:hint="default"/>
+        <w:sz w:val="20"/>
+      </w:rPr>
+    </w:lvl>
+    <w:lvl w:ilvl="7" w:tentative="1">
+      <w:start w:val="1"/>
+      <w:numFmt w:val="bullet"/>
+      <w:lvlText w:val=""/>
+      <w:lvlJc w:val="left"/>
+      <w:pPr>
+        <w:tabs>
+          <w:tab w:val="num" w:pos="5760"/>
+        </w:tabs>
+        <w:ind w:left="5760" w:hanging="360"/>
+      </w:pPr>
+      <w:rPr>
+        <w:rFonts w:ascii="Wingdings" w:hAnsi="Wingdings" w:hint="default"/>
+        <w:sz w:val="20"/>
+      </w:rPr>
+    </w:lvl>
+    <w:lvl w:ilvl="8" w:tentative="1">
+      <w:start w:val="1"/>
+      <w:numFmt w:val="bullet"/>
+      <w:lvlText w:val=""/>
+      <w:lvlJc w:val="left"/>
+      <w:pPr>
+        <w:tabs>
+          <w:tab w:val="num" w:pos="6480"/>
+        </w:tabs>
+        <w:ind w:left="6480" w:hanging="360"/>
+      </w:pPr>
+      <w:rPr>
+        <w:rFonts w:ascii="Wingdings" w:hAnsi="Wingdings" w:hint="default"/>
+        <w:sz w:val="20"/>
+      </w:rPr>
+    </w:lvl>
+  </w:abstractNum>
+  <w:abstractNum w:abstractNumId="28" w15:restartNumberingAfterBreak="0">
     <w:nsid w:val="681E0203"/>
     <w:multiLevelType w:val="multilevel"/>
     <w:tmpl w:val="C276D324"/>
@@ -22500,7 +26609,7 @@
       </w:rPr>
     </w:lvl>
   </w:abstractNum>
-  <w:abstractNum w:abstractNumId="27" w15:restartNumberingAfterBreak="0">
+  <w:abstractNum w:abstractNumId="29" w15:restartNumberingAfterBreak="0">
     <w:nsid w:val="728778B8"/>
     <w:multiLevelType w:val="multilevel"/>
     <w:tmpl w:val="E2881218"/>
@@ -22649,7 +26758,7 @@
       </w:rPr>
     </w:lvl>
   </w:abstractNum>
-  <w:abstractNum w:abstractNumId="28" w15:restartNumberingAfterBreak="0">
+  <w:abstractNum w:abstractNumId="30" w15:restartNumberingAfterBreak="0">
     <w:nsid w:val="74AA76CF"/>
     <w:multiLevelType w:val="multilevel"/>
     <w:tmpl w:val="738EB2F0"/>
@@ -22798,7 +26907,7 @@
       </w:rPr>
     </w:lvl>
   </w:abstractNum>
-  <w:abstractNum w:abstractNumId="29" w15:restartNumberingAfterBreak="0">
+  <w:abstractNum w:abstractNumId="31" w15:restartNumberingAfterBreak="0">
     <w:nsid w:val="794C1D6E"/>
     <w:multiLevelType w:val="multilevel"/>
     <w:tmpl w:val="82624A14"/>
@@ -22947,7 +27056,7 @@
       </w:rPr>
     </w:lvl>
   </w:abstractNum>
-  <w:abstractNum w:abstractNumId="30" w15:restartNumberingAfterBreak="0">
+  <w:abstractNum w:abstractNumId="32" w15:restartNumberingAfterBreak="0">
     <w:nsid w:val="7A1B38E6"/>
     <w:multiLevelType w:val="multilevel"/>
     <w:tmpl w:val="0FD6C0C2"/>
@@ -23096,7 +27205,7 @@
       </w:rPr>
     </w:lvl>
   </w:abstractNum>
-  <w:abstractNum w:abstractNumId="31" w15:restartNumberingAfterBreak="0">
+  <w:abstractNum w:abstractNumId="33" w15:restartNumberingAfterBreak="0">
     <w:nsid w:val="7DA873F8"/>
     <w:multiLevelType w:val="multilevel"/>
     <w:tmpl w:val="9F38D8F4"/>
@@ -23249,22 +27358,22 @@
     <w:abstractNumId w:val="11"/>
   </w:num>
   <w:num w:numId="2" w16cid:durableId="1118139893">
+    <w:abstractNumId w:val="33"/>
+  </w:num>
+  <w:num w:numId="3" w16cid:durableId="875192835">
     <w:abstractNumId w:val="31"/>
   </w:num>
-  <w:num w:numId="3" w16cid:durableId="875192835">
-    <w:abstractNumId w:val="29"/>
-  </w:num>
   <w:num w:numId="4" w16cid:durableId="1078987776">
-    <w:abstractNumId w:val="21"/>
+    <w:abstractNumId w:val="22"/>
   </w:num>
   <w:num w:numId="5" w16cid:durableId="1108354300">
-    <w:abstractNumId w:val="24"/>
+    <w:abstractNumId w:val="25"/>
   </w:num>
   <w:num w:numId="6" w16cid:durableId="1139346049">
     <w:abstractNumId w:val="4"/>
   </w:num>
   <w:num w:numId="7" w16cid:durableId="1904296635">
-    <w:abstractNumId w:val="12"/>
+    <w:abstractNumId w:val="13"/>
   </w:num>
   <w:num w:numId="8" w16cid:durableId="2086881394">
     <w:abstractNumId w:val="2"/>
@@ -23420,58 +27529,58 @@
     <w:abstractNumId w:val="6"/>
   </w:num>
   <w:num w:numId="59" w16cid:durableId="1556816243">
-    <w:abstractNumId w:val="26"/>
+    <w:abstractNumId w:val="28"/>
   </w:num>
   <w:num w:numId="60" w16cid:durableId="159202260">
     <w:abstractNumId w:val="1"/>
   </w:num>
   <w:num w:numId="61" w16cid:durableId="1591961716">
-    <w:abstractNumId w:val="23"/>
+    <w:abstractNumId w:val="24"/>
   </w:num>
   <w:num w:numId="62" w16cid:durableId="24839694">
-    <w:abstractNumId w:val="14"/>
+    <w:abstractNumId w:val="15"/>
   </w:num>
   <w:num w:numId="63" w16cid:durableId="1799689940">
     <w:abstractNumId w:val="10"/>
   </w:num>
   <w:num w:numId="64" w16cid:durableId="1983189936">
-    <w:abstractNumId w:val="13"/>
+    <w:abstractNumId w:val="14"/>
   </w:num>
   <w:num w:numId="65" w16cid:durableId="746269227">
-    <w:abstractNumId w:val="28"/>
+    <w:abstractNumId w:val="30"/>
   </w:num>
   <w:num w:numId="66" w16cid:durableId="626006365">
-    <w:abstractNumId w:val="30"/>
+    <w:abstractNumId w:val="32"/>
   </w:num>
   <w:num w:numId="67" w16cid:durableId="681126913">
     <w:abstractNumId w:val="0"/>
   </w:num>
   <w:num w:numId="68" w16cid:durableId="1945531125">
-    <w:abstractNumId w:val="16"/>
+    <w:abstractNumId w:val="17"/>
   </w:num>
   <w:num w:numId="69" w16cid:durableId="1639142480">
     <w:abstractNumId w:val="8"/>
   </w:num>
   <w:num w:numId="70" w16cid:durableId="1644387467">
+    <w:abstractNumId w:val="21"/>
+  </w:num>
+  <w:num w:numId="71" w16cid:durableId="228687132">
+    <w:abstractNumId w:val="16"/>
+  </w:num>
+  <w:num w:numId="72" w16cid:durableId="1375079032">
     <w:abstractNumId w:val="20"/>
   </w:num>
-  <w:num w:numId="71" w16cid:durableId="228687132">
-    <w:abstractNumId w:val="15"/>
+  <w:num w:numId="73" w16cid:durableId="2025209282">
+    <w:abstractNumId w:val="26"/>
   </w:num>
-  <w:num w:numId="72" w16cid:durableId="1375079032">
+  <w:num w:numId="74" w16cid:durableId="883057451">
+    <w:abstractNumId w:val="29"/>
+  </w:num>
+  <w:num w:numId="75" w16cid:durableId="1510828715">
     <w:abstractNumId w:val="19"/>
   </w:num>
-  <w:num w:numId="73" w16cid:durableId="2025209282">
-    <w:abstractNumId w:val="25"/>
-  </w:num>
-  <w:num w:numId="74" w16cid:durableId="883057451">
-    <w:abstractNumId w:val="27"/>
-  </w:num>
-  <w:num w:numId="75" w16cid:durableId="1510828715">
-    <w:abstractNumId w:val="18"/>
-  </w:num>
   <w:num w:numId="76" w16cid:durableId="1712148168">
-    <w:abstractNumId w:val="22"/>
+    <w:abstractNumId w:val="23"/>
   </w:num>
   <w:num w:numId="77" w16cid:durableId="333190612">
     <w:abstractNumId w:val="9"/>
@@ -23526,7 +27635,13 @@
     <w:abstractNumId w:val="7"/>
   </w:num>
   <w:num w:numId="83" w16cid:durableId="1463616153">
-    <w:abstractNumId w:val="17"/>
+    <w:abstractNumId w:val="18"/>
+  </w:num>
+  <w:num w:numId="84" w16cid:durableId="1662925851">
+    <w:abstractNumId w:val="27"/>
+  </w:num>
+  <w:num w:numId="85" w16cid:durableId="90662552">
+    <w:abstractNumId w:val="12"/>
   </w:num>
 </w:numbering>
 </file>
@@ -24130,7 +28245,6 @@
   <w:style w:type="character" w:default="1" w:styleId="a0">
     <w:name w:val="Default Paragraph Font"/>
     <w:uiPriority w:val="1"/>
-    <w:semiHidden/>
     <w:unhideWhenUsed/>
   </w:style>
   <w:style w:type="table" w:default="1" w:styleId="a1">
@@ -25286,6 +29400,1220 @@
       </w:tcPr>
     </w:tblStylePr>
   </w:style>
+  <w:style w:type="table" w:styleId="51">
+    <w:name w:val="Grid Table 5 Dark"/>
+    <w:basedOn w:val="a1"/>
+    <w:uiPriority w:val="50"/>
+    <w:rsid w:val="00F2344D"/>
+    <w:pPr>
+      <w:spacing w:after="0" w:line="240" w:lineRule="auto"/>
+    </w:pPr>
+    <w:tblPr>
+      <w:tblStyleRowBandSize w:val="1"/>
+      <w:tblStyleColBandSize w:val="1"/>
+      <w:tblBorders>
+        <w:top w:val="single" w:sz="4" w:space="0" w:color="FFFFFF" w:themeColor="background1"/>
+        <w:left w:val="single" w:sz="4" w:space="0" w:color="FFFFFF" w:themeColor="background1"/>
+        <w:bottom w:val="single" w:sz="4" w:space="0" w:color="FFFFFF" w:themeColor="background1"/>
+        <w:right w:val="single" w:sz="4" w:space="0" w:color="FFFFFF" w:themeColor="background1"/>
+        <w:insideH w:val="single" w:sz="4" w:space="0" w:color="FFFFFF" w:themeColor="background1"/>
+        <w:insideV w:val="single" w:sz="4" w:space="0" w:color="FFFFFF" w:themeColor="background1"/>
+      </w:tblBorders>
+    </w:tblPr>
+    <w:tcPr>
+      <w:shd w:val="clear" w:color="auto" w:fill="CCCCCC" w:themeFill="text1" w:themeFillTint="33"/>
+    </w:tcPr>
+    <w:tblStylePr w:type="firstRow">
+      <w:rPr>
+        <w:b/>
+        <w:bCs/>
+        <w:color w:val="FFFFFF" w:themeColor="background1"/>
+      </w:rPr>
+      <w:tblPr/>
+      <w:tcPr>
+        <w:tcBorders>
+          <w:top w:val="single" w:sz="4" w:space="0" w:color="FFFFFF" w:themeColor="background1"/>
+          <w:left w:val="single" w:sz="4" w:space="0" w:color="FFFFFF" w:themeColor="background1"/>
+          <w:right w:val="single" w:sz="4" w:space="0" w:color="FFFFFF" w:themeColor="background1"/>
+          <w:insideH w:val="nil"/>
+          <w:insideV w:val="nil"/>
+        </w:tcBorders>
+        <w:shd w:val="clear" w:color="auto" w:fill="000000" w:themeFill="text1"/>
+      </w:tcPr>
+    </w:tblStylePr>
+    <w:tblStylePr w:type="lastRow">
+      <w:rPr>
+        <w:b/>
+        <w:bCs/>
+        <w:color w:val="FFFFFF" w:themeColor="background1"/>
+      </w:rPr>
+      <w:tblPr/>
+      <w:tcPr>
+        <w:tcBorders>
+          <w:left w:val="single" w:sz="4" w:space="0" w:color="FFFFFF" w:themeColor="background1"/>
+          <w:bottom w:val="single" w:sz="4" w:space="0" w:color="FFFFFF" w:themeColor="background1"/>
+          <w:right w:val="single" w:sz="4" w:space="0" w:color="FFFFFF" w:themeColor="background1"/>
+          <w:insideH w:val="nil"/>
+          <w:insideV w:val="nil"/>
+        </w:tcBorders>
+        <w:shd w:val="clear" w:color="auto" w:fill="000000" w:themeFill="text1"/>
+      </w:tcPr>
+    </w:tblStylePr>
+    <w:tblStylePr w:type="firstCol">
+      <w:rPr>
+        <w:b/>
+        <w:bCs/>
+        <w:color w:val="FFFFFF" w:themeColor="background1"/>
+      </w:rPr>
+      <w:tblPr/>
+      <w:tcPr>
+        <w:tcBorders>
+          <w:top w:val="single" w:sz="4" w:space="0" w:color="FFFFFF" w:themeColor="background1"/>
+          <w:left w:val="single" w:sz="4" w:space="0" w:color="FFFFFF" w:themeColor="background1"/>
+          <w:bottom w:val="single" w:sz="4" w:space="0" w:color="FFFFFF" w:themeColor="background1"/>
+          <w:insideV w:val="nil"/>
+        </w:tcBorders>
+        <w:shd w:val="clear" w:color="auto" w:fill="000000" w:themeFill="text1"/>
+      </w:tcPr>
+    </w:tblStylePr>
+    <w:tblStylePr w:type="lastCol">
+      <w:rPr>
+        <w:b/>
+        <w:bCs/>
+        <w:color w:val="FFFFFF" w:themeColor="background1"/>
+      </w:rPr>
+      <w:tblPr/>
+      <w:tcPr>
+        <w:tcBorders>
+          <w:top w:val="single" w:sz="4" w:space="0" w:color="FFFFFF" w:themeColor="background1"/>
+          <w:bottom w:val="single" w:sz="4" w:space="0" w:color="FFFFFF" w:themeColor="background1"/>
+          <w:right w:val="single" w:sz="4" w:space="0" w:color="FFFFFF" w:themeColor="background1"/>
+          <w:insideV w:val="nil"/>
+        </w:tcBorders>
+        <w:shd w:val="clear" w:color="auto" w:fill="000000" w:themeFill="text1"/>
+      </w:tcPr>
+    </w:tblStylePr>
+    <w:tblStylePr w:type="band1Vert">
+      <w:tblPr/>
+      <w:tcPr>
+        <w:shd w:val="clear" w:color="auto" w:fill="999999" w:themeFill="text1" w:themeFillTint="66"/>
+      </w:tcPr>
+    </w:tblStylePr>
+    <w:tblStylePr w:type="band1Horz">
+      <w:tblPr/>
+      <w:tcPr>
+        <w:shd w:val="clear" w:color="auto" w:fill="999999" w:themeFill="text1" w:themeFillTint="66"/>
+      </w:tcPr>
+    </w:tblStylePr>
+  </w:style>
+  <w:style w:type="table" w:styleId="52">
+    <w:name w:val="Plain Table 5"/>
+    <w:basedOn w:val="a1"/>
+    <w:uiPriority w:val="45"/>
+    <w:rsid w:val="00F2344D"/>
+    <w:pPr>
+      <w:spacing w:after="0" w:line="240" w:lineRule="auto"/>
+    </w:pPr>
+    <w:tblPr>
+      <w:tblStyleRowBandSize w:val="1"/>
+      <w:tblStyleColBandSize w:val="1"/>
+    </w:tblPr>
+    <w:tblStylePr w:type="firstRow">
+      <w:rPr>
+        <w:rFonts w:asciiTheme="majorHAnsi" w:eastAsiaTheme="majorEastAsia" w:hAnsiTheme="majorHAnsi" w:cstheme="majorBidi"/>
+        <w:i/>
+        <w:iCs/>
+        <w:sz w:val="26"/>
+      </w:rPr>
+      <w:tblPr/>
+      <w:tcPr>
+        <w:tcBorders>
+          <w:bottom w:val="single" w:sz="4" w:space="0" w:color="7F7F7F" w:themeColor="text1" w:themeTint="80"/>
+        </w:tcBorders>
+        <w:shd w:val="clear" w:color="auto" w:fill="FFFFFF" w:themeFill="background1"/>
+      </w:tcPr>
+    </w:tblStylePr>
+    <w:tblStylePr w:type="lastRow">
+      <w:rPr>
+        <w:rFonts w:asciiTheme="majorHAnsi" w:eastAsiaTheme="majorEastAsia" w:hAnsiTheme="majorHAnsi" w:cstheme="majorBidi"/>
+        <w:i/>
+        <w:iCs/>
+        <w:sz w:val="26"/>
+      </w:rPr>
+      <w:tblPr/>
+      <w:tcPr>
+        <w:tcBorders>
+          <w:top w:val="single" w:sz="4" w:space="0" w:color="7F7F7F" w:themeColor="text1" w:themeTint="80"/>
+        </w:tcBorders>
+        <w:shd w:val="clear" w:color="auto" w:fill="FFFFFF" w:themeFill="background1"/>
+      </w:tcPr>
+    </w:tblStylePr>
+    <w:tblStylePr w:type="firstCol">
+      <w:pPr>
+        <w:jc w:val="right"/>
+      </w:pPr>
+      <w:rPr>
+        <w:rFonts w:asciiTheme="majorHAnsi" w:eastAsiaTheme="majorEastAsia" w:hAnsiTheme="majorHAnsi" w:cstheme="majorBidi"/>
+        <w:i/>
+        <w:iCs/>
+        <w:sz w:val="26"/>
+      </w:rPr>
+      <w:tblPr/>
+      <w:tcPr>
+        <w:tcBorders>
+          <w:right w:val="single" w:sz="4" w:space="0" w:color="7F7F7F" w:themeColor="text1" w:themeTint="80"/>
+        </w:tcBorders>
+        <w:shd w:val="clear" w:color="auto" w:fill="FFFFFF" w:themeFill="background1"/>
+      </w:tcPr>
+    </w:tblStylePr>
+    <w:tblStylePr w:type="lastCol">
+      <w:rPr>
+        <w:rFonts w:asciiTheme="majorHAnsi" w:eastAsiaTheme="majorEastAsia" w:hAnsiTheme="majorHAnsi" w:cstheme="majorBidi"/>
+        <w:i/>
+        <w:iCs/>
+        <w:sz w:val="26"/>
+      </w:rPr>
+      <w:tblPr/>
+      <w:tcPr>
+        <w:tcBorders>
+          <w:left w:val="single" w:sz="4" w:space="0" w:color="7F7F7F" w:themeColor="text1" w:themeTint="80"/>
+        </w:tcBorders>
+        <w:shd w:val="clear" w:color="auto" w:fill="FFFFFF" w:themeFill="background1"/>
+      </w:tcPr>
+    </w:tblStylePr>
+    <w:tblStylePr w:type="band1Vert">
+      <w:tblPr/>
+      <w:tcPr>
+        <w:shd w:val="clear" w:color="auto" w:fill="F2F2F2" w:themeFill="background1" w:themeFillShade="F2"/>
+      </w:tcPr>
+    </w:tblStylePr>
+    <w:tblStylePr w:type="band1Horz">
+      <w:tblPr/>
+      <w:tcPr>
+        <w:shd w:val="clear" w:color="auto" w:fill="F2F2F2" w:themeFill="background1" w:themeFillShade="F2"/>
+      </w:tcPr>
+    </w:tblStylePr>
+    <w:tblStylePr w:type="neCell">
+      <w:tblPr/>
+      <w:tcPr>
+        <w:tcBorders>
+          <w:left w:val="nil"/>
+        </w:tcBorders>
+      </w:tcPr>
+    </w:tblStylePr>
+    <w:tblStylePr w:type="nwCell">
+      <w:tblPr/>
+      <w:tcPr>
+        <w:tcBorders>
+          <w:right w:val="nil"/>
+        </w:tcBorders>
+      </w:tcPr>
+    </w:tblStylePr>
+    <w:tblStylePr w:type="seCell">
+      <w:tblPr/>
+      <w:tcPr>
+        <w:tcBorders>
+          <w:left w:val="nil"/>
+        </w:tcBorders>
+      </w:tcPr>
+    </w:tblStylePr>
+    <w:tblStylePr w:type="swCell">
+      <w:tblPr/>
+      <w:tcPr>
+        <w:tcBorders>
+          <w:right w:val="nil"/>
+        </w:tcBorders>
+      </w:tcPr>
+    </w:tblStylePr>
+  </w:style>
+  <w:style w:type="table" w:styleId="71">
+    <w:name w:val="Grid Table 7 Colorful"/>
+    <w:basedOn w:val="a1"/>
+    <w:uiPriority w:val="52"/>
+    <w:rsid w:val="00333E61"/>
+    <w:pPr>
+      <w:spacing w:after="0" w:line="240" w:lineRule="auto"/>
+    </w:pPr>
+    <w:rPr>
+      <w:color w:val="000000" w:themeColor="text1"/>
+    </w:rPr>
+    <w:tblPr>
+      <w:tblStyleRowBandSize w:val="1"/>
+      <w:tblStyleColBandSize w:val="1"/>
+      <w:tblBorders>
+        <w:top w:val="single" w:sz="4" w:space="0" w:color="666666" w:themeColor="text1" w:themeTint="99"/>
+        <w:left w:val="single" w:sz="4" w:space="0" w:color="666666" w:themeColor="text1" w:themeTint="99"/>
+        <w:bottom w:val="single" w:sz="4" w:space="0" w:color="666666" w:themeColor="text1" w:themeTint="99"/>
+        <w:right w:val="single" w:sz="4" w:space="0" w:color="666666" w:themeColor="text1" w:themeTint="99"/>
+        <w:insideH w:val="single" w:sz="4" w:space="0" w:color="666666" w:themeColor="text1" w:themeTint="99"/>
+        <w:insideV w:val="single" w:sz="4" w:space="0" w:color="666666" w:themeColor="text1" w:themeTint="99"/>
+      </w:tblBorders>
+    </w:tblPr>
+    <w:tblStylePr w:type="firstRow">
+      <w:rPr>
+        <w:b/>
+        <w:bCs/>
+      </w:rPr>
+      <w:tblPr/>
+      <w:tcPr>
+        <w:tcBorders>
+          <w:top w:val="nil"/>
+          <w:left w:val="nil"/>
+          <w:right w:val="nil"/>
+          <w:insideH w:val="nil"/>
+          <w:insideV w:val="nil"/>
+        </w:tcBorders>
+        <w:shd w:val="clear" w:color="auto" w:fill="FFFFFF" w:themeFill="background1"/>
+      </w:tcPr>
+    </w:tblStylePr>
+    <w:tblStylePr w:type="lastRow">
+      <w:rPr>
+        <w:b/>
+        <w:bCs/>
+      </w:rPr>
+      <w:tblPr/>
+      <w:tcPr>
+        <w:tcBorders>
+          <w:left w:val="nil"/>
+          <w:bottom w:val="nil"/>
+          <w:right w:val="nil"/>
+          <w:insideH w:val="nil"/>
+          <w:insideV w:val="nil"/>
+        </w:tcBorders>
+        <w:shd w:val="clear" w:color="auto" w:fill="FFFFFF" w:themeFill="background1"/>
+      </w:tcPr>
+    </w:tblStylePr>
+    <w:tblStylePr w:type="firstCol">
+      <w:pPr>
+        <w:jc w:val="right"/>
+      </w:pPr>
+      <w:rPr>
+        <w:i/>
+        <w:iCs/>
+      </w:rPr>
+      <w:tblPr/>
+      <w:tcPr>
+        <w:tcBorders>
+          <w:top w:val="nil"/>
+          <w:left w:val="nil"/>
+          <w:bottom w:val="nil"/>
+          <w:insideH w:val="nil"/>
+          <w:insideV w:val="nil"/>
+        </w:tcBorders>
+        <w:shd w:val="clear" w:color="auto" w:fill="FFFFFF" w:themeFill="background1"/>
+      </w:tcPr>
+    </w:tblStylePr>
+    <w:tblStylePr w:type="lastCol">
+      <w:rPr>
+        <w:i/>
+        <w:iCs/>
+      </w:rPr>
+      <w:tblPr/>
+      <w:tcPr>
+        <w:tcBorders>
+          <w:top w:val="nil"/>
+          <w:bottom w:val="nil"/>
+          <w:right w:val="nil"/>
+          <w:insideH w:val="nil"/>
+          <w:insideV w:val="nil"/>
+        </w:tcBorders>
+        <w:shd w:val="clear" w:color="auto" w:fill="FFFFFF" w:themeFill="background1"/>
+      </w:tcPr>
+    </w:tblStylePr>
+    <w:tblStylePr w:type="band1Vert">
+      <w:tblPr/>
+      <w:tcPr>
+        <w:shd w:val="clear" w:color="auto" w:fill="CCCCCC" w:themeFill="text1" w:themeFillTint="33"/>
+      </w:tcPr>
+    </w:tblStylePr>
+    <w:tblStylePr w:type="band1Horz">
+      <w:tblPr/>
+      <w:tcPr>
+        <w:shd w:val="clear" w:color="auto" w:fill="CCCCCC" w:themeFill="text1" w:themeFillTint="33"/>
+      </w:tcPr>
+    </w:tblStylePr>
+    <w:tblStylePr w:type="neCell">
+      <w:tblPr/>
+      <w:tcPr>
+        <w:tcBorders>
+          <w:bottom w:val="single" w:sz="4" w:space="0" w:color="666666" w:themeColor="text1" w:themeTint="99"/>
+        </w:tcBorders>
+      </w:tcPr>
+    </w:tblStylePr>
+    <w:tblStylePr w:type="nwCell">
+      <w:tblPr/>
+      <w:tcPr>
+        <w:tcBorders>
+          <w:bottom w:val="single" w:sz="4" w:space="0" w:color="666666" w:themeColor="text1" w:themeTint="99"/>
+        </w:tcBorders>
+      </w:tcPr>
+    </w:tblStylePr>
+    <w:tblStylePr w:type="seCell">
+      <w:tblPr/>
+      <w:tcPr>
+        <w:tcBorders>
+          <w:top w:val="single" w:sz="4" w:space="0" w:color="666666" w:themeColor="text1" w:themeTint="99"/>
+        </w:tcBorders>
+      </w:tcPr>
+    </w:tblStylePr>
+    <w:tblStylePr w:type="swCell">
+      <w:tblPr/>
+      <w:tcPr>
+        <w:tcBorders>
+          <w:top w:val="single" w:sz="4" w:space="0" w:color="666666" w:themeColor="text1" w:themeTint="99"/>
+        </w:tcBorders>
+      </w:tcPr>
+    </w:tblStylePr>
+  </w:style>
+  <w:style w:type="table" w:styleId="72">
+    <w:name w:val="List Table 7 Colorful"/>
+    <w:basedOn w:val="a1"/>
+    <w:uiPriority w:val="52"/>
+    <w:rsid w:val="00333E61"/>
+    <w:pPr>
+      <w:spacing w:after="0" w:line="240" w:lineRule="auto"/>
+    </w:pPr>
+    <w:rPr>
+      <w:color w:val="000000" w:themeColor="text1"/>
+    </w:rPr>
+    <w:tblPr>
+      <w:tblStyleRowBandSize w:val="1"/>
+      <w:tblStyleColBandSize w:val="1"/>
+    </w:tblPr>
+    <w:tblStylePr w:type="firstRow">
+      <w:rPr>
+        <w:rFonts w:asciiTheme="majorHAnsi" w:eastAsiaTheme="majorEastAsia" w:hAnsiTheme="majorHAnsi" w:cstheme="majorBidi"/>
+        <w:i/>
+        <w:iCs/>
+        <w:sz w:val="26"/>
+      </w:rPr>
+      <w:tblPr/>
+      <w:tcPr>
+        <w:tcBorders>
+          <w:bottom w:val="single" w:sz="4" w:space="0" w:color="000000" w:themeColor="text1"/>
+        </w:tcBorders>
+        <w:shd w:val="clear" w:color="auto" w:fill="FFFFFF" w:themeFill="background1"/>
+      </w:tcPr>
+    </w:tblStylePr>
+    <w:tblStylePr w:type="lastRow">
+      <w:rPr>
+        <w:rFonts w:asciiTheme="majorHAnsi" w:eastAsiaTheme="majorEastAsia" w:hAnsiTheme="majorHAnsi" w:cstheme="majorBidi"/>
+        <w:i/>
+        <w:iCs/>
+        <w:sz w:val="26"/>
+      </w:rPr>
+      <w:tblPr/>
+      <w:tcPr>
+        <w:tcBorders>
+          <w:top w:val="single" w:sz="4" w:space="0" w:color="000000" w:themeColor="text1"/>
+        </w:tcBorders>
+        <w:shd w:val="clear" w:color="auto" w:fill="FFFFFF" w:themeFill="background1"/>
+      </w:tcPr>
+    </w:tblStylePr>
+    <w:tblStylePr w:type="firstCol">
+      <w:pPr>
+        <w:jc w:val="right"/>
+      </w:pPr>
+      <w:rPr>
+        <w:rFonts w:asciiTheme="majorHAnsi" w:eastAsiaTheme="majorEastAsia" w:hAnsiTheme="majorHAnsi" w:cstheme="majorBidi"/>
+        <w:i/>
+        <w:iCs/>
+        <w:sz w:val="26"/>
+      </w:rPr>
+      <w:tblPr/>
+      <w:tcPr>
+        <w:tcBorders>
+          <w:right w:val="single" w:sz="4" w:space="0" w:color="000000" w:themeColor="text1"/>
+        </w:tcBorders>
+        <w:shd w:val="clear" w:color="auto" w:fill="FFFFFF" w:themeFill="background1"/>
+      </w:tcPr>
+    </w:tblStylePr>
+    <w:tblStylePr w:type="lastCol">
+      <w:rPr>
+        <w:rFonts w:asciiTheme="majorHAnsi" w:eastAsiaTheme="majorEastAsia" w:hAnsiTheme="majorHAnsi" w:cstheme="majorBidi"/>
+        <w:i/>
+        <w:iCs/>
+        <w:sz w:val="26"/>
+      </w:rPr>
+      <w:tblPr/>
+      <w:tcPr>
+        <w:tcBorders>
+          <w:left w:val="single" w:sz="4" w:space="0" w:color="000000" w:themeColor="text1"/>
+        </w:tcBorders>
+        <w:shd w:val="clear" w:color="auto" w:fill="FFFFFF" w:themeFill="background1"/>
+      </w:tcPr>
+    </w:tblStylePr>
+    <w:tblStylePr w:type="band1Vert">
+      <w:tblPr/>
+      <w:tcPr>
+        <w:shd w:val="clear" w:color="auto" w:fill="CCCCCC" w:themeFill="text1" w:themeFillTint="33"/>
+      </w:tcPr>
+    </w:tblStylePr>
+    <w:tblStylePr w:type="band1Horz">
+      <w:tblPr/>
+      <w:tcPr>
+        <w:shd w:val="clear" w:color="auto" w:fill="CCCCCC" w:themeFill="text1" w:themeFillTint="33"/>
+      </w:tcPr>
+    </w:tblStylePr>
+    <w:tblStylePr w:type="neCell">
+      <w:tblPr/>
+      <w:tcPr>
+        <w:tcBorders>
+          <w:left w:val="nil"/>
+        </w:tcBorders>
+      </w:tcPr>
+    </w:tblStylePr>
+    <w:tblStylePr w:type="nwCell">
+      <w:tblPr/>
+      <w:tcPr>
+        <w:tcBorders>
+          <w:right w:val="nil"/>
+        </w:tcBorders>
+      </w:tcPr>
+    </w:tblStylePr>
+    <w:tblStylePr w:type="seCell">
+      <w:tblPr/>
+      <w:tcPr>
+        <w:tcBorders>
+          <w:left w:val="nil"/>
+        </w:tcBorders>
+      </w:tcPr>
+    </w:tblStylePr>
+    <w:tblStylePr w:type="swCell">
+      <w:tblPr/>
+      <w:tcPr>
+        <w:tcBorders>
+          <w:right w:val="nil"/>
+        </w:tcBorders>
+      </w:tcPr>
+    </w:tblStylePr>
+  </w:style>
+  <w:style w:type="table" w:styleId="7-3">
+    <w:name w:val="List Table 7 Colorful Accent 3"/>
+    <w:basedOn w:val="a1"/>
+    <w:uiPriority w:val="52"/>
+    <w:rsid w:val="00333E61"/>
+    <w:pPr>
+      <w:spacing w:after="0" w:line="240" w:lineRule="auto"/>
+    </w:pPr>
+    <w:rPr>
+      <w:color w:val="7B7B7B" w:themeColor="accent3" w:themeShade="BF"/>
+    </w:rPr>
+    <w:tblPr>
+      <w:tblStyleRowBandSize w:val="1"/>
+      <w:tblStyleColBandSize w:val="1"/>
+    </w:tblPr>
+    <w:tblStylePr w:type="firstRow">
+      <w:rPr>
+        <w:rFonts w:asciiTheme="majorHAnsi" w:eastAsiaTheme="majorEastAsia" w:hAnsiTheme="majorHAnsi" w:cstheme="majorBidi"/>
+        <w:i/>
+        <w:iCs/>
+        <w:sz w:val="26"/>
+      </w:rPr>
+      <w:tblPr/>
+      <w:tcPr>
+        <w:tcBorders>
+          <w:bottom w:val="single" w:sz="4" w:space="0" w:color="A5A5A5" w:themeColor="accent3"/>
+        </w:tcBorders>
+        <w:shd w:val="clear" w:color="auto" w:fill="FFFFFF" w:themeFill="background1"/>
+      </w:tcPr>
+    </w:tblStylePr>
+    <w:tblStylePr w:type="lastRow">
+      <w:rPr>
+        <w:rFonts w:asciiTheme="majorHAnsi" w:eastAsiaTheme="majorEastAsia" w:hAnsiTheme="majorHAnsi" w:cstheme="majorBidi"/>
+        <w:i/>
+        <w:iCs/>
+        <w:sz w:val="26"/>
+      </w:rPr>
+      <w:tblPr/>
+      <w:tcPr>
+        <w:tcBorders>
+          <w:top w:val="single" w:sz="4" w:space="0" w:color="A5A5A5" w:themeColor="accent3"/>
+        </w:tcBorders>
+        <w:shd w:val="clear" w:color="auto" w:fill="FFFFFF" w:themeFill="background1"/>
+      </w:tcPr>
+    </w:tblStylePr>
+    <w:tblStylePr w:type="firstCol">
+      <w:pPr>
+        <w:jc w:val="right"/>
+      </w:pPr>
+      <w:rPr>
+        <w:rFonts w:asciiTheme="majorHAnsi" w:eastAsiaTheme="majorEastAsia" w:hAnsiTheme="majorHAnsi" w:cstheme="majorBidi"/>
+        <w:i/>
+        <w:iCs/>
+        <w:sz w:val="26"/>
+      </w:rPr>
+      <w:tblPr/>
+      <w:tcPr>
+        <w:tcBorders>
+          <w:right w:val="single" w:sz="4" w:space="0" w:color="A5A5A5" w:themeColor="accent3"/>
+        </w:tcBorders>
+        <w:shd w:val="clear" w:color="auto" w:fill="FFFFFF" w:themeFill="background1"/>
+      </w:tcPr>
+    </w:tblStylePr>
+    <w:tblStylePr w:type="lastCol">
+      <w:rPr>
+        <w:rFonts w:asciiTheme="majorHAnsi" w:eastAsiaTheme="majorEastAsia" w:hAnsiTheme="majorHAnsi" w:cstheme="majorBidi"/>
+        <w:i/>
+        <w:iCs/>
+        <w:sz w:val="26"/>
+      </w:rPr>
+      <w:tblPr/>
+      <w:tcPr>
+        <w:tcBorders>
+          <w:left w:val="single" w:sz="4" w:space="0" w:color="A5A5A5" w:themeColor="accent3"/>
+        </w:tcBorders>
+        <w:shd w:val="clear" w:color="auto" w:fill="FFFFFF" w:themeFill="background1"/>
+      </w:tcPr>
+    </w:tblStylePr>
+    <w:tblStylePr w:type="band1Vert">
+      <w:tblPr/>
+      <w:tcPr>
+        <w:shd w:val="clear" w:color="auto" w:fill="EDEDED" w:themeFill="accent3" w:themeFillTint="33"/>
+      </w:tcPr>
+    </w:tblStylePr>
+    <w:tblStylePr w:type="band1Horz">
+      <w:tblPr/>
+      <w:tcPr>
+        <w:shd w:val="clear" w:color="auto" w:fill="EDEDED" w:themeFill="accent3" w:themeFillTint="33"/>
+      </w:tcPr>
+    </w:tblStylePr>
+    <w:tblStylePr w:type="neCell">
+      <w:tblPr/>
+      <w:tcPr>
+        <w:tcBorders>
+          <w:left w:val="nil"/>
+        </w:tcBorders>
+      </w:tcPr>
+    </w:tblStylePr>
+    <w:tblStylePr w:type="nwCell">
+      <w:tblPr/>
+      <w:tcPr>
+        <w:tcBorders>
+          <w:right w:val="nil"/>
+        </w:tcBorders>
+      </w:tcPr>
+    </w:tblStylePr>
+    <w:tblStylePr w:type="seCell">
+      <w:tblPr/>
+      <w:tcPr>
+        <w:tcBorders>
+          <w:left w:val="nil"/>
+        </w:tcBorders>
+      </w:tcPr>
+    </w:tblStylePr>
+    <w:tblStylePr w:type="swCell">
+      <w:tblPr/>
+      <w:tcPr>
+        <w:tcBorders>
+          <w:right w:val="nil"/>
+        </w:tcBorders>
+      </w:tcPr>
+    </w:tblStylePr>
+  </w:style>
+  <w:style w:type="table" w:styleId="5-30">
+    <w:name w:val="List Table 5 Dark Accent 3"/>
+    <w:basedOn w:val="a1"/>
+    <w:uiPriority w:val="50"/>
+    <w:rsid w:val="00333E61"/>
+    <w:pPr>
+      <w:spacing w:after="0" w:line="240" w:lineRule="auto"/>
+    </w:pPr>
+    <w:rPr>
+      <w:color w:val="FFFFFF" w:themeColor="background1"/>
+    </w:rPr>
+    <w:tblPr>
+      <w:tblStyleRowBandSize w:val="1"/>
+      <w:tblStyleColBandSize w:val="1"/>
+      <w:tblBorders>
+        <w:top w:val="single" w:sz="24" w:space="0" w:color="A5A5A5" w:themeColor="accent3"/>
+        <w:left w:val="single" w:sz="24" w:space="0" w:color="A5A5A5" w:themeColor="accent3"/>
+        <w:bottom w:val="single" w:sz="24" w:space="0" w:color="A5A5A5" w:themeColor="accent3"/>
+        <w:right w:val="single" w:sz="24" w:space="0" w:color="A5A5A5" w:themeColor="accent3"/>
+      </w:tblBorders>
+    </w:tblPr>
+    <w:tcPr>
+      <w:shd w:val="clear" w:color="auto" w:fill="A5A5A5" w:themeFill="accent3"/>
+    </w:tcPr>
+    <w:tblStylePr w:type="firstRow">
+      <w:rPr>
+        <w:b/>
+        <w:bCs/>
+      </w:rPr>
+      <w:tblPr/>
+      <w:tcPr>
+        <w:tcBorders>
+          <w:bottom w:val="single" w:sz="18" w:space="0" w:color="FFFFFF" w:themeColor="background1"/>
+        </w:tcBorders>
+      </w:tcPr>
+    </w:tblStylePr>
+    <w:tblStylePr w:type="lastRow">
+      <w:rPr>
+        <w:b/>
+        <w:bCs/>
+      </w:rPr>
+      <w:tblPr/>
+      <w:tcPr>
+        <w:tcBorders>
+          <w:top w:val="single" w:sz="4" w:space="0" w:color="FFFFFF" w:themeColor="background1"/>
+        </w:tcBorders>
+      </w:tcPr>
+    </w:tblStylePr>
+    <w:tblStylePr w:type="firstCol">
+      <w:rPr>
+        <w:b/>
+        <w:bCs/>
+      </w:rPr>
+      <w:tblPr/>
+      <w:tcPr>
+        <w:tcBorders>
+          <w:right w:val="single" w:sz="4" w:space="0" w:color="FFFFFF" w:themeColor="background1"/>
+        </w:tcBorders>
+      </w:tcPr>
+    </w:tblStylePr>
+    <w:tblStylePr w:type="lastCol">
+      <w:rPr>
+        <w:b/>
+        <w:bCs/>
+      </w:rPr>
+      <w:tblPr/>
+      <w:tcPr>
+        <w:tcBorders>
+          <w:left w:val="single" w:sz="4" w:space="0" w:color="FFFFFF" w:themeColor="background1"/>
+        </w:tcBorders>
+      </w:tcPr>
+    </w:tblStylePr>
+    <w:tblStylePr w:type="band1Vert">
+      <w:tblPr/>
+      <w:tcPr>
+        <w:tcBorders>
+          <w:left w:val="single" w:sz="4" w:space="0" w:color="FFFFFF" w:themeColor="background1"/>
+          <w:right w:val="single" w:sz="4" w:space="0" w:color="FFFFFF" w:themeColor="background1"/>
+        </w:tcBorders>
+      </w:tcPr>
+    </w:tblStylePr>
+    <w:tblStylePr w:type="band2Vert">
+      <w:tblPr/>
+      <w:tcPr>
+        <w:tcBorders>
+          <w:left w:val="single" w:sz="4" w:space="0" w:color="FFFFFF" w:themeColor="background1"/>
+          <w:right w:val="single" w:sz="4" w:space="0" w:color="FFFFFF" w:themeColor="background1"/>
+        </w:tcBorders>
+      </w:tcPr>
+    </w:tblStylePr>
+    <w:tblStylePr w:type="band1Horz">
+      <w:tblPr/>
+      <w:tcPr>
+        <w:tcBorders>
+          <w:top w:val="single" w:sz="4" w:space="0" w:color="FFFFFF" w:themeColor="background1"/>
+          <w:bottom w:val="single" w:sz="4" w:space="0" w:color="FFFFFF" w:themeColor="background1"/>
+        </w:tcBorders>
+      </w:tcPr>
+    </w:tblStylePr>
+    <w:tblStylePr w:type="neCell">
+      <w:tblPr/>
+      <w:tcPr>
+        <w:tcBorders>
+          <w:left w:val="nil"/>
+        </w:tcBorders>
+      </w:tcPr>
+    </w:tblStylePr>
+    <w:tblStylePr w:type="nwCell">
+      <w:tblPr/>
+      <w:tcPr>
+        <w:tcBorders>
+          <w:right w:val="nil"/>
+        </w:tcBorders>
+      </w:tcPr>
+    </w:tblStylePr>
+    <w:tblStylePr w:type="seCell">
+      <w:tblPr/>
+      <w:tcPr>
+        <w:tcBorders>
+          <w:top w:val="nil"/>
+          <w:left w:val="nil"/>
+        </w:tcBorders>
+      </w:tcPr>
+    </w:tblStylePr>
+    <w:tblStylePr w:type="swCell">
+      <w:tblPr/>
+      <w:tcPr>
+        <w:tcBorders>
+          <w:top w:val="nil"/>
+          <w:right w:val="nil"/>
+        </w:tcBorders>
+      </w:tcPr>
+    </w:tblStylePr>
+  </w:style>
+  <w:style w:type="table" w:styleId="5-2">
+    <w:name w:val="Grid Table 5 Dark Accent 2"/>
+    <w:basedOn w:val="a1"/>
+    <w:uiPriority w:val="50"/>
+    <w:rsid w:val="00333E61"/>
+    <w:pPr>
+      <w:spacing w:after="0" w:line="240" w:lineRule="auto"/>
+    </w:pPr>
+    <w:tblPr>
+      <w:tblStyleRowBandSize w:val="1"/>
+      <w:tblStyleColBandSize w:val="1"/>
+      <w:tblBorders>
+        <w:top w:val="single" w:sz="4" w:space="0" w:color="FFFFFF" w:themeColor="background1"/>
+        <w:left w:val="single" w:sz="4" w:space="0" w:color="FFFFFF" w:themeColor="background1"/>
+        <w:bottom w:val="single" w:sz="4" w:space="0" w:color="FFFFFF" w:themeColor="background1"/>
+        <w:right w:val="single" w:sz="4" w:space="0" w:color="FFFFFF" w:themeColor="background1"/>
+        <w:insideH w:val="single" w:sz="4" w:space="0" w:color="FFFFFF" w:themeColor="background1"/>
+        <w:insideV w:val="single" w:sz="4" w:space="0" w:color="FFFFFF" w:themeColor="background1"/>
+      </w:tblBorders>
+    </w:tblPr>
+    <w:tcPr>
+      <w:shd w:val="clear" w:color="auto" w:fill="FBE4D5" w:themeFill="accent2" w:themeFillTint="33"/>
+    </w:tcPr>
+    <w:tblStylePr w:type="firstRow">
+      <w:rPr>
+        <w:b/>
+        <w:bCs/>
+        <w:color w:val="FFFFFF" w:themeColor="background1"/>
+      </w:rPr>
+      <w:tblPr/>
+      <w:tcPr>
+        <w:tcBorders>
+          <w:top w:val="single" w:sz="4" w:space="0" w:color="FFFFFF" w:themeColor="background1"/>
+          <w:left w:val="single" w:sz="4" w:space="0" w:color="FFFFFF" w:themeColor="background1"/>
+          <w:right w:val="single" w:sz="4" w:space="0" w:color="FFFFFF" w:themeColor="background1"/>
+          <w:insideH w:val="nil"/>
+          <w:insideV w:val="nil"/>
+        </w:tcBorders>
+        <w:shd w:val="clear" w:color="auto" w:fill="ED7D31" w:themeFill="accent2"/>
+      </w:tcPr>
+    </w:tblStylePr>
+    <w:tblStylePr w:type="lastRow">
+      <w:rPr>
+        <w:b/>
+        <w:bCs/>
+        <w:color w:val="FFFFFF" w:themeColor="background1"/>
+      </w:rPr>
+      <w:tblPr/>
+      <w:tcPr>
+        <w:tcBorders>
+          <w:left w:val="single" w:sz="4" w:space="0" w:color="FFFFFF" w:themeColor="background1"/>
+          <w:bottom w:val="single" w:sz="4" w:space="0" w:color="FFFFFF" w:themeColor="background1"/>
+          <w:right w:val="single" w:sz="4" w:space="0" w:color="FFFFFF" w:themeColor="background1"/>
+          <w:insideH w:val="nil"/>
+          <w:insideV w:val="nil"/>
+        </w:tcBorders>
+        <w:shd w:val="clear" w:color="auto" w:fill="ED7D31" w:themeFill="accent2"/>
+      </w:tcPr>
+    </w:tblStylePr>
+    <w:tblStylePr w:type="firstCol">
+      <w:rPr>
+        <w:b/>
+        <w:bCs/>
+        <w:color w:val="FFFFFF" w:themeColor="background1"/>
+      </w:rPr>
+      <w:tblPr/>
+      <w:tcPr>
+        <w:tcBorders>
+          <w:top w:val="single" w:sz="4" w:space="0" w:color="FFFFFF" w:themeColor="background1"/>
+          <w:left w:val="single" w:sz="4" w:space="0" w:color="FFFFFF" w:themeColor="background1"/>
+          <w:bottom w:val="single" w:sz="4" w:space="0" w:color="FFFFFF" w:themeColor="background1"/>
+          <w:insideV w:val="nil"/>
+        </w:tcBorders>
+        <w:shd w:val="clear" w:color="auto" w:fill="ED7D31" w:themeFill="accent2"/>
+      </w:tcPr>
+    </w:tblStylePr>
+    <w:tblStylePr w:type="lastCol">
+      <w:rPr>
+        <w:b/>
+        <w:bCs/>
+        <w:color w:val="FFFFFF" w:themeColor="background1"/>
+      </w:rPr>
+      <w:tblPr/>
+      <w:tcPr>
+        <w:tcBorders>
+          <w:top w:val="single" w:sz="4" w:space="0" w:color="FFFFFF" w:themeColor="background1"/>
+          <w:bottom w:val="single" w:sz="4" w:space="0" w:color="FFFFFF" w:themeColor="background1"/>
+          <w:right w:val="single" w:sz="4" w:space="0" w:color="FFFFFF" w:themeColor="background1"/>
+          <w:insideV w:val="nil"/>
+        </w:tcBorders>
+        <w:shd w:val="clear" w:color="auto" w:fill="ED7D31" w:themeFill="accent2"/>
+      </w:tcPr>
+    </w:tblStylePr>
+    <w:tblStylePr w:type="band1Vert">
+      <w:tblPr/>
+      <w:tcPr>
+        <w:shd w:val="clear" w:color="auto" w:fill="F7CAAC" w:themeFill="accent2" w:themeFillTint="66"/>
+      </w:tcPr>
+    </w:tblStylePr>
+    <w:tblStylePr w:type="band1Horz">
+      <w:tblPr/>
+      <w:tcPr>
+        <w:shd w:val="clear" w:color="auto" w:fill="F7CAAC" w:themeFill="accent2" w:themeFillTint="66"/>
+      </w:tcPr>
+    </w:tblStylePr>
+  </w:style>
+  <w:style w:type="table" w:styleId="41">
+    <w:name w:val="Grid Table 4"/>
+    <w:basedOn w:val="a1"/>
+    <w:uiPriority w:val="49"/>
+    <w:rsid w:val="00333E61"/>
+    <w:pPr>
+      <w:spacing w:after="0" w:line="240" w:lineRule="auto"/>
+    </w:pPr>
+    <w:tblPr>
+      <w:tblStyleRowBandSize w:val="1"/>
+      <w:tblStyleColBandSize w:val="1"/>
+      <w:tblBorders>
+        <w:top w:val="single" w:sz="4" w:space="0" w:color="666666" w:themeColor="text1" w:themeTint="99"/>
+        <w:left w:val="single" w:sz="4" w:space="0" w:color="666666" w:themeColor="text1" w:themeTint="99"/>
+        <w:bottom w:val="single" w:sz="4" w:space="0" w:color="666666" w:themeColor="text1" w:themeTint="99"/>
+        <w:right w:val="single" w:sz="4" w:space="0" w:color="666666" w:themeColor="text1" w:themeTint="99"/>
+        <w:insideH w:val="single" w:sz="4" w:space="0" w:color="666666" w:themeColor="text1" w:themeTint="99"/>
+        <w:insideV w:val="single" w:sz="4" w:space="0" w:color="666666" w:themeColor="text1" w:themeTint="99"/>
+      </w:tblBorders>
+    </w:tblPr>
+    <w:tblStylePr w:type="firstRow">
+      <w:rPr>
+        <w:b/>
+        <w:bCs/>
+        <w:color w:val="FFFFFF" w:themeColor="background1"/>
+      </w:rPr>
+      <w:tblPr/>
+      <w:tcPr>
+        <w:tcBorders>
+          <w:top w:val="single" w:sz="4" w:space="0" w:color="000000" w:themeColor="text1"/>
+          <w:left w:val="single" w:sz="4" w:space="0" w:color="000000" w:themeColor="text1"/>
+          <w:bottom w:val="single" w:sz="4" w:space="0" w:color="000000" w:themeColor="text1"/>
+          <w:right w:val="single" w:sz="4" w:space="0" w:color="000000" w:themeColor="text1"/>
+          <w:insideH w:val="nil"/>
+          <w:insideV w:val="nil"/>
+        </w:tcBorders>
+        <w:shd w:val="clear" w:color="auto" w:fill="000000" w:themeFill="text1"/>
+      </w:tcPr>
+    </w:tblStylePr>
+    <w:tblStylePr w:type="lastRow">
+      <w:rPr>
+        <w:b/>
+        <w:bCs/>
+      </w:rPr>
+      <w:tblPr/>
+      <w:tcPr>
+        <w:tcBorders>
+          <w:top w:val="double" w:sz="4" w:space="0" w:color="000000" w:themeColor="text1"/>
+        </w:tcBorders>
+      </w:tcPr>
+    </w:tblStylePr>
+    <w:tblStylePr w:type="firstCol">
+      <w:rPr>
+        <w:b/>
+        <w:bCs/>
+      </w:rPr>
+    </w:tblStylePr>
+    <w:tblStylePr w:type="lastCol">
+      <w:rPr>
+        <w:b/>
+        <w:bCs/>
+      </w:rPr>
+    </w:tblStylePr>
+    <w:tblStylePr w:type="band1Vert">
+      <w:tblPr/>
+      <w:tcPr>
+        <w:shd w:val="clear" w:color="auto" w:fill="CCCCCC" w:themeFill="text1" w:themeFillTint="33"/>
+      </w:tcPr>
+    </w:tblStylePr>
+    <w:tblStylePr w:type="band1Horz">
+      <w:tblPr/>
+      <w:tcPr>
+        <w:shd w:val="clear" w:color="auto" w:fill="CCCCCC" w:themeFill="text1" w:themeFillTint="33"/>
+      </w:tcPr>
+    </w:tblStylePr>
+  </w:style>
+  <w:style w:type="table" w:styleId="4-3">
+    <w:name w:val="Grid Table 4 Accent 3"/>
+    <w:basedOn w:val="a1"/>
+    <w:uiPriority w:val="49"/>
+    <w:rsid w:val="00333E61"/>
+    <w:pPr>
+      <w:spacing w:after="0" w:line="240" w:lineRule="auto"/>
+    </w:pPr>
+    <w:tblPr>
+      <w:tblStyleRowBandSize w:val="1"/>
+      <w:tblStyleColBandSize w:val="1"/>
+      <w:tblBorders>
+        <w:top w:val="single" w:sz="4" w:space="0" w:color="C9C9C9" w:themeColor="accent3" w:themeTint="99"/>
+        <w:left w:val="single" w:sz="4" w:space="0" w:color="C9C9C9" w:themeColor="accent3" w:themeTint="99"/>
+        <w:bottom w:val="single" w:sz="4" w:space="0" w:color="C9C9C9" w:themeColor="accent3" w:themeTint="99"/>
+        <w:right w:val="single" w:sz="4" w:space="0" w:color="C9C9C9" w:themeColor="accent3" w:themeTint="99"/>
+        <w:insideH w:val="single" w:sz="4" w:space="0" w:color="C9C9C9" w:themeColor="accent3" w:themeTint="99"/>
+        <w:insideV w:val="single" w:sz="4" w:space="0" w:color="C9C9C9" w:themeColor="accent3" w:themeTint="99"/>
+      </w:tblBorders>
+    </w:tblPr>
+    <w:tblStylePr w:type="firstRow">
+      <w:rPr>
+        <w:b/>
+        <w:bCs/>
+        <w:color w:val="FFFFFF" w:themeColor="background1"/>
+      </w:rPr>
+      <w:tblPr/>
+      <w:tcPr>
+        <w:tcBorders>
+          <w:top w:val="single" w:sz="4" w:space="0" w:color="A5A5A5" w:themeColor="accent3"/>
+          <w:left w:val="single" w:sz="4" w:space="0" w:color="A5A5A5" w:themeColor="accent3"/>
+          <w:bottom w:val="single" w:sz="4" w:space="0" w:color="A5A5A5" w:themeColor="accent3"/>
+          <w:right w:val="single" w:sz="4" w:space="0" w:color="A5A5A5" w:themeColor="accent3"/>
+          <w:insideH w:val="nil"/>
+          <w:insideV w:val="nil"/>
+        </w:tcBorders>
+        <w:shd w:val="clear" w:color="auto" w:fill="A5A5A5" w:themeFill="accent3"/>
+      </w:tcPr>
+    </w:tblStylePr>
+    <w:tblStylePr w:type="lastRow">
+      <w:rPr>
+        <w:b/>
+        <w:bCs/>
+      </w:rPr>
+      <w:tblPr/>
+      <w:tcPr>
+        <w:tcBorders>
+          <w:top w:val="double" w:sz="4" w:space="0" w:color="A5A5A5" w:themeColor="accent3"/>
+        </w:tcBorders>
+      </w:tcPr>
+    </w:tblStylePr>
+    <w:tblStylePr w:type="firstCol">
+      <w:rPr>
+        <w:b/>
+        <w:bCs/>
+      </w:rPr>
+    </w:tblStylePr>
+    <w:tblStylePr w:type="lastCol">
+      <w:rPr>
+        <w:b/>
+        <w:bCs/>
+      </w:rPr>
+    </w:tblStylePr>
+    <w:tblStylePr w:type="band1Vert">
+      <w:tblPr/>
+      <w:tcPr>
+        <w:shd w:val="clear" w:color="auto" w:fill="EDEDED" w:themeFill="accent3" w:themeFillTint="33"/>
+      </w:tcPr>
+    </w:tblStylePr>
+    <w:tblStylePr w:type="band1Horz">
+      <w:tblPr/>
+      <w:tcPr>
+        <w:shd w:val="clear" w:color="auto" w:fill="EDEDED" w:themeFill="accent3" w:themeFillTint="33"/>
+      </w:tcPr>
+    </w:tblStylePr>
+  </w:style>
+  <w:style w:type="table" w:styleId="3-30">
+    <w:name w:val="Grid Table 3 Accent 3"/>
+    <w:basedOn w:val="a1"/>
+    <w:uiPriority w:val="48"/>
+    <w:rsid w:val="00E579D3"/>
+    <w:pPr>
+      <w:spacing w:after="0" w:line="240" w:lineRule="auto"/>
+    </w:pPr>
+    <w:tblPr>
+      <w:tblStyleRowBandSize w:val="1"/>
+      <w:tblStyleColBandSize w:val="1"/>
+      <w:tblBorders>
+        <w:top w:val="single" w:sz="4" w:space="0" w:color="C9C9C9" w:themeColor="accent3" w:themeTint="99"/>
+        <w:left w:val="single" w:sz="4" w:space="0" w:color="C9C9C9" w:themeColor="accent3" w:themeTint="99"/>
+        <w:bottom w:val="single" w:sz="4" w:space="0" w:color="C9C9C9" w:themeColor="accent3" w:themeTint="99"/>
+        <w:right w:val="single" w:sz="4" w:space="0" w:color="C9C9C9" w:themeColor="accent3" w:themeTint="99"/>
+        <w:insideH w:val="single" w:sz="4" w:space="0" w:color="C9C9C9" w:themeColor="accent3" w:themeTint="99"/>
+        <w:insideV w:val="single" w:sz="4" w:space="0" w:color="C9C9C9" w:themeColor="accent3" w:themeTint="99"/>
+      </w:tblBorders>
+    </w:tblPr>
+    <w:tblStylePr w:type="firstRow">
+      <w:rPr>
+        <w:b/>
+        <w:bCs/>
+      </w:rPr>
+      <w:tblPr/>
+      <w:tcPr>
+        <w:tcBorders>
+          <w:top w:val="nil"/>
+          <w:left w:val="nil"/>
+          <w:right w:val="nil"/>
+          <w:insideH w:val="nil"/>
+          <w:insideV w:val="nil"/>
+        </w:tcBorders>
+        <w:shd w:val="clear" w:color="auto" w:fill="FFFFFF" w:themeFill="background1"/>
+      </w:tcPr>
+    </w:tblStylePr>
+    <w:tblStylePr w:type="lastRow">
+      <w:rPr>
+        <w:b/>
+        <w:bCs/>
+      </w:rPr>
+      <w:tblPr/>
+      <w:tcPr>
+        <w:tcBorders>
+          <w:left w:val="nil"/>
+          <w:bottom w:val="nil"/>
+          <w:right w:val="nil"/>
+          <w:insideH w:val="nil"/>
+          <w:insideV w:val="nil"/>
+        </w:tcBorders>
+        <w:shd w:val="clear" w:color="auto" w:fill="FFFFFF" w:themeFill="background1"/>
+      </w:tcPr>
+    </w:tblStylePr>
+    <w:tblStylePr w:type="firstCol">
+      <w:pPr>
+        <w:jc w:val="right"/>
+      </w:pPr>
+      <w:rPr>
+        <w:i/>
+        <w:iCs/>
+      </w:rPr>
+      <w:tblPr/>
+      <w:tcPr>
+        <w:tcBorders>
+          <w:top w:val="nil"/>
+          <w:left w:val="nil"/>
+          <w:bottom w:val="nil"/>
+          <w:insideH w:val="nil"/>
+          <w:insideV w:val="nil"/>
+        </w:tcBorders>
+        <w:shd w:val="clear" w:color="auto" w:fill="FFFFFF" w:themeFill="background1"/>
+      </w:tcPr>
+    </w:tblStylePr>
+    <w:tblStylePr w:type="lastCol">
+      <w:rPr>
+        <w:i/>
+        <w:iCs/>
+      </w:rPr>
+      <w:tblPr/>
+      <w:tcPr>
+        <w:tcBorders>
+          <w:top w:val="nil"/>
+          <w:bottom w:val="nil"/>
+          <w:right w:val="nil"/>
+          <w:insideH w:val="nil"/>
+          <w:insideV w:val="nil"/>
+        </w:tcBorders>
+        <w:shd w:val="clear" w:color="auto" w:fill="FFFFFF" w:themeFill="background1"/>
+      </w:tcPr>
+    </w:tblStylePr>
+    <w:tblStylePr w:type="band1Vert">
+      <w:tblPr/>
+      <w:tcPr>
+        <w:shd w:val="clear" w:color="auto" w:fill="EDEDED" w:themeFill="accent3" w:themeFillTint="33"/>
+      </w:tcPr>
+    </w:tblStylePr>
+    <w:tblStylePr w:type="band1Horz">
+      <w:tblPr/>
+      <w:tcPr>
+        <w:shd w:val="clear" w:color="auto" w:fill="EDEDED" w:themeFill="accent3" w:themeFillTint="33"/>
+      </w:tcPr>
+    </w:tblStylePr>
+    <w:tblStylePr w:type="neCell">
+      <w:tblPr/>
+      <w:tcPr>
+        <w:tcBorders>
+          <w:bottom w:val="single" w:sz="4" w:space="0" w:color="C9C9C9" w:themeColor="accent3" w:themeTint="99"/>
+        </w:tcBorders>
+      </w:tcPr>
+    </w:tblStylePr>
+    <w:tblStylePr w:type="nwCell">
+      <w:tblPr/>
+      <w:tcPr>
+        <w:tcBorders>
+          <w:bottom w:val="single" w:sz="4" w:space="0" w:color="C9C9C9" w:themeColor="accent3" w:themeTint="99"/>
+        </w:tcBorders>
+      </w:tcPr>
+    </w:tblStylePr>
+    <w:tblStylePr w:type="seCell">
+      <w:tblPr/>
+      <w:tcPr>
+        <w:tcBorders>
+          <w:top w:val="single" w:sz="4" w:space="0" w:color="C9C9C9" w:themeColor="accent3" w:themeTint="99"/>
+        </w:tcBorders>
+      </w:tcPr>
+    </w:tblStylePr>
+    <w:tblStylePr w:type="swCell">
+      <w:tblPr/>
+      <w:tcPr>
+        <w:tcBorders>
+          <w:top w:val="single" w:sz="4" w:space="0" w:color="C9C9C9" w:themeColor="accent3" w:themeTint="99"/>
+        </w:tcBorders>
+      </w:tcPr>
+    </w:tblStylePr>
+  </w:style>
+  <w:style w:type="table" w:styleId="2-3">
+    <w:name w:val="Grid Table 2 Accent 3"/>
+    <w:basedOn w:val="a1"/>
+    <w:uiPriority w:val="47"/>
+    <w:rsid w:val="00E579D3"/>
+    <w:pPr>
+      <w:spacing w:after="0" w:line="240" w:lineRule="auto"/>
+    </w:pPr>
+    <w:tblPr>
+      <w:tblStyleRowBandSize w:val="1"/>
+      <w:tblStyleColBandSize w:val="1"/>
+      <w:tblBorders>
+        <w:top w:val="single" w:sz="2" w:space="0" w:color="C9C9C9" w:themeColor="accent3" w:themeTint="99"/>
+        <w:bottom w:val="single" w:sz="2" w:space="0" w:color="C9C9C9" w:themeColor="accent3" w:themeTint="99"/>
+        <w:insideH w:val="single" w:sz="2" w:space="0" w:color="C9C9C9" w:themeColor="accent3" w:themeTint="99"/>
+        <w:insideV w:val="single" w:sz="2" w:space="0" w:color="C9C9C9" w:themeColor="accent3" w:themeTint="99"/>
+      </w:tblBorders>
+    </w:tblPr>
+    <w:tblStylePr w:type="firstRow">
+      <w:rPr>
+        <w:b/>
+        <w:bCs/>
+      </w:rPr>
+      <w:tblPr/>
+      <w:tcPr>
+        <w:tcBorders>
+          <w:top w:val="nil"/>
+          <w:bottom w:val="single" w:sz="12" w:space="0" w:color="C9C9C9" w:themeColor="accent3" w:themeTint="99"/>
+          <w:insideH w:val="nil"/>
+          <w:insideV w:val="nil"/>
+        </w:tcBorders>
+        <w:shd w:val="clear" w:color="auto" w:fill="FFFFFF" w:themeFill="background1"/>
+      </w:tcPr>
+    </w:tblStylePr>
+    <w:tblStylePr w:type="lastRow">
+      <w:rPr>
+        <w:b/>
+        <w:bCs/>
+      </w:rPr>
+      <w:tblPr/>
+      <w:tcPr>
+        <w:tcBorders>
+          <w:top w:val="double" w:sz="2" w:space="0" w:color="C9C9C9" w:themeColor="accent3" w:themeTint="99"/>
+          <w:bottom w:val="nil"/>
+          <w:insideH w:val="nil"/>
+          <w:insideV w:val="nil"/>
+        </w:tcBorders>
+        <w:shd w:val="clear" w:color="auto" w:fill="FFFFFF" w:themeFill="background1"/>
+      </w:tcPr>
+    </w:tblStylePr>
+    <w:tblStylePr w:type="firstCol">
+      <w:rPr>
+        <w:b/>
+        <w:bCs/>
+      </w:rPr>
+    </w:tblStylePr>
+    <w:tblStylePr w:type="lastCol">
+      <w:rPr>
+        <w:b/>
+        <w:bCs/>
+      </w:rPr>
+    </w:tblStylePr>
+    <w:tblStylePr w:type="band1Vert">
+      <w:tblPr/>
+      <w:tcPr>
+        <w:shd w:val="clear" w:color="auto" w:fill="EDEDED" w:themeFill="accent3" w:themeFillTint="33"/>
+      </w:tcPr>
+    </w:tblStylePr>
+    <w:tblStylePr w:type="band1Horz">
+      <w:tblPr/>
+      <w:tcPr>
+        <w:shd w:val="clear" w:color="auto" w:fill="EDEDED" w:themeFill="accent3" w:themeFillTint="33"/>
+      </w:tcPr>
+    </w:tblStylePr>
+  </w:style>
 </w:styles>
 </file>
 
